--- a/storage/app/templates/worker-timesheet.docx
+++ b/storage/app/templates/worker-timesheet.docx
@@ -29,7 +29,7 @@
                     </pic:cNvPicPr>
                   </pic:nvPicPr>
                   <pic:blipFill>
-                    <a:blip r:embed="rId6"/>
+                    <a:blip r:embed="rId7"/>
                     <a:stretch>
                       <a:fillRect/>
                     </a:stretch>
@@ -336,7 +336,7 @@
                 <w:szCs w:val="28"/>
                 <w:rtl/>
               </w:rPr>
-              <w:t xml:space="preserve">   </w:t>
+              <w:t xml:space="preserve">  </w:t>
             </w:r>
             <w:r>
               <w:rPr>
@@ -545,7 +545,7 @@
                 <w:sz w:val="28"/>
                 <w:szCs w:val="28"/>
               </w:rPr>
-              <w:t xml:space="preserve">  </w:t>
+              <w:t xml:space="preserve"> </w:t>
             </w:r>
             <w:r>
               <w:rPr>
@@ -632,9 +632,18 @@
                 <w:rtl/>
                 <w:lang w:bidi="ar-EG"/>
               </w:rPr>
-              <w:t xml:space="preserve">رقم </w:t>
-            </w:r>
-            <w:proofErr w:type="gramStart"/>
+              <w:t>رقم البطاقة</w:t>
+            </w:r>
+            <w:r>
+              <w:rPr>
+                <w:rFonts w:asciiTheme="majorHAnsi" w:eastAsia="Calibri" w:hAnsiTheme="majorHAnsi" w:cs="Arial" w:hint="cs"/>
+                <w:sz w:val="28"/>
+                <w:szCs w:val="28"/>
+                <w:rtl/>
+                <w:lang w:bidi="ar-EG"/>
+              </w:rPr>
+              <w:t xml:space="preserve"> </w:t>
+            </w:r>
             <w:r>
               <w:rPr>
                 <w:rFonts w:asciiTheme="majorHAnsi" w:eastAsia="Calibri" w:hAnsiTheme="majorHAnsi" w:cs="Arial"/>
@@ -643,46 +652,16 @@
                 <w:rtl/>
                 <w:lang w:bidi="ar-EG"/>
               </w:rPr>
-              <w:t>البطاقة</w:t>
-            </w:r>
-            <w:r>
-              <w:rPr>
-                <w:rFonts w:asciiTheme="majorHAnsi" w:eastAsia="Calibri" w:hAnsiTheme="majorHAnsi" w:cs="Arial" w:hint="cs"/>
-                <w:sz w:val="28"/>
-                <w:szCs w:val="28"/>
-                <w:rtl/>
+              <w:t xml:space="preserve"> </w:t>
+            </w:r>
+            <w:r>
+              <w:rPr>
+                <w:rFonts w:asciiTheme="majorHAnsi" w:eastAsia="Calibri" w:hAnsiTheme="majorHAnsi" w:cs="Arial"/>
+                <w:sz w:val="28"/>
+                <w:szCs w:val="28"/>
                 <w:lang w:bidi="ar-EG"/>
               </w:rPr>
-              <w:t xml:space="preserve"> </w:t>
-            </w:r>
-            <w:r>
-              <w:rPr>
-                <w:rFonts w:asciiTheme="majorHAnsi" w:eastAsia="Calibri" w:hAnsiTheme="majorHAnsi" w:cs="Arial"/>
-                <w:sz w:val="28"/>
-                <w:szCs w:val="28"/>
-                <w:rtl/>
-                <w:lang w:bidi="ar-EG"/>
-              </w:rPr>
-              <w:t xml:space="preserve"> </w:t>
-            </w:r>
-            <w:r>
-              <w:rPr>
-                <w:rFonts w:asciiTheme="majorHAnsi" w:eastAsia="Calibri" w:hAnsiTheme="majorHAnsi" w:cs="Arial"/>
-                <w:sz w:val="28"/>
-                <w:szCs w:val="28"/>
-                <w:lang w:bidi="ar-EG"/>
-              </w:rPr>
-              <w:t>ID</w:t>
-            </w:r>
-            <w:proofErr w:type="gramEnd"/>
-            <w:r>
-              <w:rPr>
-                <w:rFonts w:asciiTheme="majorHAnsi" w:eastAsia="Calibri" w:hAnsiTheme="majorHAnsi" w:cs="Arial"/>
-                <w:sz w:val="28"/>
-                <w:szCs w:val="28"/>
-                <w:lang w:bidi="ar-EG"/>
-              </w:rPr>
-              <w:t xml:space="preserve"> Number</w:t>
+              <w:t>ID Number</w:t>
             </w:r>
           </w:p>
         </w:tc>
@@ -768,7 +747,7 @@
                 <w:szCs w:val="28"/>
                 <w:rtl/>
               </w:rPr>
-              <w:t xml:space="preserve">  </w:t>
+              <w:t xml:space="preserve"> </w:t>
             </w:r>
             <w:r>
               <w:rPr>
@@ -841,20 +820,8 @@
                 <w:rtl/>
                 <w:lang w:bidi="ar-EG"/>
               </w:rPr>
-              <w:t xml:space="preserve">وقت </w:t>
-            </w:r>
-            <w:proofErr w:type="spellStart"/>
-            <w:r>
-              <w:rPr>
-                <w:rFonts w:asciiTheme="majorHAnsi" w:eastAsia="Calibri" w:hAnsiTheme="majorHAnsi" w:cs="Arial" w:hint="cs"/>
-                <w:sz w:val="28"/>
-                <w:szCs w:val="28"/>
-                <w:rtl/>
-                <w:lang w:bidi="ar-EG"/>
-              </w:rPr>
-              <w:t>الشيفت</w:t>
-            </w:r>
-            <w:proofErr w:type="spellEnd"/>
+              <w:t>وقت الشيف</w:t>
+            </w:r>
             <w:r>
               <w:rPr>
                 <w:rFonts w:asciiTheme="majorHAnsi" w:eastAsia="Calibri" w:hAnsiTheme="majorHAnsi" w:cs="Arial"/>
@@ -2334,4 +2301,16 @@
   <a:objectDefaults/>
   <a:extraClrSchemeLst/>
 </a:theme>
+</file>
+
+<file path=customXml/item1.xml><?xml version="1.0" encoding="utf-8"?>
+<b:Sources xmlns:b="http://schemas.openxmlformats.org/officeDocument/2006/bibliography" xmlns="http://schemas.openxmlformats.org/officeDocument/2006/bibliography" SelectedStyle="\APASixthEditionOfficeOnline.xsl" StyleName="APA" Version="6"/>
+</file>
+
+<file path=customXml/itemProps1.xml><?xml version="1.0" encoding="utf-8"?>
+<ds:datastoreItem xmlns:ds="http://schemas.openxmlformats.org/officeDocument/2006/customXml" ds:itemID="{05F71009-9AF0-4DA7-9D25-6D731EC7FFBA}">
+  <ds:schemaRefs>
+    <ds:schemaRef ds:uri="http://schemas.openxmlformats.org/officeDocument/2006/bibliography"/>
+  </ds:schemaRefs>
+</ds:datastoreItem>
 </file>
--- a/storage/app/templates/worker-timesheet.docx
+++ b/storage/app/templates/worker-timesheet.docx
@@ -12,7 +12,7 @@
           <w:rtl/>
         </w:rPr>
         <w:drawing>
-          <wp:inline distT="0" distB="0" distL="0" distR="0" wp14:anchorId="1FB1CE1D" wp14:editId="033CFB1E">
+          <wp:inline distT="0" distB="0" distL="0" distR="0" wp14:anchorId="1FB1CE1D" wp14:editId="2D9DBA46">
             <wp:extent cx="5274310" cy="347980"/>
             <wp:effectExtent l="0" t="0" r="0" b="0"/>
             <wp:docPr id="36" name="Image35 Copy 1" descr="A picture containing company name  Description automatically generated"/>
@@ -336,7 +336,7 @@
                 <w:szCs w:val="28"/>
                 <w:rtl/>
               </w:rPr>
-              <w:t xml:space="preserve">  </w:t>
+              <w:t xml:space="preserve">   </w:t>
             </w:r>
             <w:r>
               <w:rPr>
@@ -545,7 +545,7 @@
                 <w:sz w:val="28"/>
                 <w:szCs w:val="28"/>
               </w:rPr>
-              <w:t xml:space="preserve"> </w:t>
+              <w:t xml:space="preserve">  </w:t>
             </w:r>
             <w:r>
               <w:rPr>
@@ -747,7 +747,7 @@
                 <w:szCs w:val="28"/>
                 <w:rtl/>
               </w:rPr>
-              <w:t xml:space="preserve"> </w:t>
+              <w:t xml:space="preserve">  </w:t>
             </w:r>
             <w:r>
               <w:rPr>
@@ -820,8 +820,20 @@
                 <w:rtl/>
                 <w:lang w:bidi="ar-EG"/>
               </w:rPr>
-              <w:t>وقت الشيف</w:t>
-            </w:r>
+              <w:t xml:space="preserve">وقت </w:t>
+            </w:r>
+            <w:proofErr w:type="spellStart"/>
+            <w:r>
+              <w:rPr>
+                <w:rFonts w:asciiTheme="majorHAnsi" w:eastAsia="Calibri" w:hAnsiTheme="majorHAnsi" w:cs="Arial" w:hint="cs"/>
+                <w:sz w:val="28"/>
+                <w:szCs w:val="28"/>
+                <w:rtl/>
+                <w:lang w:bidi="ar-EG"/>
+              </w:rPr>
+              <w:t>الشيفت</w:t>
+            </w:r>
+            <w:proofErr w:type="spellEnd"/>
             <w:r>
               <w:rPr>
                 <w:rFonts w:asciiTheme="majorHAnsi" w:eastAsia="Calibri" w:hAnsiTheme="majorHAnsi" w:cs="Arial"/>

--- a/storage/app/templates/worker-timesheet.docx
+++ b/storage/app/templates/worker-timesheet.docx
@@ -12,9 +12,17 @@
           <w:rtl/>
         </w:rPr>
         <w:drawing>
-          <wp:inline distT="0" distB="0" distL="0" distR="0" wp14:anchorId="1FB1CE1D" wp14:editId="2D9DBA46">
+          <wp:anchor distT="0" distB="0" distL="114300" distR="114300" simplePos="0" relativeHeight="251658240" behindDoc="0" locked="0" layoutInCell="1" allowOverlap="1" wp14:anchorId="1FB1CE1D" wp14:editId="6C34D225">
+            <wp:simplePos x="0" y="0"/>
+            <wp:positionH relativeFrom="column">
+              <wp:posOffset>333375</wp:posOffset>
+            </wp:positionH>
+            <wp:positionV relativeFrom="page">
+              <wp:posOffset>571500</wp:posOffset>
+            </wp:positionV>
             <wp:extent cx="5274310" cy="347980"/>
-            <wp:effectExtent l="0" t="0" r="0" b="0"/>
+            <wp:effectExtent l="0" t="0" r="2540" b="0"/>
+            <wp:wrapTopAndBottom/>
             <wp:docPr id="36" name="Image35 Copy 1" descr="A picture containing company name  Description automatically generated"/>
             <wp:cNvGraphicFramePr>
               <a:graphicFrameLocks xmlns:a="http://schemas.openxmlformats.org/drawingml/2006/main" noChangeAspect="1"/>
@@ -29,7 +37,13 @@
                     </pic:cNvPicPr>
                   </pic:nvPicPr>
                   <pic:blipFill>
-                    <a:blip r:embed="rId7"/>
+                    <a:blip r:embed="rId7">
+                      <a:extLst>
+                        <a:ext uri="{28A0092B-C50C-407E-A947-70E740481C1C}">
+                          <a14:useLocalDpi xmlns:a14="http://schemas.microsoft.com/office/drawing/2010/main" val="0"/>
+                        </a:ext>
+                      </a:extLst>
+                    </a:blip>
                     <a:stretch>
                       <a:fillRect/>
                     </a:stretch>
@@ -46,7 +60,7 @@
                 </pic:pic>
               </a:graphicData>
             </a:graphic>
-          </wp:inline>
+          </wp:anchor>
         </w:drawing>
       </w:r>
     </w:p>
@@ -336,7 +350,7 @@
                 <w:szCs w:val="28"/>
                 <w:rtl/>
               </w:rPr>
-              <w:t xml:space="preserve">   </w:t>
+              <w:t xml:space="preserve">  </w:t>
             </w:r>
             <w:r>
               <w:rPr>
@@ -545,7 +559,7 @@
                 <w:sz w:val="28"/>
                 <w:szCs w:val="28"/>
               </w:rPr>
-              <w:t xml:space="preserve">  </w:t>
+              <w:t xml:space="preserve"> </w:t>
             </w:r>
             <w:r>
               <w:rPr>
@@ -632,7 +646,18 @@
                 <w:rtl/>
                 <w:lang w:bidi="ar-EG"/>
               </w:rPr>
-              <w:t>رقم البطاقة</w:t>
+              <w:t xml:space="preserve">رقم </w:t>
+            </w:r>
+            <w:proofErr w:type="gramStart"/>
+            <w:r>
+              <w:rPr>
+                <w:rFonts w:asciiTheme="majorHAnsi" w:eastAsia="Calibri" w:hAnsiTheme="majorHAnsi" w:cs="Arial"/>
+                <w:sz w:val="28"/>
+                <w:szCs w:val="28"/>
+                <w:rtl/>
+                <w:lang w:bidi="ar-EG"/>
+              </w:rPr>
+              <w:t>البطاقة</w:t>
             </w:r>
             <w:r>
               <w:rPr>
@@ -661,7 +686,17 @@
                 <w:szCs w:val="28"/>
                 <w:lang w:bidi="ar-EG"/>
               </w:rPr>
-              <w:t>ID Number</w:t>
+              <w:t>ID</w:t>
+            </w:r>
+            <w:proofErr w:type="gramEnd"/>
+            <w:r>
+              <w:rPr>
+                <w:rFonts w:asciiTheme="majorHAnsi" w:eastAsia="Calibri" w:hAnsiTheme="majorHAnsi" w:cs="Arial"/>
+                <w:sz w:val="28"/>
+                <w:szCs w:val="28"/>
+                <w:lang w:bidi="ar-EG"/>
+              </w:rPr>
+              <w:t xml:space="preserve"> Number</w:t>
             </w:r>
           </w:p>
         </w:tc>
@@ -747,7 +782,7 @@
                 <w:szCs w:val="28"/>
                 <w:rtl/>
               </w:rPr>
-              <w:t xml:space="preserve">  </w:t>
+              <w:t xml:space="preserve"> </w:t>
             </w:r>
             <w:r>
               <w:rPr>
@@ -820,20 +855,8 @@
                 <w:rtl/>
                 <w:lang w:bidi="ar-EG"/>
               </w:rPr>
-              <w:t xml:space="preserve">وقت </w:t>
-            </w:r>
-            <w:proofErr w:type="spellStart"/>
-            <w:r>
-              <w:rPr>
-                <w:rFonts w:asciiTheme="majorHAnsi" w:eastAsia="Calibri" w:hAnsiTheme="majorHAnsi" w:cs="Arial" w:hint="cs"/>
-                <w:sz w:val="28"/>
-                <w:szCs w:val="28"/>
-                <w:rtl/>
-                <w:lang w:bidi="ar-EG"/>
-              </w:rPr>
-              <w:t>الشيفت</w:t>
-            </w:r>
-            <w:proofErr w:type="spellEnd"/>
+              <w:t>وقت الشيف</w:t>
+            </w:r>
             <w:r>
               <w:rPr>
                 <w:rFonts w:asciiTheme="majorHAnsi" w:eastAsia="Calibri" w:hAnsiTheme="majorHAnsi" w:cs="Arial"/>

--- a/storage/app/templates/worker-timesheet.docx
+++ b/storage/app/templates/worker-timesheet.docx
@@ -12,17 +12,9 @@
           <w:rtl/>
         </w:rPr>
         <w:drawing>
-          <wp:anchor distT="0" distB="0" distL="114300" distR="114300" simplePos="0" relativeHeight="251658240" behindDoc="0" locked="0" layoutInCell="1" allowOverlap="1" wp14:anchorId="1FB1CE1D" wp14:editId="6C34D225">
-            <wp:simplePos x="0" y="0"/>
-            <wp:positionH relativeFrom="column">
-              <wp:posOffset>333375</wp:posOffset>
-            </wp:positionH>
-            <wp:positionV relativeFrom="page">
-              <wp:posOffset>571500</wp:posOffset>
-            </wp:positionV>
+          <wp:inline distT="0" distB="0" distL="0" distR="0" wp14:anchorId="1FB1CE1D" wp14:editId="2D9DBA46">
             <wp:extent cx="5274310" cy="347980"/>
-            <wp:effectExtent l="0" t="0" r="2540" b="0"/>
-            <wp:wrapTopAndBottom/>
+            <wp:effectExtent l="0" t="0" r="0" b="0"/>
             <wp:docPr id="36" name="Image35 Copy 1" descr="A picture containing company name  Description automatically generated"/>
             <wp:cNvGraphicFramePr>
               <a:graphicFrameLocks xmlns:a="http://schemas.openxmlformats.org/drawingml/2006/main" noChangeAspect="1"/>
@@ -37,13 +29,7 @@
                     </pic:cNvPicPr>
                   </pic:nvPicPr>
                   <pic:blipFill>
-                    <a:blip r:embed="rId7">
-                      <a:extLst>
-                        <a:ext uri="{28A0092B-C50C-407E-A947-70E740481C1C}">
-                          <a14:useLocalDpi xmlns:a14="http://schemas.microsoft.com/office/drawing/2010/main" val="0"/>
-                        </a:ext>
-                      </a:extLst>
-                    </a:blip>
+                    <a:blip r:embed="rId7"/>
                     <a:stretch>
                       <a:fillRect/>
                     </a:stretch>
@@ -60,7 +46,7 @@
                 </pic:pic>
               </a:graphicData>
             </a:graphic>
-          </wp:anchor>
+          </wp:inline>
         </w:drawing>
       </w:r>
     </w:p>
@@ -350,7 +336,7 @@
                 <w:szCs w:val="28"/>
                 <w:rtl/>
               </w:rPr>
-              <w:t xml:space="preserve">  </w:t>
+              <w:t xml:space="preserve">   </w:t>
             </w:r>
             <w:r>
               <w:rPr>
@@ -559,7 +545,7 @@
                 <w:sz w:val="28"/>
                 <w:szCs w:val="28"/>
               </w:rPr>
-              <w:t xml:space="preserve"> </w:t>
+              <w:t xml:space="preserve">  </w:t>
             </w:r>
             <w:r>
               <w:rPr>
@@ -646,9 +632,18 @@
                 <w:rtl/>
                 <w:lang w:bidi="ar-EG"/>
               </w:rPr>
-              <w:t xml:space="preserve">رقم </w:t>
-            </w:r>
-            <w:proofErr w:type="gramStart"/>
+              <w:t>رقم البطاقة</w:t>
+            </w:r>
+            <w:r>
+              <w:rPr>
+                <w:rFonts w:asciiTheme="majorHAnsi" w:eastAsia="Calibri" w:hAnsiTheme="majorHAnsi" w:cs="Arial" w:hint="cs"/>
+                <w:sz w:val="28"/>
+                <w:szCs w:val="28"/>
+                <w:rtl/>
+                <w:lang w:bidi="ar-EG"/>
+              </w:rPr>
+              <w:t xml:space="preserve"> </w:t>
+            </w:r>
             <w:r>
               <w:rPr>
                 <w:rFonts w:asciiTheme="majorHAnsi" w:eastAsia="Calibri" w:hAnsiTheme="majorHAnsi" w:cs="Arial"/>
@@ -657,46 +652,16 @@
                 <w:rtl/>
                 <w:lang w:bidi="ar-EG"/>
               </w:rPr>
-              <w:t>البطاقة</w:t>
-            </w:r>
-            <w:r>
-              <w:rPr>
-                <w:rFonts w:asciiTheme="majorHAnsi" w:eastAsia="Calibri" w:hAnsiTheme="majorHAnsi" w:cs="Arial" w:hint="cs"/>
-                <w:sz w:val="28"/>
-                <w:szCs w:val="28"/>
-                <w:rtl/>
+              <w:t xml:space="preserve"> </w:t>
+            </w:r>
+            <w:r>
+              <w:rPr>
+                <w:rFonts w:asciiTheme="majorHAnsi" w:eastAsia="Calibri" w:hAnsiTheme="majorHAnsi" w:cs="Arial"/>
+                <w:sz w:val="28"/>
+                <w:szCs w:val="28"/>
                 <w:lang w:bidi="ar-EG"/>
               </w:rPr>
-              <w:t xml:space="preserve"> </w:t>
-            </w:r>
-            <w:r>
-              <w:rPr>
-                <w:rFonts w:asciiTheme="majorHAnsi" w:eastAsia="Calibri" w:hAnsiTheme="majorHAnsi" w:cs="Arial"/>
-                <w:sz w:val="28"/>
-                <w:szCs w:val="28"/>
-                <w:rtl/>
-                <w:lang w:bidi="ar-EG"/>
-              </w:rPr>
-              <w:t xml:space="preserve"> </w:t>
-            </w:r>
-            <w:r>
-              <w:rPr>
-                <w:rFonts w:asciiTheme="majorHAnsi" w:eastAsia="Calibri" w:hAnsiTheme="majorHAnsi" w:cs="Arial"/>
-                <w:sz w:val="28"/>
-                <w:szCs w:val="28"/>
-                <w:lang w:bidi="ar-EG"/>
-              </w:rPr>
-              <w:t>ID</w:t>
-            </w:r>
-            <w:proofErr w:type="gramEnd"/>
-            <w:r>
-              <w:rPr>
-                <w:rFonts w:asciiTheme="majorHAnsi" w:eastAsia="Calibri" w:hAnsiTheme="majorHAnsi" w:cs="Arial"/>
-                <w:sz w:val="28"/>
-                <w:szCs w:val="28"/>
-                <w:lang w:bidi="ar-EG"/>
-              </w:rPr>
-              <w:t xml:space="preserve"> Number</w:t>
+              <w:t>ID Number</w:t>
             </w:r>
           </w:p>
         </w:tc>
@@ -782,7 +747,7 @@
                 <w:szCs w:val="28"/>
                 <w:rtl/>
               </w:rPr>
-              <w:t xml:space="preserve"> </w:t>
+              <w:t xml:space="preserve">  </w:t>
             </w:r>
             <w:r>
               <w:rPr>
@@ -855,8 +820,20 @@
                 <w:rtl/>
                 <w:lang w:bidi="ar-EG"/>
               </w:rPr>
-              <w:t>وقت الشيف</w:t>
-            </w:r>
+              <w:t xml:space="preserve">وقت </w:t>
+            </w:r>
+            <w:proofErr w:type="spellStart"/>
+            <w:r>
+              <w:rPr>
+                <w:rFonts w:asciiTheme="majorHAnsi" w:eastAsia="Calibri" w:hAnsiTheme="majorHAnsi" w:cs="Arial" w:hint="cs"/>
+                <w:sz w:val="28"/>
+                <w:szCs w:val="28"/>
+                <w:rtl/>
+                <w:lang w:bidi="ar-EG"/>
+              </w:rPr>
+              <w:t>الشيفت</w:t>
+            </w:r>
+            <w:proofErr w:type="spellEnd"/>
             <w:r>
               <w:rPr>
                 <w:rFonts w:asciiTheme="majorHAnsi" w:eastAsia="Calibri" w:hAnsiTheme="majorHAnsi" w:cs="Arial"/>

--- a/storage/app/templates/worker-timesheet.docx
+++ b/storage/app/templates/worker-timesheet.docx
@@ -12,9 +12,9 @@
           <w:rtl/>
         </w:rPr>
         <w:drawing>
-          <wp:inline distT="0" distB="0" distL="0" distR="0" wp14:anchorId="1FB1CE1D" wp14:editId="2D9DBA46">
+          <wp:inline distT="0" distB="0" distL="0" distR="0" wp14:anchorId="0C14ABC9" wp14:editId="1117A07A">
             <wp:extent cx="5274310" cy="347980"/>
-            <wp:effectExtent l="0" t="0" r="0" b="0"/>
+            <wp:effectExtent l="0" t="0" r="2540" b="0"/>
             <wp:docPr id="36" name="Image35 Copy 1" descr="A picture containing company name  Description automatically generated"/>
             <wp:cNvGraphicFramePr>
               <a:graphicFrameLocks xmlns:a="http://schemas.openxmlformats.org/drawingml/2006/main" noChangeAspect="1"/>
@@ -29,7 +29,13 @@
                     </pic:cNvPicPr>
                   </pic:nvPicPr>
                   <pic:blipFill>
-                    <a:blip r:embed="rId7"/>
+                    <a:blip r:embed="rId5">
+                      <a:extLst>
+                        <a:ext uri="{28A0092B-C50C-407E-A947-70E740481C1C}">
+                          <a14:useLocalDpi xmlns:a14="http://schemas.microsoft.com/office/drawing/2010/main" val="0"/>
+                        </a:ext>
+                      </a:extLst>
+                    </a:blip>
                     <a:stretch>
                       <a:fillRect/>
                     </a:stretch>
@@ -60,9 +66,9 @@
         <w:tblLook w:val="04A0" w:firstRow="1" w:lastRow="0" w:firstColumn="1" w:lastColumn="0" w:noHBand="0" w:noVBand="1"/>
       </w:tblPr>
       <w:tblGrid>
-        <w:gridCol w:w="3374"/>
-        <w:gridCol w:w="2934"/>
-        <w:gridCol w:w="2827"/>
+        <w:gridCol w:w="3375"/>
+        <w:gridCol w:w="2551"/>
+        <w:gridCol w:w="3209"/>
         <w:gridCol w:w="2655"/>
       </w:tblGrid>
       <w:tr>
@@ -71,7 +77,7 @@
         </w:trPr>
         <w:tc>
           <w:tcPr>
-            <w:tcW w:w="3374" w:type="dxa"/>
+            <w:tcW w:w="3375" w:type="dxa"/>
             <w:shd w:val="clear" w:color="auto" w:fill="B8CCE4" w:themeFill="accent1" w:themeFillTint="66"/>
           </w:tcPr>
           <w:p>
@@ -82,25 +88,14 @@
                 <w:szCs w:val="28"/>
               </w:rPr>
             </w:pPr>
-            <w:proofErr w:type="spellStart"/>
-            <w:r>
-              <w:rPr>
-                <w:rFonts w:asciiTheme="majorHAnsi" w:eastAsia="Calibri" w:hAnsiTheme="majorHAnsi"/>
-                <w:sz w:val="28"/>
-                <w:szCs w:val="28"/>
-                <w:rtl/>
-              </w:rPr>
-              <w:t>إسم</w:t>
-            </w:r>
-            <w:proofErr w:type="spellEnd"/>
-            <w:r>
-              <w:rPr>
-                <w:rFonts w:asciiTheme="majorHAnsi" w:eastAsia="Calibri" w:hAnsiTheme="majorHAnsi"/>
-                <w:sz w:val="28"/>
-                <w:szCs w:val="28"/>
-                <w:rtl/>
-              </w:rPr>
-              <w:t xml:space="preserve"> المشروع </w:t>
+            <w:r>
+              <w:rPr>
+                <w:rFonts w:asciiTheme="majorHAnsi" w:eastAsia="Calibri" w:hAnsiTheme="majorHAnsi"/>
+                <w:sz w:val="28"/>
+                <w:szCs w:val="28"/>
+                <w:rtl/>
+              </w:rPr>
+              <w:t xml:space="preserve">إسم المشروع </w:t>
             </w:r>
             <w:r>
               <w:rPr>
@@ -123,9 +118,96 @@
         </w:tc>
         <w:tc>
           <w:tcPr>
-            <w:tcW w:w="8416" w:type="dxa"/>
+            <w:tcW w:w="8415" w:type="dxa"/>
             <w:gridSpan w:val="3"/>
           </w:tcPr>
+          <w:p>
+            <w:pPr>
+              <w:jc w:val="center"/>
+              <w:rPr>
+                <w:rFonts w:asciiTheme="majorHAnsi" w:eastAsia="Calibri" w:hAnsiTheme="majorHAnsi"/>
+                <w:b/>
+                <w:bCs/>
+                <w:sz w:val="32"/>
+                <w:szCs w:val="32"/>
+              </w:rPr>
+            </w:pPr>
+            <w:r>
+              <w:rPr>
+                <w:rFonts w:asciiTheme="majorHAnsi" w:eastAsia="Calibri" w:hAnsiTheme="majorHAnsi"/>
+                <w:b/>
+                <w:bCs/>
+                <w:sz w:val="32"/>
+                <w:szCs w:val="32"/>
+                <w:rtl/>
+              </w:rPr>
+              <w:t>محطة كهرباء أبيدوس</w:t>
+            </w:r>
+            <w:r>
+              <w:rPr>
+                <w:rFonts w:asciiTheme="majorHAnsi" w:eastAsia="Calibri" w:hAnsiTheme="majorHAnsi" w:cs="Arial"/>
+                <w:b/>
+                <w:bCs/>
+                <w:sz w:val="32"/>
+                <w:szCs w:val="32"/>
+              </w:rPr>
+              <w:t>2</w:t>
+            </w:r>
+            <w:r>
+              <w:rPr>
+                <w:rFonts w:asciiTheme="majorHAnsi" w:eastAsia="Calibri" w:hAnsiTheme="majorHAnsi" w:cs="Arial"/>
+                <w:b/>
+                <w:bCs/>
+                <w:sz w:val="32"/>
+                <w:szCs w:val="32"/>
+                <w:rtl/>
+              </w:rPr>
+              <w:t xml:space="preserve"> </w:t>
+            </w:r>
+            <w:r>
+              <w:rPr>
+                <w:rFonts w:asciiTheme="majorHAnsi" w:eastAsia="Calibri" w:hAnsiTheme="majorHAnsi"/>
+                <w:b/>
+                <w:bCs/>
+                <w:sz w:val="32"/>
+                <w:szCs w:val="32"/>
+                <w:rtl/>
+              </w:rPr>
+              <w:t xml:space="preserve">للطاقة الشمسية بقدرة </w:t>
+            </w:r>
+            <w:r>
+              <w:rPr>
+                <w:rFonts w:asciiTheme="majorHAnsi" w:eastAsia="Calibri" w:hAnsiTheme="majorHAnsi" w:cs="Arial"/>
+                <w:b/>
+                <w:bCs/>
+                <w:sz w:val="32"/>
+                <w:szCs w:val="32"/>
+              </w:rPr>
+              <w:t>1000</w:t>
+            </w:r>
+            <w:r>
+              <w:rPr>
+                <w:rFonts w:asciiTheme="majorHAnsi" w:eastAsia="Calibri" w:hAnsiTheme="majorHAnsi" w:cs="Arial"/>
+                <w:b/>
+                <w:bCs/>
+                <w:sz w:val="32"/>
+                <w:szCs w:val="32"/>
+                <w:rtl/>
+              </w:rPr>
+              <w:t xml:space="preserve"> </w:t>
+            </w:r>
+            <w:r>
+              <w:rPr>
+                <w:rFonts w:asciiTheme="majorHAnsi" w:eastAsia="Calibri" w:hAnsiTheme="majorHAnsi"/>
+                <w:b/>
+                <w:bCs/>
+                <w:sz w:val="32"/>
+                <w:szCs w:val="32"/>
+                <w:rtl/>
+              </w:rPr>
+              <w:t xml:space="preserve">ميجاوات </w:t>
+            </w:r>
+          </w:p>
           <w:p>
             <w:pPr>
               <w:jc w:val="center"/>
@@ -143,34 +225,11 @@
                 <w:rFonts w:asciiTheme="majorHAnsi" w:eastAsia="Calibri" w:hAnsiTheme="majorHAnsi" w:cs="Arial"/>
                 <w:b/>
                 <w:bCs/>
-                <w:sz w:val="28"/>
-                <w:szCs w:val="28"/>
-                <w:rtl/>
-              </w:rPr>
-              <w:t>${</w:t>
-            </w:r>
-            <w:proofErr w:type="spellStart"/>
-            <w:r>
-              <w:rPr>
-                <w:rFonts w:asciiTheme="majorHAnsi" w:eastAsia="Calibri" w:hAnsiTheme="majorHAnsi"/>
-                <w:b/>
-                <w:bCs/>
-                <w:sz w:val="28"/>
-                <w:szCs w:val="28"/>
-              </w:rPr>
-              <w:t>project_name_en</w:t>
-            </w:r>
-            <w:proofErr w:type="spellEnd"/>
-            <w:r>
-              <w:rPr>
-                <w:rFonts w:asciiTheme="majorHAnsi" w:eastAsia="Calibri" w:hAnsiTheme="majorHAnsi" w:cs="Arial"/>
-                <w:b/>
-                <w:bCs/>
-                <w:sz w:val="28"/>
-                <w:szCs w:val="28"/>
-                <w:rtl/>
-              </w:rPr>
-              <w:t>}</w:t>
+                <w:sz w:val="32"/>
+                <w:szCs w:val="32"/>
+                <w:lang w:bidi="ar-EG"/>
+              </w:rPr>
+              <w:t>PV Power Plant Abydos 2 Solar (MW1000)</w:t>
             </w:r>
           </w:p>
         </w:tc>
@@ -181,7 +240,7 @@
         </w:trPr>
         <w:tc>
           <w:tcPr>
-            <w:tcW w:w="3374" w:type="dxa"/>
+            <w:tcW w:w="3375" w:type="dxa"/>
             <w:shd w:val="clear" w:color="auto" w:fill="B8CCE4" w:themeFill="accent1" w:themeFillTint="66"/>
           </w:tcPr>
           <w:p>
@@ -192,25 +251,14 @@
                 <w:szCs w:val="28"/>
               </w:rPr>
             </w:pPr>
-            <w:proofErr w:type="spellStart"/>
-            <w:r>
-              <w:rPr>
-                <w:rFonts w:asciiTheme="majorHAnsi" w:eastAsia="Calibri" w:hAnsiTheme="majorHAnsi"/>
-                <w:sz w:val="28"/>
-                <w:szCs w:val="28"/>
-                <w:rtl/>
-              </w:rPr>
-              <w:t>إسم</w:t>
-            </w:r>
-            <w:proofErr w:type="spellEnd"/>
-            <w:r>
-              <w:rPr>
-                <w:rFonts w:asciiTheme="majorHAnsi" w:eastAsia="Calibri" w:hAnsiTheme="majorHAnsi"/>
-                <w:sz w:val="28"/>
-                <w:szCs w:val="28"/>
-                <w:rtl/>
-              </w:rPr>
-              <w:t xml:space="preserve"> الشركة </w:t>
+            <w:r>
+              <w:rPr>
+                <w:rFonts w:asciiTheme="majorHAnsi" w:eastAsia="Calibri" w:hAnsiTheme="majorHAnsi"/>
+                <w:sz w:val="28"/>
+                <w:szCs w:val="28"/>
+                <w:rtl/>
+              </w:rPr>
+              <w:t xml:space="preserve">إسم الشركة </w:t>
             </w:r>
             <w:r>
               <w:rPr>
@@ -233,7 +281,7 @@
         </w:tc>
         <w:tc>
           <w:tcPr>
-            <w:tcW w:w="8416" w:type="dxa"/>
+            <w:tcW w:w="8415" w:type="dxa"/>
             <w:gridSpan w:val="3"/>
           </w:tcPr>
           <w:p>
@@ -252,32 +300,55 @@
                 <w:rFonts w:asciiTheme="majorHAnsi" w:eastAsia="Calibri" w:hAnsiTheme="majorHAnsi"/>
                 <w:b/>
                 <w:bCs/>
-                <w:sz w:val="28"/>
-                <w:szCs w:val="28"/>
-              </w:rPr>
-              <w:t>${</w:t>
-            </w:r>
-            <w:proofErr w:type="spellStart"/>
-            <w:r>
-              <w:rPr>
-                <w:rFonts w:asciiTheme="majorHAnsi" w:eastAsia="Calibri" w:hAnsiTheme="majorHAnsi"/>
-                <w:b/>
-                <w:bCs/>
-                <w:sz w:val="28"/>
-                <w:szCs w:val="28"/>
-              </w:rPr>
-              <w:t>company_name</w:t>
-            </w:r>
-            <w:proofErr w:type="spellEnd"/>
-            <w:r>
-              <w:rPr>
-                <w:rFonts w:asciiTheme="majorHAnsi" w:eastAsia="Calibri" w:hAnsiTheme="majorHAnsi"/>
-                <w:b/>
-                <w:bCs/>
-                <w:sz w:val="28"/>
-                <w:szCs w:val="28"/>
-              </w:rPr>
-              <w:t>}</w:t>
+                <w:sz w:val="32"/>
+                <w:szCs w:val="32"/>
+                <w:rtl/>
+              </w:rPr>
+              <w:t>تحالف الشيماء الزراعية للمقاولات والتوريدات</w:t>
+            </w:r>
+            <w:r>
+              <w:rPr>
+                <w:rFonts w:asciiTheme="majorHAnsi" w:eastAsia="Calibri" w:hAnsiTheme="majorHAnsi" w:cs="Arial"/>
+                <w:b/>
+                <w:bCs/>
+                <w:sz w:val="32"/>
+                <w:szCs w:val="32"/>
+                <w:rtl/>
+              </w:rPr>
+              <w:t>+</w:t>
+            </w:r>
+            <w:r>
+              <w:rPr>
+                <w:rFonts w:asciiTheme="majorHAnsi" w:eastAsia="Calibri" w:hAnsiTheme="majorHAnsi" w:cs="Arial"/>
+                <w:b/>
+                <w:bCs/>
+                <w:sz w:val="32"/>
+                <w:szCs w:val="32"/>
+                <w:lang w:bidi="ar-EG"/>
+              </w:rPr>
+              <w:t>FM</w:t>
+            </w:r>
+            <w:r>
+              <w:rPr>
+                <w:rFonts w:asciiTheme="majorHAnsi" w:eastAsia="Calibri" w:hAnsiTheme="majorHAnsi" w:cs="Arial"/>
+                <w:b/>
+                <w:bCs/>
+                <w:sz w:val="32"/>
+                <w:szCs w:val="32"/>
+                <w:rtl/>
+              </w:rPr>
+              <w:t xml:space="preserve"> </w:t>
+            </w:r>
+            <w:r>
+              <w:rPr>
+                <w:rFonts w:asciiTheme="majorHAnsi" w:eastAsia="Calibri" w:hAnsiTheme="majorHAnsi"/>
+                <w:b/>
+                <w:bCs/>
+                <w:sz w:val="32"/>
+                <w:szCs w:val="32"/>
+                <w:rtl/>
+              </w:rPr>
+              <w:t>للمقاولات</w:t>
             </w:r>
           </w:p>
         </w:tc>
@@ -289,7 +360,7 @@
         </w:trPr>
         <w:tc>
           <w:tcPr>
-            <w:tcW w:w="3374" w:type="dxa"/>
+            <w:tcW w:w="3375" w:type="dxa"/>
             <w:shd w:val="clear" w:color="auto" w:fill="B8CCE4" w:themeFill="accent1" w:themeFillTint="66"/>
           </w:tcPr>
           <w:p>
@@ -300,25 +371,14 @@
                 <w:szCs w:val="28"/>
               </w:rPr>
             </w:pPr>
-            <w:proofErr w:type="spellStart"/>
-            <w:r>
-              <w:rPr>
-                <w:rFonts w:asciiTheme="majorHAnsi" w:eastAsia="Calibri" w:hAnsiTheme="majorHAnsi"/>
-                <w:sz w:val="28"/>
-                <w:szCs w:val="28"/>
-                <w:rtl/>
-              </w:rPr>
-              <w:t>إسم</w:t>
-            </w:r>
-            <w:proofErr w:type="spellEnd"/>
-            <w:r>
-              <w:rPr>
-                <w:rFonts w:asciiTheme="majorHAnsi" w:eastAsia="Calibri" w:hAnsiTheme="majorHAnsi"/>
-                <w:sz w:val="28"/>
-                <w:szCs w:val="28"/>
-                <w:rtl/>
-              </w:rPr>
-              <w:t xml:space="preserve"> العامل</w:t>
+            <w:r>
+              <w:rPr>
+                <w:rFonts w:asciiTheme="majorHAnsi" w:eastAsia="Calibri" w:hAnsiTheme="majorHAnsi"/>
+                <w:sz w:val="28"/>
+                <w:szCs w:val="28"/>
+                <w:rtl/>
+              </w:rPr>
+              <w:t>إسم العامل</w:t>
             </w:r>
             <w:r>
               <w:rPr>
@@ -350,7 +410,7 @@
         </w:tc>
         <w:tc>
           <w:tcPr>
-            <w:tcW w:w="2934" w:type="dxa"/>
+            <w:tcW w:w="2551" w:type="dxa"/>
           </w:tcPr>
           <w:p>
             <w:pPr>
@@ -374,124 +434,88 @@
                 <w:szCs w:val="24"/>
                 <w:lang w:bidi="ar-EG"/>
               </w:rPr>
-              <w:t>${</w:t>
-            </w:r>
-            <w:proofErr w:type="spellStart"/>
-            <w:r>
-              <w:rPr>
-                <w:rFonts w:asciiTheme="majorHAnsi" w:eastAsia="Calibri" w:hAnsiTheme="majorHAnsi"/>
-                <w:b/>
-                <w:bCs/>
-                <w:sz w:val="24"/>
-                <w:szCs w:val="24"/>
+              <w:t>${worker_name}</w:t>
+            </w:r>
+          </w:p>
+        </w:tc>
+        <w:tc>
+          <w:tcPr>
+            <w:tcW w:w="3209" w:type="dxa"/>
+            <w:shd w:val="clear" w:color="auto" w:fill="B8CCE4" w:themeFill="accent1" w:themeFillTint="66"/>
+          </w:tcPr>
+          <w:p>
+            <w:pPr>
+              <w:rPr>
+                <w:rFonts w:asciiTheme="majorHAnsi" w:hAnsiTheme="majorHAnsi"/>
+                <w:sz w:val="28"/>
+                <w:szCs w:val="28"/>
                 <w:lang w:bidi="ar-EG"/>
               </w:rPr>
-              <w:t>worker_name</w:t>
-            </w:r>
-            <w:proofErr w:type="spellEnd"/>
-            <w:r>
-              <w:rPr>
-                <w:rFonts w:asciiTheme="majorHAnsi" w:eastAsia="Calibri" w:hAnsiTheme="majorHAnsi"/>
-                <w:b/>
-                <w:bCs/>
-                <w:sz w:val="24"/>
-                <w:szCs w:val="24"/>
+            </w:pPr>
+            <w:r>
+              <w:rPr>
+                <w:rFonts w:asciiTheme="majorHAnsi" w:eastAsia="Calibri" w:hAnsiTheme="majorHAnsi" w:hint="cs"/>
+                <w:sz w:val="28"/>
+                <w:szCs w:val="28"/>
+                <w:rtl/>
+              </w:rPr>
+              <w:t>موبايل</w:t>
+            </w:r>
+            <w:r>
+              <w:rPr>
+                <w:rFonts w:asciiTheme="majorHAnsi" w:eastAsia="Calibri" w:hAnsiTheme="majorHAnsi" w:hint="cs"/>
+                <w:sz w:val="28"/>
+                <w:szCs w:val="28"/>
+                <w:rtl/>
+              </w:rPr>
+              <w:t xml:space="preserve">      </w:t>
+            </w:r>
+            <w:r>
+              <w:rPr>
+                <w:rFonts w:asciiTheme="majorHAnsi" w:eastAsia="Calibri" w:hAnsiTheme="majorHAnsi"/>
+                <w:sz w:val="28"/>
+                <w:szCs w:val="28"/>
+                <w:rtl/>
+              </w:rPr>
+              <w:t xml:space="preserve"> </w:t>
+            </w:r>
+            <w:r>
+              <w:rPr>
+                <w:rFonts w:asciiTheme="majorHAnsi" w:eastAsia="Calibri" w:hAnsiTheme="majorHAnsi" w:cs="Arial"/>
+                <w:sz w:val="28"/>
+                <w:szCs w:val="28"/>
                 <w:lang w:bidi="ar-EG"/>
               </w:rPr>
-              <w:t>}</w:t>
-            </w:r>
-          </w:p>
-        </w:tc>
-        <w:tc>
-          <w:tcPr>
-            <w:tcW w:w="2827" w:type="dxa"/>
-            <w:shd w:val="clear" w:color="auto" w:fill="B8CCE4" w:themeFill="accent1" w:themeFillTint="66"/>
-          </w:tcPr>
-          <w:p>
-            <w:pPr>
-              <w:rPr>
-                <w:rFonts w:asciiTheme="majorHAnsi" w:hAnsiTheme="majorHAnsi"/>
-                <w:sz w:val="28"/>
-                <w:szCs w:val="28"/>
+              <w:t>Mobile Number</w:t>
+            </w:r>
+          </w:p>
+        </w:tc>
+        <w:tc>
+          <w:tcPr>
+            <w:tcW w:w="2655" w:type="dxa"/>
+          </w:tcPr>
+          <w:p>
+            <w:pPr>
+              <w:jc w:val="center"/>
+              <w:rPr>
+                <w:rFonts w:asciiTheme="majorHAnsi" w:hAnsiTheme="majorHAnsi" w:hint="cs"/>
+                <w:b/>
+                <w:bCs/>
+                <w:sz w:val="28"/>
+                <w:szCs w:val="28"/>
+                <w:rtl/>
                 <w:lang w:bidi="ar-EG"/>
               </w:rPr>
             </w:pPr>
             <w:r>
               <w:rPr>
-                <w:rFonts w:asciiTheme="majorHAnsi" w:eastAsia="Calibri" w:hAnsiTheme="majorHAnsi" w:hint="cs"/>
-                <w:sz w:val="28"/>
-                <w:szCs w:val="28"/>
-                <w:rtl/>
-              </w:rPr>
-              <w:t>موبايل</w:t>
-            </w:r>
-            <w:r>
-              <w:rPr>
-                <w:rFonts w:asciiTheme="majorHAnsi" w:eastAsia="Calibri" w:hAnsiTheme="majorHAnsi" w:hint="cs"/>
-                <w:sz w:val="28"/>
-                <w:szCs w:val="28"/>
-                <w:rtl/>
-              </w:rPr>
-              <w:t xml:space="preserve"> </w:t>
-            </w:r>
-            <w:r>
-              <w:rPr>
                 <w:rFonts w:asciiTheme="majorHAnsi" w:eastAsia="Calibri" w:hAnsiTheme="majorHAnsi" w:cs="Arial"/>
-                <w:sz w:val="28"/>
-                <w:szCs w:val="28"/>
-                <w:lang w:bidi="ar-EG"/>
-              </w:rPr>
-              <w:t>Mobile Number</w:t>
-            </w:r>
-          </w:p>
-        </w:tc>
-        <w:tc>
-          <w:tcPr>
-            <w:tcW w:w="2655" w:type="dxa"/>
-          </w:tcPr>
-          <w:p>
-            <w:pPr>
-              <w:jc w:val="center"/>
-              <w:rPr>
-                <w:rFonts w:asciiTheme="majorHAnsi" w:hAnsiTheme="majorHAnsi"/>
-                <w:b/>
-                <w:bCs/>
-                <w:sz w:val="28"/>
-                <w:szCs w:val="28"/>
-                <w:lang w:bidi="ar-EG"/>
-              </w:rPr>
-            </w:pPr>
-            <w:r>
-              <w:rPr>
-                <w:rFonts w:asciiTheme="majorHAnsi" w:eastAsia="Calibri" w:hAnsiTheme="majorHAnsi" w:cs="Arial"/>
-                <w:b/>
-                <w:bCs/>
-                <w:sz w:val="28"/>
-                <w:szCs w:val="28"/>
-              </w:rPr>
-              <w:t>${</w:t>
-            </w:r>
-            <w:proofErr w:type="spellStart"/>
-            <w:r>
-              <w:rPr>
-                <w:rFonts w:asciiTheme="majorHAnsi" w:eastAsia="Calibri" w:hAnsiTheme="majorHAnsi" w:cs="Arial"/>
-                <w:b/>
-                <w:bCs/>
-                <w:sz w:val="28"/>
-                <w:szCs w:val="28"/>
-              </w:rPr>
-              <w:t>worker_phone</w:t>
-            </w:r>
-            <w:proofErr w:type="spellEnd"/>
-            <w:r>
-              <w:rPr>
-                <w:rFonts w:asciiTheme="majorHAnsi" w:eastAsia="Calibri" w:hAnsiTheme="majorHAnsi" w:cs="Arial"/>
-                <w:b/>
-                <w:bCs/>
-                <w:sz w:val="28"/>
-                <w:szCs w:val="28"/>
-              </w:rPr>
-              <w:t>}</w:t>
+                <w:b/>
+                <w:bCs/>
+                <w:sz w:val="28"/>
+                <w:szCs w:val="28"/>
+              </w:rPr>
+              <w:t>${worker_phone}</w:t>
             </w:r>
           </w:p>
         </w:tc>
@@ -502,7 +526,7 @@
         </w:trPr>
         <w:tc>
           <w:tcPr>
-            <w:tcW w:w="3374" w:type="dxa"/>
+            <w:tcW w:w="3375" w:type="dxa"/>
             <w:shd w:val="clear" w:color="auto" w:fill="B8CCE4" w:themeFill="accent1" w:themeFillTint="66"/>
           </w:tcPr>
           <w:p>
@@ -559,7 +583,7 @@
         </w:tc>
         <w:tc>
           <w:tcPr>
-            <w:tcW w:w="2934" w:type="dxa"/>
+            <w:tcW w:w="2551" w:type="dxa"/>
           </w:tcPr>
           <w:p>
             <w:pPr>
@@ -582,134 +606,88 @@
                 <w:szCs w:val="26"/>
                 <w:lang w:bidi="ar-EG"/>
               </w:rPr>
-              <w:t>${</w:t>
-            </w:r>
-            <w:proofErr w:type="spellStart"/>
-            <w:r>
-              <w:rPr>
-                <w:rFonts w:asciiTheme="majorHAnsi" w:eastAsia="Calibri" w:hAnsiTheme="majorHAnsi"/>
-                <w:b/>
-                <w:bCs/>
-                <w:sz w:val="26"/>
-                <w:szCs w:val="26"/>
+              <w:t>${worker_job}</w:t>
+            </w:r>
+          </w:p>
+        </w:tc>
+        <w:tc>
+          <w:tcPr>
+            <w:tcW w:w="3209" w:type="dxa"/>
+            <w:shd w:val="clear" w:color="auto" w:fill="B8CCE4" w:themeFill="accent1" w:themeFillTint="66"/>
+          </w:tcPr>
+          <w:p>
+            <w:pPr>
+              <w:rPr>
+                <w:rFonts w:asciiTheme="majorHAnsi" w:eastAsia="Calibri" w:hAnsiTheme="majorHAnsi" w:cs="Arial"/>
+                <w:sz w:val="28"/>
+                <w:szCs w:val="28"/>
                 <w:lang w:bidi="ar-EG"/>
               </w:rPr>
-              <w:t>worker_job</w:t>
-            </w:r>
-            <w:proofErr w:type="spellEnd"/>
-            <w:r>
-              <w:rPr>
-                <w:rFonts w:asciiTheme="majorHAnsi" w:eastAsia="Calibri" w:hAnsiTheme="majorHAnsi"/>
-                <w:b/>
-                <w:bCs/>
-                <w:sz w:val="26"/>
-                <w:szCs w:val="26"/>
+            </w:pPr>
+            <w:r>
+              <w:rPr>
+                <w:rFonts w:asciiTheme="majorHAnsi" w:eastAsia="Calibri" w:hAnsiTheme="majorHAnsi" w:cs="Arial"/>
+                <w:sz w:val="28"/>
+                <w:szCs w:val="28"/>
+                <w:rtl/>
                 <w:lang w:bidi="ar-EG"/>
               </w:rPr>
-              <w:t>}</w:t>
-            </w:r>
-          </w:p>
-        </w:tc>
-        <w:tc>
-          <w:tcPr>
-            <w:tcW w:w="2827" w:type="dxa"/>
-            <w:shd w:val="clear" w:color="auto" w:fill="B8CCE4" w:themeFill="accent1" w:themeFillTint="66"/>
-          </w:tcPr>
-          <w:p>
-            <w:pPr>
+              <w:t>رقم البطاقة</w:t>
+            </w:r>
+            <w:r>
+              <w:rPr>
+                <w:rFonts w:asciiTheme="majorHAnsi" w:eastAsia="Calibri" w:hAnsiTheme="majorHAnsi" w:cs="Arial" w:hint="cs"/>
+                <w:sz w:val="28"/>
+                <w:szCs w:val="28"/>
+                <w:rtl/>
+                <w:lang w:bidi="ar-EG"/>
+              </w:rPr>
+              <w:t xml:space="preserve">   </w:t>
+            </w:r>
+            <w:r>
               <w:rPr>
                 <w:rFonts w:asciiTheme="majorHAnsi" w:eastAsia="Calibri" w:hAnsiTheme="majorHAnsi" w:cs="Arial"/>
                 <w:sz w:val="28"/>
                 <w:szCs w:val="28"/>
+                <w:rtl/>
                 <w:lang w:bidi="ar-EG"/>
               </w:rPr>
-            </w:pPr>
+              <w:t xml:space="preserve"> </w:t>
+            </w:r>
             <w:r>
               <w:rPr>
                 <w:rFonts w:asciiTheme="majorHAnsi" w:eastAsia="Calibri" w:hAnsiTheme="majorHAnsi" w:cs="Arial"/>
                 <w:sz w:val="28"/>
                 <w:szCs w:val="28"/>
-                <w:rtl/>
                 <w:lang w:bidi="ar-EG"/>
               </w:rPr>
-              <w:t>رقم البطاقة</w:t>
-            </w:r>
-            <w:r>
-              <w:rPr>
-                <w:rFonts w:asciiTheme="majorHAnsi" w:eastAsia="Calibri" w:hAnsiTheme="majorHAnsi" w:cs="Arial" w:hint="cs"/>
-                <w:sz w:val="28"/>
-                <w:szCs w:val="28"/>
-                <w:rtl/>
-                <w:lang w:bidi="ar-EG"/>
-              </w:rPr>
-              <w:t xml:space="preserve"> </w:t>
-            </w:r>
+              <w:t>ID Number</w:t>
+            </w:r>
+          </w:p>
+        </w:tc>
+        <w:tc>
+          <w:tcPr>
+            <w:tcW w:w="2655" w:type="dxa"/>
+          </w:tcPr>
+          <w:p>
+            <w:pPr>
+              <w:jc w:val="center"/>
+              <w:rPr>
+                <w:rFonts w:ascii="Arial" w:hAnsi="Arial"/>
+                <w:b/>
+                <w:bCs/>
+                <w:color w:val="000000"/>
+              </w:rPr>
+            </w:pPr>
             <w:r>
               <w:rPr>
                 <w:rFonts w:asciiTheme="majorHAnsi" w:eastAsia="Calibri" w:hAnsiTheme="majorHAnsi" w:cs="Arial"/>
-                <w:sz w:val="28"/>
-                <w:szCs w:val="28"/>
-                <w:rtl/>
-                <w:lang w:bidi="ar-EG"/>
-              </w:rPr>
-              <w:t xml:space="preserve"> </w:t>
-            </w:r>
-            <w:r>
-              <w:rPr>
-                <w:rFonts w:asciiTheme="majorHAnsi" w:eastAsia="Calibri" w:hAnsiTheme="majorHAnsi" w:cs="Arial"/>
-                <w:sz w:val="28"/>
-                <w:szCs w:val="28"/>
-                <w:lang w:bidi="ar-EG"/>
-              </w:rPr>
-              <w:t>ID Number</w:t>
-            </w:r>
-          </w:p>
-        </w:tc>
-        <w:tc>
-          <w:tcPr>
-            <w:tcW w:w="2655" w:type="dxa"/>
-          </w:tcPr>
-          <w:p>
-            <w:pPr>
-              <w:jc w:val="center"/>
-              <w:rPr>
-                <w:rFonts w:ascii="Arial" w:hAnsi="Arial"/>
-                <w:b/>
-                <w:bCs/>
-                <w:color w:val="000000"/>
-              </w:rPr>
-            </w:pPr>
-            <w:r>
-              <w:rPr>
-                <w:rFonts w:asciiTheme="majorHAnsi" w:eastAsia="Calibri" w:hAnsiTheme="majorHAnsi" w:cs="Arial"/>
-                <w:b/>
-                <w:bCs/>
-                <w:sz w:val="28"/>
-                <w:szCs w:val="28"/>
-              </w:rPr>
-              <w:t>${</w:t>
-            </w:r>
-            <w:proofErr w:type="spellStart"/>
-            <w:r>
-              <w:rPr>
-                <w:rFonts w:asciiTheme="majorHAnsi" w:eastAsia="Calibri" w:hAnsiTheme="majorHAnsi" w:cs="Arial"/>
-                <w:b/>
-                <w:bCs/>
-                <w:sz w:val="28"/>
-                <w:szCs w:val="28"/>
-              </w:rPr>
-              <w:t>worker_id</w:t>
-            </w:r>
-            <w:proofErr w:type="spellEnd"/>
-            <w:r>
-              <w:rPr>
-                <w:rFonts w:asciiTheme="majorHAnsi" w:eastAsia="Calibri" w:hAnsiTheme="majorHAnsi" w:cs="Arial"/>
-                <w:b/>
-                <w:bCs/>
-                <w:sz w:val="28"/>
-                <w:szCs w:val="28"/>
-              </w:rPr>
-              <w:t>}</w:t>
+                <w:b/>
+                <w:bCs/>
+                <w:sz w:val="28"/>
+                <w:szCs w:val="28"/>
+              </w:rPr>
+              <w:t>${worker_id}</w:t>
             </w:r>
           </w:p>
         </w:tc>
@@ -720,7 +698,7 @@
         </w:trPr>
         <w:tc>
           <w:tcPr>
-            <w:tcW w:w="3374" w:type="dxa"/>
+            <w:tcW w:w="3375" w:type="dxa"/>
             <w:shd w:val="clear" w:color="auto" w:fill="B8CCE4" w:themeFill="accent1" w:themeFillTint="66"/>
           </w:tcPr>
           <w:p>
@@ -786,7 +764,8 @@
         </w:tc>
         <w:tc>
           <w:tcPr>
-            <w:tcW w:w="2934" w:type="dxa"/>
+            <w:tcW w:w="8415" w:type="dxa"/>
+            <w:gridSpan w:val="3"/>
           </w:tcPr>
           <w:p>
             <w:pPr>
@@ -796,96 +775,6 @@
                 <w:szCs w:val="32"/>
               </w:rPr>
             </w:pPr>
-          </w:p>
-        </w:tc>
-        <w:tc>
-          <w:tcPr>
-            <w:tcW w:w="2827" w:type="dxa"/>
-            <w:shd w:val="clear" w:color="auto" w:fill="B8CCE4" w:themeFill="accent1" w:themeFillTint="66"/>
-          </w:tcPr>
-          <w:p>
-            <w:pPr>
-              <w:rPr>
-                <w:rFonts w:asciiTheme="majorHAnsi" w:eastAsia="Calibri" w:hAnsiTheme="majorHAnsi" w:cs="Arial"/>
-                <w:sz w:val="28"/>
-                <w:szCs w:val="28"/>
-                <w:lang w:bidi="ar-EG"/>
-              </w:rPr>
-            </w:pPr>
-            <w:r>
-              <w:rPr>
-                <w:rFonts w:asciiTheme="majorHAnsi" w:eastAsia="Calibri" w:hAnsiTheme="majorHAnsi" w:cs="Arial" w:hint="cs"/>
-                <w:sz w:val="28"/>
-                <w:szCs w:val="28"/>
-                <w:rtl/>
-                <w:lang w:bidi="ar-EG"/>
-              </w:rPr>
-              <w:t xml:space="preserve">وقت </w:t>
-            </w:r>
-            <w:proofErr w:type="spellStart"/>
-            <w:r>
-              <w:rPr>
-                <w:rFonts w:asciiTheme="majorHAnsi" w:eastAsia="Calibri" w:hAnsiTheme="majorHAnsi" w:cs="Arial" w:hint="cs"/>
-                <w:sz w:val="28"/>
-                <w:szCs w:val="28"/>
-                <w:rtl/>
-                <w:lang w:bidi="ar-EG"/>
-              </w:rPr>
-              <w:t>الشيفت</w:t>
-            </w:r>
-            <w:proofErr w:type="spellEnd"/>
-            <w:r>
-              <w:rPr>
-                <w:rFonts w:asciiTheme="majorHAnsi" w:eastAsia="Calibri" w:hAnsiTheme="majorHAnsi" w:cs="Arial"/>
-                <w:sz w:val="28"/>
-                <w:szCs w:val="28"/>
-                <w:lang w:bidi="ar-EG"/>
-              </w:rPr>
-              <w:t xml:space="preserve">   </w:t>
-            </w:r>
-            <w:r>
-              <w:rPr>
-                <w:rFonts w:asciiTheme="majorHAnsi" w:eastAsia="Calibri" w:hAnsiTheme="majorHAnsi" w:cs="Arial" w:hint="cs"/>
-                <w:sz w:val="28"/>
-                <w:szCs w:val="28"/>
-                <w:rtl/>
-                <w:lang w:bidi="ar-EG"/>
-              </w:rPr>
-              <w:t xml:space="preserve"> </w:t>
-            </w:r>
-            <w:r>
-              <w:rPr>
-                <w:rFonts w:asciiTheme="majorHAnsi" w:eastAsia="Calibri" w:hAnsiTheme="majorHAnsi" w:cs="Arial"/>
-                <w:sz w:val="28"/>
-                <w:szCs w:val="28"/>
-                <w:lang w:bidi="ar-EG"/>
-              </w:rPr>
-              <w:t>Shift Time</w:t>
-            </w:r>
-          </w:p>
-        </w:tc>
-        <w:tc>
-          <w:tcPr>
-            <w:tcW w:w="2655" w:type="dxa"/>
-          </w:tcPr>
-          <w:p>
-            <w:pPr>
-              <w:jc w:val="center"/>
-              <w:rPr>
-                <w:rFonts w:asciiTheme="majorHAnsi" w:hAnsiTheme="majorHAnsi"/>
-                <w:sz w:val="32"/>
-                <w:szCs w:val="32"/>
-              </w:rPr>
-            </w:pPr>
-            <w:r>
-              <w:rPr>
-                <w:rFonts w:asciiTheme="majorHAnsi" w:hAnsiTheme="majorHAnsi" w:hint="cs"/>
-                <w:sz w:val="32"/>
-                <w:szCs w:val="32"/>
-                <w:rtl/>
-              </w:rPr>
-              <w:t>صباحي</w:t>
-            </w:r>
           </w:p>
         </w:tc>
       </w:tr>
@@ -1264,7 +1153,6 @@
               </w:rPr>
               <w:t>${</w:t>
             </w:r>
-            <w:proofErr w:type="spellStart"/>
             <w:r>
               <w:rPr>
                 <w:rFonts w:eastAsia="Calibri" w:cs="Arial"/>
@@ -1273,7 +1161,6 @@
               </w:rPr>
               <w:t>row_serial</w:t>
             </w:r>
-            <w:proofErr w:type="spellEnd"/>
             <w:r>
               <w:rPr>
                 <w:rFonts w:eastAsia="Calibri" w:cs="Arial"/>
@@ -1306,7 +1193,6 @@
               </w:rPr>
               <w:t>${</w:t>
             </w:r>
-            <w:proofErr w:type="spellStart"/>
             <w:r>
               <w:rPr>
                 <w:rFonts w:eastAsia="Calibri" w:cs="Arial"/>
@@ -1315,7 +1201,6 @@
               </w:rPr>
               <w:t>row_date</w:t>
             </w:r>
-            <w:proofErr w:type="spellEnd"/>
             <w:r>
               <w:rPr>
                 <w:rFonts w:eastAsia="Calibri" w:cs="Arial"/>
@@ -1443,63 +1328,13 @@
     </w:tbl>
     <w:p/>
     <w:sectPr>
-      <w:pgSz w:w="12240" w:h="15840"/>
-      <w:pgMar w:top="900" w:right="1440" w:bottom="720" w:left="1440" w:header="288" w:footer="720" w:gutter="0"/>
+      <w:pgSz w:w="12240" w:h="15840" w:code="1"/>
+      <w:pgMar w:top="900" w:right="1440" w:bottom="720" w:left="1440" w:header="720" w:footer="720" w:gutter="0"/>
       <w:cols w:space="720"/>
       <w:docGrid w:linePitch="360"/>
     </w:sectPr>
   </w:body>
 </w:document>
-</file>
-
-<file path=word/endnotes.xml><?xml version="1.0" encoding="utf-8"?>
-<w:endnotes xmlns:wpc="http://schemas.microsoft.com/office/word/2010/wordprocessingCanvas" xmlns:cx="http://schemas.microsoft.com/office/drawing/2014/chartex" xmlns:cx1="http://schemas.microsoft.com/office/drawing/2015/9/8/chartex" xmlns:cx2="http://schemas.microsoft.com/office/drawing/2015/10/21/chartex" xmlns:cx3="http://schemas.microsoft.com/office/drawing/2016/5/9/chartex" xmlns:cx4="http://schemas.microsoft.com/office/drawing/2016/5/10/chartex" xmlns:cx5="http://schemas.microsoft.com/office/drawing/2016/5/11/chartex" xmlns:cx6="http://schemas.microsoft.com/office/drawing/2016/5/12/chartex" xmlns:cx7="http://schemas.microsoft.com/office/drawing/2016/5/13/chartex" xmlns:cx8="http://schemas.microsoft.com/office/drawing/2016/5/14/chartex" xmlns:mc="http://schemas.openxmlformats.org/markup-compatibility/2006" xmlns:aink="http://schemas.microsoft.com/office/drawing/2016/ink" xmlns:am3d="http://schemas.microsoft.com/office/drawing/2017/model3d" xmlns:o="urn:schemas-microsoft-com:office:office" xmlns:oel="http://schemas.microsoft.com/office/2019/extlst" xmlns:r="http://schemas.openxmlformats.org/officeDocument/2006/relationships" xmlns:m="http://schemas.openxmlformats.org/officeDocument/2006/math" xmlns:v="urn:schemas-microsoft-com:vml" xmlns:wp14="http://schemas.microsoft.com/office/word/2010/wordprocessingDrawing" xmlns:wp="http://schemas.openxmlformats.org/drawingml/2006/wordprocessingDrawing" xmlns:w10="urn:schemas-microsoft-com:office:word" xmlns:w="http://schemas.openxmlformats.org/wordprocessingml/2006/main" xmlns:w14="http://schemas.microsoft.com/office/word/2010/wordml" xmlns:w15="http://schemas.microsoft.com/office/word/2012/wordml" xmlns:w16cex="http://schemas.microsoft.com/office/word/2018/wordml/cex" xmlns:w16cid="http://schemas.microsoft.com/office/word/2016/wordml/cid" xmlns:w16="http://schemas.microsoft.com/office/word/2018/wordml" xmlns:w16du="http://schemas.microsoft.com/office/word/2023/wordml/word16du" xmlns:w16sdtdh="http://schemas.microsoft.com/office/word/2020/wordml/sdtdatahash" xmlns:w16sdtfl="http://schemas.microsoft.com/office/word/2024/wordml/sdtformatlock" xmlns:w16se="http://schemas.microsoft.com/office/word/2015/wordml/symex" xmlns:wpg="http://schemas.microsoft.com/office/word/2010/wordprocessingGroup" xmlns:wpi="http://schemas.microsoft.com/office/word/2010/wordprocessingInk" xmlns:wne="http://schemas.microsoft.com/office/word/2006/wordml" xmlns:wps="http://schemas.microsoft.com/office/word/2010/wordprocessingShape" mc:Ignorable="w14 w15 w16se w16cid w16 w16cex w16sdtdh w16sdtfl w16du wp14">
-  <w:endnote w:type="separator" w:id="-1">
-    <w:p>
-      <w:pPr>
-        <w:spacing w:after="0" w:line="240" w:lineRule="auto"/>
-      </w:pPr>
-      <w:r>
-        <w:separator/>
-      </w:r>
-    </w:p>
-  </w:endnote>
-  <w:endnote w:type="continuationSeparator" w:id="0">
-    <w:p>
-      <w:pPr>
-        <w:spacing w:after="0" w:line="240" w:lineRule="auto"/>
-      </w:pPr>
-      <w:r>
-        <w:continuationSeparator/>
-      </w:r>
-    </w:p>
-  </w:endnote>
-</w:endnotes>
-</file>
-
-<file path=word/footnotes.xml><?xml version="1.0" encoding="utf-8"?>
-<w:footnotes xmlns:wpc="http://schemas.microsoft.com/office/word/2010/wordprocessingCanvas" xmlns:cx="http://schemas.microsoft.com/office/drawing/2014/chartex" xmlns:cx1="http://schemas.microsoft.com/office/drawing/2015/9/8/chartex" xmlns:cx2="http://schemas.microsoft.com/office/drawing/2015/10/21/chartex" xmlns:cx3="http://schemas.microsoft.com/office/drawing/2016/5/9/chartex" xmlns:cx4="http://schemas.microsoft.com/office/drawing/2016/5/10/chartex" xmlns:cx5="http://schemas.microsoft.com/office/drawing/2016/5/11/chartex" xmlns:cx6="http://schemas.microsoft.com/office/drawing/2016/5/12/chartex" xmlns:cx7="http://schemas.microsoft.com/office/drawing/2016/5/13/chartex" xmlns:cx8="http://schemas.microsoft.com/office/drawing/2016/5/14/chartex" xmlns:mc="http://schemas.openxmlformats.org/markup-compatibility/2006" xmlns:aink="http://schemas.microsoft.com/office/drawing/2016/ink" xmlns:am3d="http://schemas.microsoft.com/office/drawing/2017/model3d" xmlns:o="urn:schemas-microsoft-com:office:office" xmlns:oel="http://schemas.microsoft.com/office/2019/extlst" xmlns:r="http://schemas.openxmlformats.org/officeDocument/2006/relationships" xmlns:m="http://schemas.openxmlformats.org/officeDocument/2006/math" xmlns:v="urn:schemas-microsoft-com:vml" xmlns:wp14="http://schemas.microsoft.com/office/word/2010/wordprocessingDrawing" xmlns:wp="http://schemas.openxmlformats.org/drawingml/2006/wordprocessingDrawing" xmlns:w10="urn:schemas-microsoft-com:office:word" xmlns:w="http://schemas.openxmlformats.org/wordprocessingml/2006/main" xmlns:w14="http://schemas.microsoft.com/office/word/2010/wordml" xmlns:w15="http://schemas.microsoft.com/office/word/2012/wordml" xmlns:w16cex="http://schemas.microsoft.com/office/word/2018/wordml/cex" xmlns:w16cid="http://schemas.microsoft.com/office/word/2016/wordml/cid" xmlns:w16="http://schemas.microsoft.com/office/word/2018/wordml" xmlns:w16du="http://schemas.microsoft.com/office/word/2023/wordml/word16du" xmlns:w16sdtdh="http://schemas.microsoft.com/office/word/2020/wordml/sdtdatahash" xmlns:w16sdtfl="http://schemas.microsoft.com/office/word/2024/wordml/sdtformatlock" xmlns:w16se="http://schemas.microsoft.com/office/word/2015/wordml/symex" xmlns:wpg="http://schemas.microsoft.com/office/word/2010/wordprocessingGroup" xmlns:wpi="http://schemas.microsoft.com/office/word/2010/wordprocessingInk" xmlns:wne="http://schemas.microsoft.com/office/word/2006/wordml" xmlns:wps="http://schemas.microsoft.com/office/word/2010/wordprocessingShape" mc:Ignorable="w14 w15 w16se w16cid w16 w16cex w16sdtdh w16sdtfl w16du wp14">
-  <w:footnote w:type="separator" w:id="-1">
-    <w:p>
-      <w:pPr>
-        <w:spacing w:after="0" w:line="240" w:lineRule="auto"/>
-      </w:pPr>
-      <w:r>
-        <w:separator/>
-      </w:r>
-    </w:p>
-  </w:footnote>
-  <w:footnote w:type="continuationSeparator" w:id="0">
-    <w:p>
-      <w:pPr>
-        <w:spacing w:after="0" w:line="240" w:lineRule="auto"/>
-      </w:pPr>
-      <w:r>
-        <w:continuationSeparator/>
-      </w:r>
-    </w:p>
-  </w:footnote>
-</w:footnotes>
 </file>
 
 <file path=word/styles.xml><?xml version="1.0" encoding="utf-8"?>
@@ -1900,7 +1735,7 @@
   <w:style w:type="paragraph" w:default="1" w:styleId="Normal">
     <w:name w:val="Normal"/>
     <w:qFormat/>
-    <w:rsid w:val="009528CF"/>
+    <w:rsid w:val="00DE562F"/>
     <w:pPr>
       <w:suppressAutoHyphens/>
       <w:bidi/>
@@ -1982,50 +1817,6 @@
       <w:sz w:val="16"/>
       <w:szCs w:val="16"/>
     </w:rPr>
-  </w:style>
-  <w:style w:type="paragraph" w:styleId="Header">
-    <w:name w:val="header"/>
-    <w:basedOn w:val="Normal"/>
-    <w:link w:val="HeaderChar"/>
-    <w:uiPriority w:val="99"/>
-    <w:unhideWhenUsed/>
-    <w:rsid w:val="006F33A8"/>
-    <w:pPr>
-      <w:tabs>
-        <w:tab w:val="center" w:pos="4680"/>
-        <w:tab w:val="right" w:pos="9360"/>
-      </w:tabs>
-      <w:spacing w:after="0" w:line="240" w:lineRule="auto"/>
-    </w:pPr>
-  </w:style>
-  <w:style w:type="character" w:customStyle="1" w:styleId="HeaderChar">
-    <w:name w:val="Header Char"/>
-    <w:basedOn w:val="DefaultParagraphFont"/>
-    <w:link w:val="Header"/>
-    <w:uiPriority w:val="99"/>
-    <w:rsid w:val="006F33A8"/>
-  </w:style>
-  <w:style w:type="paragraph" w:styleId="Footer">
-    <w:name w:val="footer"/>
-    <w:basedOn w:val="Normal"/>
-    <w:link w:val="FooterChar"/>
-    <w:uiPriority w:val="99"/>
-    <w:unhideWhenUsed/>
-    <w:rsid w:val="006F33A8"/>
-    <w:pPr>
-      <w:tabs>
-        <w:tab w:val="center" w:pos="4680"/>
-        <w:tab w:val="right" w:pos="9360"/>
-      </w:tabs>
-      <w:spacing w:after="0" w:line="240" w:lineRule="auto"/>
-    </w:pPr>
-  </w:style>
-  <w:style w:type="character" w:customStyle="1" w:styleId="FooterChar">
-    <w:name w:val="Footer Char"/>
-    <w:basedOn w:val="DefaultParagraphFont"/>
-    <w:link w:val="Footer"/>
-    <w:uiPriority w:val="99"/>
-    <w:rsid w:val="006F33A8"/>
   </w:style>
 </w:styles>
 </file>
@@ -2320,7 +2111,7 @@
 </file>
 
 <file path=customXml/itemProps1.xml><?xml version="1.0" encoding="utf-8"?>
-<ds:datastoreItem xmlns:ds="http://schemas.openxmlformats.org/officeDocument/2006/customXml" ds:itemID="{05F71009-9AF0-4DA7-9D25-6D731EC7FFBA}">
+<ds:datastoreItem xmlns:ds="http://schemas.openxmlformats.org/officeDocument/2006/customXml" ds:itemID="{74C92758-BD4C-4EBD-8C28-0321A979664B}">
   <ds:schemaRefs>
     <ds:schemaRef ds:uri="http://schemas.openxmlformats.org/officeDocument/2006/bibliography"/>
   </ds:schemaRefs>

--- a/storage/app/templates/worker-timesheet.docx
+++ b/storage/app/templates/worker-timesheet.docx
@@ -992,17 +992,6 @@
         </w:rPr>
       </w:r>
     </w:p>
-    <w:p>
-      <w:pPr>
-        <w:pStyle w:val="Normal"/>
-        <w:rPr/>
-      </w:pPr>
-      <w:r>
-        <w:rPr>
-          <w:rtl w:val="true"/>
-        </w:rPr>
-      </w:r>
-    </w:p>
     <w:tbl>
       <w:tblPr>
         <w:tblStyle w:val="TableGrid"/>
@@ -1832,6 +1821,17 @@
         </w:tc>
       </w:tr>
     </w:tbl>
+    <w:p>
+      <w:pPr>
+        <w:pStyle w:val="Normal"/>
+        <w:rPr/>
+      </w:pPr>
+      <w:r>
+        <w:rPr>
+          <w:rtl w:val="true"/>
+        </w:rPr>
+      </w:r>
+    </w:p>
     <w:p>
       <w:pPr>
         <w:pStyle w:val="Normal"/>

--- a/storage/app/templates/worker-timesheet.docx
+++ b/storage/app/templates/worker-timesheet.docx
@@ -1,19 +1,20 @@
 
 <file path=word/document.xml><?xml version="1.0" encoding="utf-8"?>
-<w:document xmlns:wpc="http://schemas.microsoft.com/office/word/2010/wordprocessingCanvas" xmlns:cx="http://schemas.microsoft.com/office/drawing/2014/chartex" xmlns:cx1="http://schemas.microsoft.com/office/drawing/2015/9/8/chartex" xmlns:cx2="http://schemas.microsoft.com/office/drawing/2015/10/21/chartex" xmlns:cx3="http://schemas.microsoft.com/office/drawing/2016/5/9/chartex" xmlns:cx4="http://schemas.microsoft.com/office/drawing/2016/5/10/chartex" xmlns:cx5="http://schemas.microsoft.com/office/drawing/2016/5/11/chartex" xmlns:cx6="http://schemas.microsoft.com/office/drawing/2016/5/12/chartex" xmlns:cx7="http://schemas.microsoft.com/office/drawing/2016/5/13/chartex" xmlns:cx8="http://schemas.microsoft.com/office/drawing/2016/5/14/chartex" xmlns:mc="http://schemas.openxmlformats.org/markup-compatibility/2006" xmlns:aink="http://schemas.microsoft.com/office/drawing/2016/ink" xmlns:am3d="http://schemas.microsoft.com/office/drawing/2017/model3d" xmlns:o="urn:schemas-microsoft-com:office:office" xmlns:oel="http://schemas.microsoft.com/office/2019/extlst" xmlns:r="http://schemas.openxmlformats.org/officeDocument/2006/relationships" xmlns:m="http://schemas.openxmlformats.org/officeDocument/2006/math" xmlns:v="urn:schemas-microsoft-com:vml" xmlns:wp14="http://schemas.microsoft.com/office/word/2010/wordprocessingDrawing" xmlns:wp="http://schemas.openxmlformats.org/drawingml/2006/wordprocessingDrawing" xmlns:w10="urn:schemas-microsoft-com:office:word" xmlns:w="http://schemas.openxmlformats.org/wordprocessingml/2006/main" xmlns:w14="http://schemas.microsoft.com/office/word/2010/wordml" xmlns:w15="http://schemas.microsoft.com/office/word/2012/wordml" xmlns:w16cex="http://schemas.microsoft.com/office/word/2018/wordml/cex" xmlns:w16cid="http://schemas.microsoft.com/office/word/2016/wordml/cid" xmlns:w16="http://schemas.microsoft.com/office/word/2018/wordml" xmlns:w16du="http://schemas.microsoft.com/office/word/2023/wordml/word16du" xmlns:w16sdtdh="http://schemas.microsoft.com/office/word/2020/wordml/sdtdatahash" xmlns:w16sdtfl="http://schemas.microsoft.com/office/word/2024/wordml/sdtformatlock" xmlns:w16se="http://schemas.microsoft.com/office/word/2015/wordml/symex" xmlns:wpg="http://schemas.microsoft.com/office/word/2010/wordprocessingGroup" xmlns:wpi="http://schemas.microsoft.com/office/word/2010/wordprocessingInk" xmlns:wne="http://schemas.microsoft.com/office/word/2006/wordml" xmlns:wps="http://schemas.microsoft.com/office/word/2010/wordprocessingShape" mc:Ignorable="w14 w15 w16se w16cid w16 w16cex w16sdtdh w16sdtfl w16du wp14">
+<w:document xmlns:o="urn:schemas-microsoft-com:office:office" xmlns:r="http://schemas.openxmlformats.org/officeDocument/2006/relationships" xmlns:v="urn:schemas-microsoft-com:vml" xmlns:w="http://schemas.openxmlformats.org/wordprocessingml/2006/main" xmlns:w10="urn:schemas-microsoft-com:office:word" xmlns:wp="http://schemas.openxmlformats.org/drawingml/2006/wordprocessingDrawing" xmlns:pic="http://schemas.openxmlformats.org/drawingml/2006/picture" xmlns:wps="http://schemas.microsoft.com/office/word/2010/wordprocessingShape" xmlns:wpg="http://schemas.microsoft.com/office/word/2010/wordprocessingGroup" xmlns:mc="http://schemas.openxmlformats.org/markup-compatibility/2006" xmlns:wp14="http://schemas.microsoft.com/office/word/2010/wordprocessingDrawing" xmlns:w14="http://schemas.microsoft.com/office/word/2010/wordml" xmlns:w15="http://schemas.microsoft.com/office/word/2012/wordml" mc:Ignorable="w14 wp14 w15">
   <w:body>
     <w:p>
       <w:pPr>
-        <w:widowControl w:val="0"/>
+        <w:pStyle w:val="Normal"/>
+        <w:widowControl w:val="false"/>
         <w:jc w:val="center"/>
+        <w:rPr/>
       </w:pPr>
       <w:r>
         <w:rPr>
-          <w:noProof/>
-          <w:rtl/>
+          <w:rtl w:val="true"/>
         </w:rPr>
         <w:drawing>
-          <wp:inline distT="0" distB="0" distL="0" distR="0" wp14:anchorId="23DF8EB2" wp14:editId="5271FEE8">
+          <wp:inline distT="0" distB="0" distL="0" distR="0">
             <wp:extent cx="5274310" cy="347980"/>
             <wp:effectExtent l="0" t="0" r="0" b="0"/>
             <wp:docPr id="1" name="Image35 Copy 1" descr="A picture containing company name  Description automatically generated"/>
@@ -30,7 +31,7 @@
                     </pic:cNvPicPr>
                   </pic:nvPicPr>
                   <pic:blipFill>
-                    <a:blip r:embed="rId5"/>
+                    <a:blip r:embed="rId2"/>
                     <a:stretch>
                       <a:fillRect/>
                     </a:stretch>
@@ -55,70 +56,74 @@
     <w:tbl>
       <w:tblPr>
         <w:tblStyle w:val="TableGrid"/>
-        <w:bidiVisual/>
+        <w:bidiVisual w:val="true"/>
         <w:tblW w:w="11790" w:type="dxa"/>
         <w:jc w:val="center"/>
+        <w:tblInd w:w="0" w:type="dxa"/>
         <w:tblLayout w:type="fixed"/>
-        <w:tblLook w:val="04A0" w:firstRow="1" w:lastRow="0" w:firstColumn="1" w:lastColumn="0" w:noHBand="0" w:noVBand="1"/>
+        <w:tblCellMar>
+          <w:top w:w="0" w:type="dxa"/>
+          <w:start w:w="108" w:type="dxa"/>
+          <w:bottom w:w="0" w:type="dxa"/>
+          <w:end w:w="108" w:type="dxa"/>
+        </w:tblCellMar>
+        <w:tblLook w:firstRow="1" w:noVBand="1" w:lastRow="0" w:firstColumn="1" w:lastColumn="0" w:noHBand="0" w:val="04a0"/>
       </w:tblPr>
       <w:tblGrid>
         <w:gridCol w:w="3375"/>
-        <w:gridCol w:w="2550"/>
+        <w:gridCol w:w="2549"/>
         <w:gridCol w:w="3209"/>
-        <w:gridCol w:w="2656"/>
+        <w:gridCol w:w="2657"/>
       </w:tblGrid>
       <w:tr>
-        <w:trPr>
-          <w:jc w:val="center"/>
-        </w:trPr>
+        <w:trPr/>
         <w:tc>
           <w:tcPr>
             <w:tcW w:w="3375" w:type="dxa"/>
-            <w:shd w:val="clear" w:color="auto" w:fill="B8CCE4" w:themeFill="accent1" w:themeFillTint="66"/>
-          </w:tcPr>
-          <w:p>
-            <w:pPr>
-              <w:spacing w:after="0" w:line="240" w:lineRule="auto"/>
-              <w:rPr>
-                <w:rFonts w:asciiTheme="majorHAnsi" w:eastAsia="Calibri" w:hAnsiTheme="majorHAnsi"/>
-                <w:sz w:val="28"/>
-                <w:szCs w:val="28"/>
-              </w:rPr>
-            </w:pPr>
-            <w:proofErr w:type="spellStart"/>
-            <w:r>
-              <w:rPr>
-                <w:rFonts w:asciiTheme="majorHAnsi" w:eastAsia="Calibri" w:hAnsiTheme="majorHAnsi"/>
-                <w:sz w:val="28"/>
-                <w:szCs w:val="28"/>
-                <w:rtl/>
-              </w:rPr>
-              <w:t>إسم</w:t>
-            </w:r>
-            <w:proofErr w:type="spellEnd"/>
-            <w:r>
-              <w:rPr>
-                <w:rFonts w:asciiTheme="majorHAnsi" w:eastAsia="Calibri" w:hAnsiTheme="majorHAnsi"/>
-                <w:sz w:val="28"/>
-                <w:szCs w:val="28"/>
-                <w:rtl/>
-              </w:rPr>
-              <w:t xml:space="preserve"> المشروع </w:t>
-            </w:r>
-            <w:r>
-              <w:rPr>
-                <w:rFonts w:asciiTheme="majorHAnsi" w:eastAsia="Calibri" w:hAnsiTheme="majorHAnsi" w:hint="cs"/>
-                <w:sz w:val="28"/>
-                <w:szCs w:val="28"/>
-                <w:rtl/>
+            <w:tcBorders/>
+            <w:shd w:color="auto" w:fill="B8CCE4" w:themeFill="accent1" w:themeFillTint="66" w:val="clear"/>
+          </w:tcPr>
+          <w:p>
+            <w:pPr>
+              <w:pStyle w:val="Normal"/>
+              <w:widowControl/>
+              <w:suppressAutoHyphens w:val="true"/>
+              <w:spacing w:lineRule="auto" w:line="240" w:before="0" w:after="0"/>
+              <w:rPr>
+                <w:rFonts w:ascii="Cambria" w:hAnsi="Cambria" w:eastAsia="Calibri" w:asciiTheme="majorHAnsi" w:hAnsiTheme="majorHAnsi"/>
+                <w:sz w:val="28"/>
+                <w:szCs w:val="28"/>
+              </w:rPr>
+            </w:pPr>
+            <w:r>
+              <w:rPr>
+                <w:rFonts w:ascii="Cambria" w:hAnsi="Cambria" w:eastAsia="Calibri" w:asciiTheme="majorHAnsi" w:hAnsiTheme="majorHAnsi"/>
+                <w:kern w:val="0"/>
+                <w:sz w:val="28"/>
+                <w:szCs w:val="28"/>
+                <w:rtl w:val="true"/>
+                <w:lang w:val="en-US" w:eastAsia="en-US" w:bidi="ar-SA"/>
+              </w:rPr>
+              <w:t xml:space="preserve">إسم المشروع </w:t>
+            </w:r>
+            <w:r>
+              <w:rPr>
+                <w:rFonts w:ascii="Cambria" w:hAnsi="Cambria" w:eastAsia="Calibri" w:hint="cs" w:asciiTheme="majorHAnsi" w:hAnsiTheme="majorHAnsi"/>
+                <w:kern w:val="0"/>
+                <w:sz w:val="28"/>
+                <w:szCs w:val="28"/>
+                <w:rtl w:val="true"/>
+                <w:lang w:val="en-US" w:eastAsia="en-US" w:bidi="ar-SA"/>
               </w:rPr>
               <w:t xml:space="preserve">   </w:t>
             </w:r>
             <w:r>
               <w:rPr>
-                <w:rFonts w:asciiTheme="majorHAnsi" w:eastAsia="Calibri" w:hAnsiTheme="majorHAnsi" w:cs="Arial"/>
-                <w:sz w:val="28"/>
-                <w:szCs w:val="28"/>
+                <w:rFonts w:eastAsia="Calibri" w:cs="Arial" w:ascii="Cambria" w:hAnsi="Cambria" w:asciiTheme="majorHAnsi" w:hAnsiTheme="majorHAnsi"/>
+                <w:kern w:val="0"/>
+                <w:sz w:val="28"/>
+                <w:szCs w:val="28"/>
+                <w:lang w:val="en-US" w:eastAsia="en-US" w:bidi="ar-SA"/>
               </w:rPr>
               <w:t>Project Name</w:t>
             </w:r>
@@ -128,13 +133,17 @@
           <w:tcPr>
             <w:tcW w:w="8415" w:type="dxa"/>
             <w:gridSpan w:val="3"/>
-          </w:tcPr>
-          <w:p>
-            <w:pPr>
-              <w:spacing w:after="0" w:line="240" w:lineRule="auto"/>
-              <w:jc w:val="center"/>
-              <w:rPr>
-                <w:rFonts w:asciiTheme="majorHAnsi" w:eastAsia="Calibri" w:hAnsiTheme="majorHAnsi"/>
+            <w:tcBorders/>
+          </w:tcPr>
+          <w:p>
+            <w:pPr>
+              <w:pStyle w:val="Normal"/>
+              <w:widowControl/>
+              <w:suppressAutoHyphens w:val="true"/>
+              <w:spacing w:lineRule="auto" w:line="240" w:before="0" w:after="0"/>
+              <w:jc w:val="center"/>
+              <w:rPr>
+                <w:rFonts w:ascii="Cambria" w:hAnsi="Cambria" w:eastAsia="Calibri" w:asciiTheme="majorHAnsi" w:hAnsiTheme="majorHAnsi"/>
                 <w:b/>
                 <w:bCs/>
                 <w:sz w:val="32"/>
@@ -143,86 +152,106 @@
             </w:pPr>
             <w:r>
               <w:rPr>
-                <w:rFonts w:asciiTheme="majorHAnsi" w:eastAsia="Calibri" w:hAnsiTheme="majorHAnsi"/>
-                <w:b/>
-                <w:bCs/>
+                <w:rFonts w:ascii="Cambria" w:hAnsi="Cambria" w:eastAsia="Calibri" w:asciiTheme="majorHAnsi" w:hAnsiTheme="majorHAnsi"/>
+                <w:b/>
+                <w:b/>
+                <w:bCs/>
+                <w:kern w:val="0"/>
                 <w:sz w:val="32"/>
                 <w:szCs w:val="32"/>
-                <w:rtl/>
+                <w:rtl w:val="true"/>
+                <w:lang w:val="en-US" w:eastAsia="en-US" w:bidi="ar-SA"/>
               </w:rPr>
               <w:t>محطة كهرباء أبيدوس</w:t>
             </w:r>
             <w:r>
               <w:rPr>
-                <w:rFonts w:asciiTheme="majorHAnsi" w:eastAsia="Calibri" w:hAnsiTheme="majorHAnsi" w:cs="Arial"/>
-                <w:b/>
-                <w:bCs/>
+                <w:rFonts w:eastAsia="Calibri" w:cs="Arial" w:ascii="Cambria" w:hAnsi="Cambria" w:asciiTheme="majorHAnsi" w:hAnsiTheme="majorHAnsi"/>
+                <w:b/>
+                <w:bCs/>
+                <w:kern w:val="0"/>
                 <w:sz w:val="32"/>
                 <w:szCs w:val="32"/>
+                <w:lang w:val="en-US" w:eastAsia="en-US" w:bidi="ar-SA"/>
               </w:rPr>
               <w:t>2</w:t>
             </w:r>
             <w:r>
               <w:rPr>
-                <w:rFonts w:asciiTheme="majorHAnsi" w:eastAsia="Calibri" w:hAnsiTheme="majorHAnsi" w:cs="Arial"/>
-                <w:b/>
-                <w:bCs/>
+                <w:rFonts w:eastAsia="Calibri" w:cs="Arial" w:ascii="Cambria" w:hAnsi="Cambria" w:asciiTheme="majorHAnsi" w:hAnsiTheme="majorHAnsi"/>
+                <w:b/>
+                <w:bCs/>
+                <w:kern w:val="0"/>
                 <w:sz w:val="32"/>
                 <w:szCs w:val="32"/>
-                <w:rtl/>
+                <w:rtl w:val="true"/>
+                <w:lang w:val="en-US" w:eastAsia="en-US" w:bidi="ar-SA"/>
               </w:rPr>
               <w:t xml:space="preserve"> </w:t>
             </w:r>
             <w:r>
               <w:rPr>
-                <w:rFonts w:asciiTheme="majorHAnsi" w:eastAsia="Calibri" w:hAnsiTheme="majorHAnsi"/>
-                <w:b/>
-                <w:bCs/>
+                <w:rFonts w:ascii="Cambria" w:hAnsi="Cambria" w:eastAsia="Calibri" w:asciiTheme="majorHAnsi" w:hAnsiTheme="majorHAnsi"/>
+                <w:b/>
+                <w:b/>
+                <w:bCs/>
+                <w:kern w:val="0"/>
                 <w:sz w:val="32"/>
                 <w:szCs w:val="32"/>
-                <w:rtl/>
+                <w:rtl w:val="true"/>
+                <w:lang w:val="en-US" w:eastAsia="en-US" w:bidi="ar-SA"/>
               </w:rPr>
               <w:t xml:space="preserve">للطاقة الشمسية بقدرة </w:t>
             </w:r>
             <w:r>
               <w:rPr>
-                <w:rFonts w:asciiTheme="majorHAnsi" w:eastAsia="Calibri" w:hAnsiTheme="majorHAnsi" w:cs="Arial"/>
-                <w:b/>
-                <w:bCs/>
+                <w:rFonts w:eastAsia="Calibri" w:cs="Arial" w:ascii="Cambria" w:hAnsi="Cambria" w:asciiTheme="majorHAnsi" w:hAnsiTheme="majorHAnsi"/>
+                <w:b/>
+                <w:bCs/>
+                <w:kern w:val="0"/>
                 <w:sz w:val="32"/>
                 <w:szCs w:val="32"/>
+                <w:lang w:val="en-US" w:eastAsia="en-US" w:bidi="ar-SA"/>
               </w:rPr>
               <w:t>1000</w:t>
             </w:r>
             <w:r>
               <w:rPr>
-                <w:rFonts w:asciiTheme="majorHAnsi" w:eastAsia="Calibri" w:hAnsiTheme="majorHAnsi" w:cs="Arial"/>
-                <w:b/>
-                <w:bCs/>
+                <w:rFonts w:eastAsia="Calibri" w:cs="Arial" w:ascii="Cambria" w:hAnsi="Cambria" w:asciiTheme="majorHAnsi" w:hAnsiTheme="majorHAnsi"/>
+                <w:b/>
+                <w:bCs/>
+                <w:kern w:val="0"/>
                 <w:sz w:val="32"/>
                 <w:szCs w:val="32"/>
-                <w:rtl/>
+                <w:rtl w:val="true"/>
+                <w:lang w:val="en-US" w:eastAsia="en-US" w:bidi="ar-SA"/>
               </w:rPr>
               <w:t xml:space="preserve"> </w:t>
             </w:r>
             <w:r>
               <w:rPr>
-                <w:rFonts w:asciiTheme="majorHAnsi" w:eastAsia="Calibri" w:hAnsiTheme="majorHAnsi"/>
-                <w:b/>
-                <w:bCs/>
+                <w:rFonts w:ascii="Cambria" w:hAnsi="Cambria" w:eastAsia="Calibri" w:asciiTheme="majorHAnsi" w:hAnsiTheme="majorHAnsi"/>
+                <w:b/>
+                <w:b/>
+                <w:bCs/>
+                <w:kern w:val="0"/>
                 <w:sz w:val="32"/>
                 <w:szCs w:val="32"/>
-                <w:rtl/>
+                <w:rtl w:val="true"/>
+                <w:lang w:val="en-US" w:eastAsia="en-US" w:bidi="ar-SA"/>
               </w:rPr>
               <w:t>ميجاوات</w:t>
             </w:r>
           </w:p>
           <w:p>
             <w:pPr>
-              <w:spacing w:after="0" w:line="240" w:lineRule="auto"/>
-              <w:jc w:val="center"/>
-              <w:rPr>
-                <w:rFonts w:asciiTheme="majorHAnsi" w:hAnsiTheme="majorHAnsi"/>
+              <w:pStyle w:val="Normal"/>
+              <w:widowControl/>
+              <w:suppressAutoHyphens w:val="true"/>
+              <w:spacing w:lineRule="auto" w:line="240" w:before="0" w:after="0"/>
+              <w:jc w:val="center"/>
+              <w:rPr>
+                <w:rFonts w:ascii="Cambria" w:hAnsi="Cambria" w:asciiTheme="majorHAnsi" w:hAnsiTheme="majorHAnsi"/>
                 <w:b/>
                 <w:bCs/>
                 <w:sz w:val="32"/>
@@ -232,212 +261,225 @@
             </w:pPr>
             <w:r>
               <w:rPr>
-                <w:rFonts w:asciiTheme="majorHAnsi" w:eastAsia="Calibri" w:hAnsiTheme="majorHAnsi" w:cs="Arial"/>
-                <w:b/>
-                <w:bCs/>
+                <w:rFonts w:eastAsia="Calibri" w:cs="Arial" w:ascii="Cambria" w:hAnsi="Cambria" w:asciiTheme="majorHAnsi" w:hAnsiTheme="majorHAnsi"/>
+                <w:b/>
+                <w:bCs/>
+                <w:kern w:val="0"/>
                 <w:sz w:val="32"/>
                 <w:szCs w:val="32"/>
-                <w:lang w:bidi="ar-EG"/>
+                <w:lang w:val="en-US" w:eastAsia="en-US" w:bidi="ar-EG"/>
               </w:rPr>
               <w:t>PV Power Plant Abydos 2 Solar (MW1000)</w:t>
+            </w:r>
+          </w:p>
+        </w:tc>
+      </w:tr>
+      <w:tr>
+        <w:trPr/>
+        <w:tc>
+          <w:tcPr>
+            <w:tcW w:w="3375" w:type="dxa"/>
+            <w:tcBorders/>
+            <w:shd w:color="auto" w:fill="B8CCE4" w:themeFill="accent1" w:themeFillTint="66" w:val="clear"/>
+          </w:tcPr>
+          <w:p>
+            <w:pPr>
+              <w:pStyle w:val="Normal"/>
+              <w:widowControl/>
+              <w:suppressAutoHyphens w:val="true"/>
+              <w:spacing w:lineRule="auto" w:line="240" w:before="0" w:after="0"/>
+              <w:rPr>
+                <w:rFonts w:ascii="Cambria" w:hAnsi="Cambria" w:eastAsia="Calibri" w:asciiTheme="majorHAnsi" w:hAnsiTheme="majorHAnsi"/>
+                <w:sz w:val="28"/>
+                <w:szCs w:val="28"/>
+              </w:rPr>
+            </w:pPr>
+            <w:r>
+              <w:rPr>
+                <w:rFonts w:ascii="Cambria" w:hAnsi="Cambria" w:eastAsia="Calibri" w:asciiTheme="majorHAnsi" w:hAnsiTheme="majorHAnsi"/>
+                <w:kern w:val="0"/>
+                <w:sz w:val="28"/>
+                <w:szCs w:val="28"/>
+                <w:rtl w:val="true"/>
+                <w:lang w:val="en-US" w:eastAsia="en-US" w:bidi="ar-SA"/>
+              </w:rPr>
+              <w:t xml:space="preserve">إسم الشركة </w:t>
+            </w:r>
+            <w:r>
+              <w:rPr>
+                <w:rFonts w:ascii="Cambria" w:hAnsi="Cambria" w:eastAsia="Calibri" w:hint="cs" w:asciiTheme="majorHAnsi" w:hAnsiTheme="majorHAnsi"/>
+                <w:kern w:val="0"/>
+                <w:sz w:val="28"/>
+                <w:szCs w:val="28"/>
+                <w:rtl w:val="true"/>
+                <w:lang w:val="en-US" w:eastAsia="en-US" w:bidi="ar-SA"/>
+              </w:rPr>
+              <w:t xml:space="preserve">  </w:t>
+            </w:r>
+            <w:r>
+              <w:rPr>
+                <w:rFonts w:eastAsia="Calibri" w:cs="Arial" w:ascii="Cambria" w:hAnsi="Cambria" w:asciiTheme="majorHAnsi" w:hAnsiTheme="majorHAnsi"/>
+                <w:kern w:val="0"/>
+                <w:sz w:val="28"/>
+                <w:szCs w:val="28"/>
+                <w:lang w:val="en-US" w:eastAsia="en-US" w:bidi="ar-SA"/>
+              </w:rPr>
+              <w:t>Company Name</w:t>
+            </w:r>
+          </w:p>
+        </w:tc>
+        <w:tc>
+          <w:tcPr>
+            <w:tcW w:w="8415" w:type="dxa"/>
+            <w:gridSpan w:val="3"/>
+            <w:tcBorders/>
+          </w:tcPr>
+          <w:p>
+            <w:pPr>
+              <w:pStyle w:val="Normal"/>
+              <w:widowControl/>
+              <w:suppressAutoHyphens w:val="true"/>
+              <w:spacing w:lineRule="auto" w:line="240" w:before="0" w:after="0"/>
+              <w:jc w:val="center"/>
+              <w:rPr>
+                <w:rFonts w:ascii="Cambria" w:hAnsi="Cambria" w:asciiTheme="majorHAnsi" w:hAnsiTheme="majorHAnsi"/>
+                <w:b/>
+                <w:bCs/>
+                <w:sz w:val="32"/>
+                <w:szCs w:val="32"/>
+              </w:rPr>
+            </w:pPr>
+            <w:r>
+              <w:rPr>
+                <w:rFonts w:ascii="Cambria" w:hAnsi="Cambria" w:eastAsia="Calibri" w:asciiTheme="majorHAnsi" w:hAnsiTheme="majorHAnsi"/>
+                <w:b/>
+                <w:b/>
+                <w:bCs/>
+                <w:kern w:val="0"/>
+                <w:sz w:val="32"/>
+                <w:szCs w:val="32"/>
+                <w:rtl w:val="true"/>
+                <w:lang w:val="en-US" w:eastAsia="en-US" w:bidi="ar-SA"/>
+              </w:rPr>
+              <w:t>تحالف الشيماء الزراعية للمقاولات والتوريدات</w:t>
+            </w:r>
+            <w:r>
+              <w:rPr>
+                <w:rFonts w:eastAsia="Calibri" w:cs="Arial" w:ascii="Cambria" w:hAnsi="Cambria" w:asciiTheme="majorHAnsi" w:hAnsiTheme="majorHAnsi"/>
+                <w:b/>
+                <w:bCs/>
+                <w:kern w:val="0"/>
+                <w:sz w:val="32"/>
+                <w:szCs w:val="32"/>
+                <w:rtl w:val="true"/>
+                <w:lang w:val="en-US" w:eastAsia="en-US" w:bidi="ar-SA"/>
+              </w:rPr>
+              <w:t>+</w:t>
+            </w:r>
+            <w:r>
+              <w:rPr>
+                <w:rFonts w:eastAsia="Calibri" w:cs="Arial" w:ascii="Cambria" w:hAnsi="Cambria" w:asciiTheme="majorHAnsi" w:hAnsiTheme="majorHAnsi"/>
+                <w:b/>
+                <w:bCs/>
+                <w:kern w:val="0"/>
+                <w:sz w:val="32"/>
+                <w:szCs w:val="32"/>
+                <w:lang w:val="en-US" w:eastAsia="en-US" w:bidi="ar-EG"/>
+              </w:rPr>
+              <w:t>FM</w:t>
+            </w:r>
+            <w:r>
+              <w:rPr>
+                <w:rFonts w:eastAsia="Calibri" w:cs="Arial" w:ascii="Cambria" w:hAnsi="Cambria" w:asciiTheme="majorHAnsi" w:hAnsiTheme="majorHAnsi"/>
+                <w:b/>
+                <w:bCs/>
+                <w:kern w:val="0"/>
+                <w:sz w:val="32"/>
+                <w:szCs w:val="32"/>
+                <w:rtl w:val="true"/>
+                <w:lang w:val="en-US" w:eastAsia="en-US" w:bidi="ar-SA"/>
+              </w:rPr>
+              <w:t xml:space="preserve"> </w:t>
+            </w:r>
+            <w:r>
+              <w:rPr>
+                <w:rFonts w:ascii="Cambria" w:hAnsi="Cambria" w:eastAsia="Calibri" w:asciiTheme="majorHAnsi" w:hAnsiTheme="majorHAnsi"/>
+                <w:b/>
+                <w:b/>
+                <w:bCs/>
+                <w:kern w:val="0"/>
+                <w:sz w:val="32"/>
+                <w:szCs w:val="32"/>
+                <w:rtl w:val="true"/>
+                <w:lang w:val="en-US" w:eastAsia="en-US" w:bidi="ar-SA"/>
+              </w:rPr>
+              <w:t>للمقاولات</w:t>
             </w:r>
           </w:p>
         </w:tc>
       </w:tr>
       <w:tr>
         <w:trPr>
-          <w:jc w:val="center"/>
+          <w:trHeight w:val="449" w:hRule="atLeast"/>
         </w:trPr>
         <w:tc>
           <w:tcPr>
             <w:tcW w:w="3375" w:type="dxa"/>
-            <w:shd w:val="clear" w:color="auto" w:fill="B8CCE4" w:themeFill="accent1" w:themeFillTint="66"/>
-          </w:tcPr>
-          <w:p>
-            <w:pPr>
-              <w:spacing w:after="0" w:line="240" w:lineRule="auto"/>
-              <w:rPr>
-                <w:rFonts w:asciiTheme="majorHAnsi" w:eastAsia="Calibri" w:hAnsiTheme="majorHAnsi"/>
-                <w:sz w:val="28"/>
-                <w:szCs w:val="28"/>
-              </w:rPr>
-            </w:pPr>
-            <w:proofErr w:type="spellStart"/>
-            <w:r>
-              <w:rPr>
-                <w:rFonts w:asciiTheme="majorHAnsi" w:eastAsia="Calibri" w:hAnsiTheme="majorHAnsi"/>
-                <w:sz w:val="28"/>
-                <w:szCs w:val="28"/>
-                <w:rtl/>
-              </w:rPr>
-              <w:t>إسم</w:t>
-            </w:r>
-            <w:proofErr w:type="spellEnd"/>
-            <w:r>
-              <w:rPr>
-                <w:rFonts w:asciiTheme="majorHAnsi" w:eastAsia="Calibri" w:hAnsiTheme="majorHAnsi"/>
-                <w:sz w:val="28"/>
-                <w:szCs w:val="28"/>
-                <w:rtl/>
-              </w:rPr>
-              <w:t xml:space="preserve"> الشركة </w:t>
-            </w:r>
-            <w:r>
-              <w:rPr>
-                <w:rFonts w:asciiTheme="majorHAnsi" w:eastAsia="Calibri" w:hAnsiTheme="majorHAnsi" w:hint="cs"/>
-                <w:sz w:val="28"/>
-                <w:szCs w:val="28"/>
-                <w:rtl/>
+            <w:tcBorders/>
+            <w:shd w:color="auto" w:fill="B8CCE4" w:themeFill="accent1" w:themeFillTint="66" w:val="clear"/>
+          </w:tcPr>
+          <w:p>
+            <w:pPr>
+              <w:pStyle w:val="Normal"/>
+              <w:widowControl/>
+              <w:suppressAutoHyphens w:val="true"/>
+              <w:spacing w:lineRule="auto" w:line="240" w:before="0" w:after="0"/>
+              <w:rPr>
+                <w:rFonts w:ascii="Cambria" w:hAnsi="Cambria" w:eastAsia="Calibri" w:asciiTheme="majorHAnsi" w:hAnsiTheme="majorHAnsi"/>
+                <w:sz w:val="28"/>
+                <w:szCs w:val="28"/>
+              </w:rPr>
+            </w:pPr>
+            <w:r>
+              <w:rPr>
+                <w:rFonts w:ascii="Cambria" w:hAnsi="Cambria" w:eastAsia="Calibri" w:asciiTheme="majorHAnsi" w:hAnsiTheme="majorHAnsi"/>
+                <w:kern w:val="0"/>
+                <w:sz w:val="28"/>
+                <w:szCs w:val="28"/>
+                <w:rtl w:val="true"/>
+                <w:lang w:val="en-US" w:eastAsia="en-US" w:bidi="ar-SA"/>
+              </w:rPr>
+              <w:t>إسم العامل</w:t>
+            </w:r>
+            <w:r>
+              <w:rPr>
+                <w:rFonts w:ascii="Cambria" w:hAnsi="Cambria" w:eastAsia="Calibri" w:hint="cs" w:asciiTheme="majorHAnsi" w:hAnsiTheme="majorHAnsi"/>
+                <w:kern w:val="0"/>
+                <w:sz w:val="28"/>
+                <w:szCs w:val="28"/>
+                <w:rtl w:val="true"/>
+                <w:lang w:val="en-US" w:eastAsia="en-US" w:bidi="ar-SA"/>
               </w:rPr>
               <w:t xml:space="preserve">  </w:t>
             </w:r>
             <w:r>
               <w:rPr>
-                <w:rFonts w:asciiTheme="majorHAnsi" w:eastAsia="Calibri" w:hAnsiTheme="majorHAnsi" w:cs="Arial"/>
-                <w:sz w:val="28"/>
-                <w:szCs w:val="28"/>
-              </w:rPr>
-              <w:t>Company Name</w:t>
-            </w:r>
-          </w:p>
-        </w:tc>
-        <w:tc>
-          <w:tcPr>
-            <w:tcW w:w="8415" w:type="dxa"/>
-            <w:gridSpan w:val="3"/>
-          </w:tcPr>
-          <w:p>
-            <w:pPr>
-              <w:spacing w:after="0" w:line="240" w:lineRule="auto"/>
-              <w:jc w:val="center"/>
-              <w:rPr>
-                <w:rFonts w:asciiTheme="majorHAnsi" w:hAnsiTheme="majorHAnsi"/>
-                <w:b/>
-                <w:bCs/>
-                <w:sz w:val="32"/>
-                <w:szCs w:val="32"/>
-              </w:rPr>
-            </w:pPr>
-            <w:r>
-              <w:rPr>
-                <w:rFonts w:asciiTheme="majorHAnsi" w:eastAsia="Calibri" w:hAnsiTheme="majorHAnsi"/>
-                <w:b/>
-                <w:bCs/>
-                <w:sz w:val="32"/>
-                <w:szCs w:val="32"/>
-                <w:rtl/>
-              </w:rPr>
-              <w:t>تحالف الشيماء الزراعية للمقاولات والتوريدات</w:t>
-            </w:r>
-            <w:r>
-              <w:rPr>
-                <w:rFonts w:asciiTheme="majorHAnsi" w:eastAsia="Calibri" w:hAnsiTheme="majorHAnsi" w:cs="Arial"/>
-                <w:b/>
-                <w:bCs/>
-                <w:sz w:val="32"/>
-                <w:szCs w:val="32"/>
-                <w:rtl/>
-              </w:rPr>
-              <w:t>+</w:t>
-            </w:r>
-            <w:r>
-              <w:rPr>
-                <w:rFonts w:asciiTheme="majorHAnsi" w:eastAsia="Calibri" w:hAnsiTheme="majorHAnsi" w:cs="Arial"/>
-                <w:b/>
-                <w:bCs/>
-                <w:sz w:val="32"/>
-                <w:szCs w:val="32"/>
-                <w:lang w:bidi="ar-EG"/>
-              </w:rPr>
-              <w:t>FM</w:t>
-            </w:r>
-            <w:r>
-              <w:rPr>
-                <w:rFonts w:asciiTheme="majorHAnsi" w:eastAsia="Calibri" w:hAnsiTheme="majorHAnsi" w:cs="Arial"/>
-                <w:b/>
-                <w:bCs/>
-                <w:sz w:val="32"/>
-                <w:szCs w:val="32"/>
-                <w:rtl/>
-              </w:rPr>
-              <w:t xml:space="preserve"> </w:t>
-            </w:r>
-            <w:r>
-              <w:rPr>
-                <w:rFonts w:asciiTheme="majorHAnsi" w:eastAsia="Calibri" w:hAnsiTheme="majorHAnsi"/>
-                <w:b/>
-                <w:bCs/>
-                <w:sz w:val="32"/>
-                <w:szCs w:val="32"/>
-                <w:rtl/>
-              </w:rPr>
-              <w:t>للمقاولات</w:t>
-            </w:r>
-          </w:p>
-        </w:tc>
-      </w:tr>
-      <w:tr>
-        <w:trPr>
-          <w:trHeight w:val="449"/>
-          <w:jc w:val="center"/>
-        </w:trPr>
-        <w:tc>
-          <w:tcPr>
-            <w:tcW w:w="3375" w:type="dxa"/>
-            <w:shd w:val="clear" w:color="auto" w:fill="B8CCE4" w:themeFill="accent1" w:themeFillTint="66"/>
-          </w:tcPr>
-          <w:p>
-            <w:pPr>
-              <w:spacing w:after="0" w:line="240" w:lineRule="auto"/>
-              <w:rPr>
-                <w:rFonts w:asciiTheme="majorHAnsi" w:eastAsia="Calibri" w:hAnsiTheme="majorHAnsi"/>
-                <w:sz w:val="28"/>
-                <w:szCs w:val="28"/>
-              </w:rPr>
-            </w:pPr>
-            <w:proofErr w:type="spellStart"/>
-            <w:r>
-              <w:rPr>
-                <w:rFonts w:asciiTheme="majorHAnsi" w:eastAsia="Calibri" w:hAnsiTheme="majorHAnsi"/>
-                <w:sz w:val="28"/>
-                <w:szCs w:val="28"/>
-                <w:rtl/>
-              </w:rPr>
-              <w:t>إسم</w:t>
-            </w:r>
-            <w:proofErr w:type="spellEnd"/>
-            <w:r>
-              <w:rPr>
-                <w:rFonts w:asciiTheme="majorHAnsi" w:eastAsia="Calibri" w:hAnsiTheme="majorHAnsi"/>
-                <w:sz w:val="28"/>
-                <w:szCs w:val="28"/>
-                <w:rtl/>
-              </w:rPr>
-              <w:t xml:space="preserve"> العامل</w:t>
-            </w:r>
-            <w:r>
-              <w:rPr>
-                <w:rFonts w:asciiTheme="majorHAnsi" w:eastAsia="Calibri" w:hAnsiTheme="majorHAnsi" w:hint="cs"/>
-                <w:sz w:val="28"/>
-                <w:szCs w:val="28"/>
-                <w:rtl/>
-              </w:rPr>
-              <w:t xml:space="preserve">  </w:t>
-            </w:r>
-            <w:r>
-              <w:rPr>
-                <w:rFonts w:asciiTheme="majorHAnsi" w:eastAsia="Calibri" w:hAnsiTheme="majorHAnsi"/>
-                <w:sz w:val="28"/>
-                <w:szCs w:val="28"/>
-                <w:rtl/>
+                <w:rFonts w:ascii="Cambria" w:hAnsi="Cambria" w:eastAsia="Calibri" w:asciiTheme="majorHAnsi" w:hAnsiTheme="majorHAnsi"/>
+                <w:kern w:val="0"/>
+                <w:sz w:val="28"/>
+                <w:szCs w:val="28"/>
+                <w:rtl w:val="true"/>
+                <w:lang w:val="en-US" w:eastAsia="en-US" w:bidi="ar-SA"/>
               </w:rPr>
               <w:t xml:space="preserve">   </w:t>
             </w:r>
             <w:r>
               <w:rPr>
-                <w:rFonts w:asciiTheme="majorHAnsi" w:eastAsia="Calibri" w:hAnsiTheme="majorHAnsi" w:cs="Arial"/>
-                <w:sz w:val="28"/>
-                <w:szCs w:val="28"/>
+                <w:rFonts w:eastAsia="Calibri" w:cs="Arial" w:ascii="Cambria" w:hAnsi="Cambria" w:asciiTheme="majorHAnsi" w:hAnsiTheme="majorHAnsi"/>
+                <w:kern w:val="0"/>
+                <w:sz w:val="28"/>
+                <w:szCs w:val="28"/>
+                <w:lang w:val="en-US" w:eastAsia="en-US" w:bidi="ar-SA"/>
               </w:rPr>
               <w:t>Worker Name</w:t>
             </w:r>
@@ -445,14 +487,18 @@
         </w:tc>
         <w:tc>
           <w:tcPr>
-            <w:tcW w:w="2550" w:type="dxa"/>
-          </w:tcPr>
-          <w:p>
-            <w:pPr>
-              <w:spacing w:after="0" w:line="240" w:lineRule="auto"/>
-              <w:jc w:val="center"/>
-              <w:rPr>
-                <w:rFonts w:asciiTheme="majorHAnsi" w:eastAsia="Calibri" w:hAnsiTheme="majorHAnsi" w:cs="Arial"/>
+            <w:tcW w:w="2549" w:type="dxa"/>
+            <w:tcBorders/>
+          </w:tcPr>
+          <w:p>
+            <w:pPr>
+              <w:pStyle w:val="Normal"/>
+              <w:widowControl/>
+              <w:suppressAutoHyphens w:val="true"/>
+              <w:spacing w:lineRule="auto" w:line="240" w:before="0" w:after="0"/>
+              <w:jc w:val="center"/>
+              <w:rPr>
+                <w:rFonts w:ascii="Cambria" w:hAnsi="Cambria" w:eastAsia="Calibri" w:cs="Arial" w:asciiTheme="majorHAnsi" w:hAnsiTheme="majorHAnsi"/>
                 <w:b/>
                 <w:bCs/>
                 <w:sz w:val="24"/>
@@ -462,53 +508,113 @@
             </w:pPr>
             <w:r>
               <w:rPr>
-                <w:rFonts w:asciiTheme="majorHAnsi" w:eastAsia="Calibri" w:hAnsiTheme="majorHAnsi" w:cs="Arial"/>
-                <w:b/>
-                <w:bCs/>
+                <w:rFonts w:eastAsia="Calibri" w:cs="Arial" w:ascii="Cambria" w:hAnsi="Cambria" w:asciiTheme="majorHAnsi" w:hAnsiTheme="majorHAnsi"/>
+                <w:b/>
+                <w:bCs/>
+                <w:kern w:val="0"/>
                 <w:sz w:val="24"/>
                 <w:szCs w:val="24"/>
-                <w:rtl/>
-                <w:lang w:bidi="ar-EG"/>
+                <w:rtl w:val="true"/>
+                <w:lang w:val="en-US" w:eastAsia="en-US" w:bidi="ar-EG"/>
               </w:rPr>
               <w:t>${</w:t>
             </w:r>
-            <w:proofErr w:type="spellStart"/>
-            <w:r>
-              <w:rPr>
-                <w:rFonts w:asciiTheme="majorHAnsi" w:eastAsia="Calibri" w:hAnsiTheme="majorHAnsi" w:cs="Arial"/>
-                <w:b/>
-                <w:bCs/>
+            <w:r>
+              <w:rPr>
+                <w:rFonts w:eastAsia="Calibri" w:cs="Arial" w:ascii="Cambria" w:hAnsi="Cambria" w:asciiTheme="majorHAnsi" w:hAnsiTheme="majorHAnsi"/>
+                <w:b/>
+                <w:bCs/>
+                <w:kern w:val="0"/>
                 <w:sz w:val="24"/>
                 <w:szCs w:val="24"/>
-                <w:lang w:bidi="ar-EG"/>
+                <w:lang w:val="en-US" w:eastAsia="en-US" w:bidi="ar-EG"/>
               </w:rPr>
               <w:t>worker_name</w:t>
             </w:r>
-            <w:proofErr w:type="spellEnd"/>
-            <w:r>
-              <w:rPr>
-                <w:rFonts w:asciiTheme="majorHAnsi" w:eastAsia="Calibri" w:hAnsiTheme="majorHAnsi" w:cs="Arial"/>
-                <w:b/>
-                <w:bCs/>
+            <w:r>
+              <w:rPr>
+                <w:rFonts w:eastAsia="Calibri" w:cs="Arial" w:ascii="Cambria" w:hAnsi="Cambria" w:asciiTheme="majorHAnsi" w:hAnsiTheme="majorHAnsi"/>
+                <w:b/>
+                <w:bCs/>
+                <w:kern w:val="0"/>
                 <w:sz w:val="24"/>
                 <w:szCs w:val="24"/>
-                <w:rtl/>
+                <w:rtl w:val="true"/>
+                <w:lang w:val="en-US" w:eastAsia="en-US" w:bidi="ar-EG"/>
+              </w:rPr>
+              <w:t>}</w:t>
+            </w:r>
+          </w:p>
+        </w:tc>
+        <w:tc>
+          <w:tcPr>
+            <w:tcW w:w="3209" w:type="dxa"/>
+            <w:tcBorders/>
+            <w:shd w:color="auto" w:fill="B8CCE4" w:themeFill="accent1" w:themeFillTint="66" w:val="clear"/>
+          </w:tcPr>
+          <w:p>
+            <w:pPr>
+              <w:pStyle w:val="Normal"/>
+              <w:widowControl/>
+              <w:suppressAutoHyphens w:val="true"/>
+              <w:spacing w:lineRule="auto" w:line="240" w:before="0" w:after="0"/>
+              <w:rPr>
+                <w:rFonts w:ascii="Cambria" w:hAnsi="Cambria" w:asciiTheme="majorHAnsi" w:hAnsiTheme="majorHAnsi"/>
+                <w:sz w:val="28"/>
+                <w:szCs w:val="28"/>
                 <w:lang w:bidi="ar-EG"/>
               </w:rPr>
-              <w:t>}</w:t>
-            </w:r>
-          </w:p>
-        </w:tc>
-        <w:tc>
-          <w:tcPr>
-            <w:tcW w:w="3209" w:type="dxa"/>
-            <w:shd w:val="clear" w:color="auto" w:fill="B8CCE4" w:themeFill="accent1" w:themeFillTint="66"/>
-          </w:tcPr>
-          <w:p>
-            <w:pPr>
-              <w:spacing w:after="0" w:line="240" w:lineRule="auto"/>
-              <w:rPr>
-                <w:rFonts w:asciiTheme="majorHAnsi" w:hAnsiTheme="majorHAnsi"/>
+            </w:pPr>
+            <w:r>
+              <w:rPr>
+                <w:rFonts w:ascii="Cambria" w:hAnsi="Cambria" w:eastAsia="Calibri" w:hint="cs" w:asciiTheme="majorHAnsi" w:hAnsiTheme="majorHAnsi"/>
+                <w:kern w:val="0"/>
+                <w:sz w:val="28"/>
+                <w:szCs w:val="28"/>
+                <w:rtl w:val="true"/>
+                <w:lang w:val="en-US" w:eastAsia="en-US" w:bidi="ar-SA"/>
+              </w:rPr>
+              <w:t xml:space="preserve">موبايل      </w:t>
+            </w:r>
+            <w:r>
+              <w:rPr>
+                <w:rFonts w:ascii="Cambria" w:hAnsi="Cambria" w:eastAsia="Calibri" w:asciiTheme="majorHAnsi" w:hAnsiTheme="majorHAnsi"/>
+                <w:kern w:val="0"/>
+                <w:sz w:val="28"/>
+                <w:szCs w:val="28"/>
+                <w:rtl w:val="true"/>
+                <w:lang w:val="en-US" w:eastAsia="en-US" w:bidi="ar-SA"/>
+              </w:rPr>
+              <w:t xml:space="preserve"> </w:t>
+            </w:r>
+            <w:r>
+              <w:rPr>
+                <w:rFonts w:eastAsia="Calibri" w:cs="Arial" w:ascii="Cambria" w:hAnsi="Cambria" w:asciiTheme="majorHAnsi" w:hAnsiTheme="majorHAnsi"/>
+                <w:kern w:val="0"/>
+                <w:sz w:val="28"/>
+                <w:szCs w:val="28"/>
+                <w:lang w:val="en-US" w:eastAsia="en-US" w:bidi="ar-EG"/>
+              </w:rPr>
+              <w:t>Mobile Number</w:t>
+            </w:r>
+          </w:p>
+        </w:tc>
+        <w:tc>
+          <w:tcPr>
+            <w:tcW w:w="2657" w:type="dxa"/>
+            <w:tcBorders/>
+          </w:tcPr>
+          <w:p>
+            <w:pPr>
+              <w:pStyle w:val="Normal"/>
+              <w:widowControl/>
+              <w:suppressAutoHyphens w:val="true"/>
+              <w:spacing w:lineRule="auto" w:line="240" w:before="0" w:after="0"/>
+              <w:jc w:val="center"/>
+              <w:rPr>
+                <w:rFonts w:ascii="Cambria" w:hAnsi="Cambria" w:asciiTheme="majorHAnsi" w:hAnsiTheme="majorHAnsi"/>
+                <w:b/>
+                <w:bCs/>
                 <w:sz w:val="28"/>
                 <w:szCs w:val="28"/>
                 <w:lang w:bidi="ar-EG"/>
@@ -516,81 +622,39 @@
             </w:pPr>
             <w:r>
               <w:rPr>
-                <w:rFonts w:asciiTheme="majorHAnsi" w:eastAsia="Calibri" w:hAnsiTheme="majorHAnsi" w:hint="cs"/>
-                <w:sz w:val="28"/>
-                <w:szCs w:val="28"/>
-                <w:rtl/>
-              </w:rPr>
-              <w:t xml:space="preserve">موبايل      </w:t>
-            </w:r>
-            <w:r>
-              <w:rPr>
-                <w:rFonts w:asciiTheme="majorHAnsi" w:eastAsia="Calibri" w:hAnsiTheme="majorHAnsi"/>
-                <w:sz w:val="28"/>
-                <w:szCs w:val="28"/>
-                <w:rtl/>
-              </w:rPr>
-              <w:t xml:space="preserve"> </w:t>
-            </w:r>
-            <w:r>
-              <w:rPr>
-                <w:rFonts w:asciiTheme="majorHAnsi" w:eastAsia="Calibri" w:hAnsiTheme="majorHAnsi" w:cs="Arial"/>
-                <w:sz w:val="28"/>
-                <w:szCs w:val="28"/>
-                <w:lang w:bidi="ar-EG"/>
-              </w:rPr>
-              <w:t>Mobile Number</w:t>
-            </w:r>
-          </w:p>
-        </w:tc>
-        <w:tc>
-          <w:tcPr>
-            <w:tcW w:w="2656" w:type="dxa"/>
-          </w:tcPr>
-          <w:p>
-            <w:pPr>
-              <w:spacing w:after="0" w:line="240" w:lineRule="auto"/>
-              <w:jc w:val="center"/>
-              <w:rPr>
-                <w:rFonts w:asciiTheme="majorHAnsi" w:hAnsiTheme="majorHAnsi"/>
-                <w:b/>
-                <w:bCs/>
-                <w:sz w:val="28"/>
-                <w:szCs w:val="28"/>
-                <w:lang w:bidi="ar-EG"/>
-              </w:rPr>
-            </w:pPr>
-            <w:r>
-              <w:rPr>
-                <w:rFonts w:asciiTheme="majorHAnsi" w:eastAsia="Calibri" w:hAnsiTheme="majorHAnsi" w:cs="Arial"/>
-                <w:b/>
-                <w:bCs/>
-                <w:sz w:val="28"/>
-                <w:szCs w:val="28"/>
-                <w:rtl/>
+                <w:rFonts w:eastAsia="Calibri" w:cs="Arial" w:ascii="Cambria" w:hAnsi="Cambria" w:asciiTheme="majorHAnsi" w:hAnsiTheme="majorHAnsi"/>
+                <w:b/>
+                <w:bCs/>
+                <w:kern w:val="0"/>
+                <w:sz w:val="28"/>
+                <w:szCs w:val="28"/>
+                <w:rtl w:val="true"/>
+                <w:lang w:val="en-US" w:eastAsia="en-US" w:bidi="ar-SA"/>
               </w:rPr>
               <w:t>${</w:t>
             </w:r>
-            <w:proofErr w:type="spellStart"/>
-            <w:r>
-              <w:rPr>
-                <w:rFonts w:asciiTheme="majorHAnsi" w:eastAsia="Calibri" w:hAnsiTheme="majorHAnsi" w:cs="Arial"/>
-                <w:b/>
-                <w:bCs/>
-                <w:sz w:val="28"/>
-                <w:szCs w:val="28"/>
+            <w:r>
+              <w:rPr>
+                <w:rFonts w:eastAsia="Calibri" w:cs="Arial" w:ascii="Cambria" w:hAnsi="Cambria" w:asciiTheme="majorHAnsi" w:hAnsiTheme="majorHAnsi"/>
+                <w:b/>
+                <w:bCs/>
+                <w:kern w:val="0"/>
+                <w:sz w:val="28"/>
+                <w:szCs w:val="28"/>
+                <w:lang w:val="en-US" w:eastAsia="en-US" w:bidi="ar-SA"/>
               </w:rPr>
               <w:t>worker_phone</w:t>
             </w:r>
-            <w:proofErr w:type="spellEnd"/>
-            <w:r>
-              <w:rPr>
-                <w:rFonts w:asciiTheme="majorHAnsi" w:eastAsia="Calibri" w:hAnsiTheme="majorHAnsi" w:cs="Arial"/>
-                <w:b/>
-                <w:bCs/>
-                <w:sz w:val="28"/>
-                <w:szCs w:val="28"/>
-                <w:rtl/>
+            <w:r>
+              <w:rPr>
+                <w:rFonts w:eastAsia="Calibri" w:cs="Arial" w:ascii="Cambria" w:hAnsi="Cambria" w:asciiTheme="majorHAnsi" w:hAnsiTheme="majorHAnsi"/>
+                <w:b/>
+                <w:bCs/>
+                <w:kern w:val="0"/>
+                <w:sz w:val="28"/>
+                <w:szCs w:val="28"/>
+                <w:rtl w:val="true"/>
+                <w:lang w:val="en-US" w:eastAsia="en-US" w:bidi="ar-SA"/>
               </w:rPr>
               <w:t>}</w:t>
             </w:r>
@@ -598,46 +662,54 @@
         </w:tc>
       </w:tr>
       <w:tr>
-        <w:trPr>
-          <w:jc w:val="center"/>
-        </w:trPr>
+        <w:trPr/>
         <w:tc>
           <w:tcPr>
             <w:tcW w:w="3375" w:type="dxa"/>
-            <w:shd w:val="clear" w:color="auto" w:fill="B8CCE4" w:themeFill="accent1" w:themeFillTint="66"/>
-          </w:tcPr>
-          <w:p>
-            <w:pPr>
-              <w:spacing w:after="0" w:line="240" w:lineRule="auto"/>
-              <w:rPr>
-                <w:rFonts w:asciiTheme="majorHAnsi" w:eastAsia="Calibri" w:hAnsiTheme="majorHAnsi"/>
-                <w:sz w:val="28"/>
-                <w:szCs w:val="28"/>
-              </w:rPr>
-            </w:pPr>
-            <w:r>
-              <w:rPr>
-                <w:rFonts w:asciiTheme="majorHAnsi" w:eastAsia="Calibri" w:hAnsiTheme="majorHAnsi"/>
-                <w:sz w:val="28"/>
-                <w:szCs w:val="28"/>
-                <w:rtl/>
+            <w:tcBorders/>
+            <w:shd w:color="auto" w:fill="B8CCE4" w:themeFill="accent1" w:themeFillTint="66" w:val="clear"/>
+          </w:tcPr>
+          <w:p>
+            <w:pPr>
+              <w:pStyle w:val="Normal"/>
+              <w:widowControl/>
+              <w:suppressAutoHyphens w:val="true"/>
+              <w:spacing w:lineRule="auto" w:line="240" w:before="0" w:after="0"/>
+              <w:rPr>
+                <w:rFonts w:ascii="Cambria" w:hAnsi="Cambria" w:eastAsia="Calibri" w:asciiTheme="majorHAnsi" w:hAnsiTheme="majorHAnsi"/>
+                <w:sz w:val="28"/>
+                <w:szCs w:val="28"/>
+              </w:rPr>
+            </w:pPr>
+            <w:r>
+              <w:rPr>
+                <w:rFonts w:ascii="Cambria" w:hAnsi="Cambria" w:eastAsia="Calibri" w:asciiTheme="majorHAnsi" w:hAnsiTheme="majorHAnsi"/>
+                <w:kern w:val="0"/>
+                <w:sz w:val="28"/>
+                <w:szCs w:val="28"/>
+                <w:rtl w:val="true"/>
+                <w:lang w:val="en-US" w:eastAsia="en-US" w:bidi="ar-SA"/>
               </w:rPr>
               <w:t>وظيفة العامل</w:t>
             </w:r>
             <w:r>
               <w:rPr>
-                <w:rFonts w:asciiTheme="majorHAnsi" w:eastAsia="Calibri" w:hAnsiTheme="majorHAnsi" w:hint="cs"/>
-                <w:sz w:val="28"/>
-                <w:szCs w:val="28"/>
-                <w:rtl/>
+                <w:rFonts w:ascii="Cambria" w:hAnsi="Cambria" w:eastAsia="Calibri" w:hint="cs" w:asciiTheme="majorHAnsi" w:hAnsiTheme="majorHAnsi"/>
+                <w:kern w:val="0"/>
+                <w:sz w:val="28"/>
+                <w:szCs w:val="28"/>
+                <w:rtl w:val="true"/>
+                <w:lang w:val="en-US" w:eastAsia="en-US" w:bidi="ar-SA"/>
               </w:rPr>
               <w:t xml:space="preserve"> </w:t>
             </w:r>
             <w:r>
               <w:rPr>
-                <w:rFonts w:asciiTheme="majorHAnsi" w:eastAsia="Calibri" w:hAnsiTheme="majorHAnsi" w:cs="Arial"/>
-                <w:sz w:val="28"/>
-                <w:szCs w:val="28"/>
+                <w:rFonts w:eastAsia="Calibri" w:cs="Arial" w:ascii="Cambria" w:hAnsi="Cambria" w:asciiTheme="majorHAnsi" w:hAnsiTheme="majorHAnsi"/>
+                <w:kern w:val="0"/>
+                <w:sz w:val="28"/>
+                <w:szCs w:val="28"/>
+                <w:lang w:val="en-US" w:eastAsia="en-US" w:bidi="ar-SA"/>
               </w:rPr>
               <w:t>Worker Job</w:t>
             </w:r>
@@ -645,14 +717,18 @@
         </w:tc>
         <w:tc>
           <w:tcPr>
-            <w:tcW w:w="2550" w:type="dxa"/>
-          </w:tcPr>
-          <w:p>
-            <w:pPr>
-              <w:spacing w:after="0" w:line="240" w:lineRule="auto"/>
-              <w:jc w:val="center"/>
-              <w:rPr>
-                <w:rFonts w:asciiTheme="majorHAnsi" w:eastAsia="Calibri" w:hAnsiTheme="majorHAnsi"/>
+            <w:tcW w:w="2549" w:type="dxa"/>
+            <w:tcBorders/>
+          </w:tcPr>
+          <w:p>
+            <w:pPr>
+              <w:pStyle w:val="Normal"/>
+              <w:widowControl/>
+              <w:suppressAutoHyphens w:val="true"/>
+              <w:spacing w:lineRule="auto" w:line="240" w:before="0" w:after="0"/>
+              <w:jc w:val="center"/>
+              <w:rPr>
+                <w:rFonts w:ascii="Cambria" w:hAnsi="Cambria" w:eastAsia="Calibri" w:asciiTheme="majorHAnsi" w:hAnsiTheme="majorHAnsi"/>
                 <w:b/>
                 <w:bCs/>
                 <w:sz w:val="26"/>
@@ -662,94 +738,103 @@
             </w:pPr>
             <w:r>
               <w:rPr>
-                <w:rFonts w:asciiTheme="majorHAnsi" w:eastAsia="Calibri" w:hAnsiTheme="majorHAnsi" w:cs="Arial"/>
-                <w:b/>
-                <w:bCs/>
+                <w:rFonts w:eastAsia="Calibri" w:cs="Arial" w:ascii="Cambria" w:hAnsi="Cambria" w:asciiTheme="majorHAnsi" w:hAnsiTheme="majorHAnsi"/>
+                <w:b/>
+                <w:bCs/>
+                <w:kern w:val="0"/>
                 <w:sz w:val="26"/>
                 <w:szCs w:val="26"/>
-                <w:rtl/>
-                <w:lang w:bidi="ar-EG"/>
+                <w:rtl w:val="true"/>
+                <w:lang w:val="en-US" w:eastAsia="en-US" w:bidi="ar-EG"/>
               </w:rPr>
               <w:t>${</w:t>
             </w:r>
-            <w:proofErr w:type="spellStart"/>
-            <w:r>
-              <w:rPr>
-                <w:rFonts w:asciiTheme="majorHAnsi" w:eastAsia="Calibri" w:hAnsiTheme="majorHAnsi" w:cs="Arial"/>
-                <w:b/>
-                <w:bCs/>
+            <w:r>
+              <w:rPr>
+                <w:rFonts w:eastAsia="Calibri" w:cs="Arial" w:ascii="Cambria" w:hAnsi="Cambria" w:asciiTheme="majorHAnsi" w:hAnsiTheme="majorHAnsi"/>
+                <w:b/>
+                <w:bCs/>
+                <w:kern w:val="0"/>
                 <w:sz w:val="26"/>
                 <w:szCs w:val="26"/>
-                <w:lang w:bidi="ar-EG"/>
+                <w:lang w:val="en-US" w:eastAsia="en-US" w:bidi="ar-EG"/>
               </w:rPr>
               <w:t>worker_job</w:t>
             </w:r>
-            <w:proofErr w:type="spellEnd"/>
-            <w:r>
-              <w:rPr>
-                <w:rFonts w:asciiTheme="majorHAnsi" w:eastAsia="Calibri" w:hAnsiTheme="majorHAnsi" w:cs="Arial"/>
-                <w:b/>
-                <w:bCs/>
+            <w:r>
+              <w:rPr>
+                <w:rFonts w:eastAsia="Calibri" w:cs="Arial" w:ascii="Cambria" w:hAnsi="Cambria" w:asciiTheme="majorHAnsi" w:hAnsiTheme="majorHAnsi"/>
+                <w:b/>
+                <w:bCs/>
+                <w:kern w:val="0"/>
                 <w:sz w:val="26"/>
                 <w:szCs w:val="26"/>
-                <w:rtl/>
+                <w:rtl w:val="true"/>
+                <w:lang w:val="en-US" w:eastAsia="en-US" w:bidi="ar-EG"/>
+              </w:rPr>
+              <w:t>}</w:t>
+            </w:r>
+          </w:p>
+        </w:tc>
+        <w:tc>
+          <w:tcPr>
+            <w:tcW w:w="3209" w:type="dxa"/>
+            <w:tcBorders/>
+            <w:shd w:color="auto" w:fill="B8CCE4" w:themeFill="accent1" w:themeFillTint="66" w:val="clear"/>
+          </w:tcPr>
+          <w:p>
+            <w:pPr>
+              <w:pStyle w:val="Normal"/>
+              <w:widowControl/>
+              <w:suppressAutoHyphens w:val="true"/>
+              <w:spacing w:lineRule="auto" w:line="240" w:before="0" w:after="0"/>
+              <w:rPr>
+                <w:rFonts w:ascii="Cambria" w:hAnsi="Cambria" w:eastAsia="Calibri" w:cs="Arial" w:asciiTheme="majorHAnsi" w:hAnsiTheme="majorHAnsi"/>
+                <w:sz w:val="28"/>
+                <w:szCs w:val="28"/>
                 <w:lang w:bidi="ar-EG"/>
               </w:rPr>
-              <w:t>}</w:t>
-            </w:r>
-          </w:p>
-        </w:tc>
-        <w:tc>
-          <w:tcPr>
-            <w:tcW w:w="3209" w:type="dxa"/>
-            <w:shd w:val="clear" w:color="auto" w:fill="B8CCE4" w:themeFill="accent1" w:themeFillTint="66"/>
-          </w:tcPr>
-          <w:p>
-            <w:pPr>
-              <w:spacing w:after="0" w:line="240" w:lineRule="auto"/>
-              <w:rPr>
-                <w:rFonts w:asciiTheme="majorHAnsi" w:eastAsia="Calibri" w:hAnsiTheme="majorHAnsi" w:cs="Arial"/>
-                <w:sz w:val="28"/>
-                <w:szCs w:val="28"/>
-                <w:lang w:bidi="ar-EG"/>
-              </w:rPr>
-            </w:pPr>
-            <w:r>
-              <w:rPr>
-                <w:rFonts w:asciiTheme="majorHAnsi" w:eastAsia="Calibri" w:hAnsiTheme="majorHAnsi"/>
-                <w:sz w:val="28"/>
-                <w:szCs w:val="28"/>
-                <w:rtl/>
-                <w:lang w:bidi="ar-EG"/>
+            </w:pPr>
+            <w:r>
+              <w:rPr>
+                <w:rFonts w:ascii="Cambria" w:hAnsi="Cambria" w:eastAsia="Calibri" w:asciiTheme="majorHAnsi" w:hAnsiTheme="majorHAnsi"/>
+                <w:kern w:val="0"/>
+                <w:sz w:val="28"/>
+                <w:szCs w:val="28"/>
+                <w:rtl w:val="true"/>
+                <w:lang w:val="en-US" w:eastAsia="en-US" w:bidi="ar-EG"/>
               </w:rPr>
               <w:t>رقم البطاقة</w:t>
             </w:r>
             <w:r>
               <w:rPr>
-                <w:rFonts w:asciiTheme="majorHAnsi" w:eastAsia="Calibri" w:hAnsiTheme="majorHAnsi" w:hint="cs"/>
-                <w:sz w:val="28"/>
-                <w:szCs w:val="28"/>
-                <w:rtl/>
-                <w:lang w:bidi="ar-EG"/>
+                <w:rFonts w:ascii="Cambria" w:hAnsi="Cambria" w:eastAsia="Calibri" w:hint="cs" w:asciiTheme="majorHAnsi" w:hAnsiTheme="majorHAnsi"/>
+                <w:kern w:val="0"/>
+                <w:sz w:val="28"/>
+                <w:szCs w:val="28"/>
+                <w:rtl w:val="true"/>
+                <w:lang w:val="en-US" w:eastAsia="en-US" w:bidi="ar-EG"/>
               </w:rPr>
               <w:t xml:space="preserve">   </w:t>
             </w:r>
             <w:r>
               <w:rPr>
-                <w:rFonts w:asciiTheme="majorHAnsi" w:eastAsia="Calibri" w:hAnsiTheme="majorHAnsi"/>
-                <w:sz w:val="28"/>
-                <w:szCs w:val="28"/>
-                <w:rtl/>
-                <w:lang w:bidi="ar-EG"/>
+                <w:rFonts w:ascii="Cambria" w:hAnsi="Cambria" w:eastAsia="Calibri" w:asciiTheme="majorHAnsi" w:hAnsiTheme="majorHAnsi"/>
+                <w:kern w:val="0"/>
+                <w:sz w:val="28"/>
+                <w:szCs w:val="28"/>
+                <w:rtl w:val="true"/>
+                <w:lang w:val="en-US" w:eastAsia="en-US" w:bidi="ar-EG"/>
               </w:rPr>
               <w:t xml:space="preserve"> </w:t>
             </w:r>
             <w:r>
               <w:rPr>
-                <w:rFonts w:asciiTheme="majorHAnsi" w:eastAsia="Calibri" w:hAnsiTheme="majorHAnsi" w:cs="Arial"/>
-                <w:sz w:val="28"/>
-                <w:szCs w:val="28"/>
-                <w:lang w:bidi="ar-EG"/>
+                <w:rFonts w:eastAsia="Calibri" w:cs="Arial" w:ascii="Cambria" w:hAnsi="Cambria" w:asciiTheme="majorHAnsi" w:hAnsiTheme="majorHAnsi"/>
+                <w:kern w:val="0"/>
+                <w:sz w:val="28"/>
+                <w:szCs w:val="28"/>
+                <w:lang w:val="en-US" w:eastAsia="en-US" w:bidi="ar-EG"/>
               </w:rPr>
               <w:t>ID Number</w:t>
             </w:r>
@@ -757,11 +842,15 @@
         </w:tc>
         <w:tc>
           <w:tcPr>
-            <w:tcW w:w="2656" w:type="dxa"/>
-          </w:tcPr>
-          <w:p>
-            <w:pPr>
-              <w:spacing w:after="0" w:line="240" w:lineRule="auto"/>
+            <w:tcW w:w="2657" w:type="dxa"/>
+            <w:tcBorders/>
+          </w:tcPr>
+          <w:p>
+            <w:pPr>
+              <w:pStyle w:val="Normal"/>
+              <w:widowControl/>
+              <w:suppressAutoHyphens w:val="true"/>
+              <w:spacing w:lineRule="auto" w:line="240" w:before="0" w:after="0"/>
               <w:jc w:val="center"/>
               <w:rPr>
                 <w:rFonts w:ascii="Arial" w:hAnsi="Arial"/>
@@ -772,35 +861,39 @@
             </w:pPr>
             <w:r>
               <w:rPr>
-                <w:rFonts w:asciiTheme="majorHAnsi" w:eastAsia="Calibri" w:hAnsiTheme="majorHAnsi" w:cs="Arial"/>
-                <w:b/>
-                <w:bCs/>
-                <w:sz w:val="28"/>
-                <w:szCs w:val="28"/>
-                <w:rtl/>
+                <w:rFonts w:eastAsia="Calibri" w:cs="Arial" w:ascii="Cambria" w:hAnsi="Cambria" w:asciiTheme="majorHAnsi" w:hAnsiTheme="majorHAnsi"/>
+                <w:b/>
+                <w:bCs/>
+                <w:kern w:val="0"/>
+                <w:sz w:val="28"/>
+                <w:szCs w:val="28"/>
+                <w:rtl w:val="true"/>
+                <w:lang w:val="en-US" w:eastAsia="en-US" w:bidi="ar-SA"/>
               </w:rPr>
               <w:t>${</w:t>
             </w:r>
-            <w:proofErr w:type="spellStart"/>
-            <w:r>
-              <w:rPr>
-                <w:rFonts w:asciiTheme="majorHAnsi" w:eastAsia="Calibri" w:hAnsiTheme="majorHAnsi" w:cs="Arial"/>
-                <w:b/>
-                <w:bCs/>
-                <w:sz w:val="28"/>
-                <w:szCs w:val="28"/>
+            <w:r>
+              <w:rPr>
+                <w:rFonts w:eastAsia="Calibri" w:cs="Arial" w:ascii="Cambria" w:hAnsi="Cambria" w:asciiTheme="majorHAnsi" w:hAnsiTheme="majorHAnsi"/>
+                <w:b/>
+                <w:bCs/>
+                <w:kern w:val="0"/>
+                <w:sz w:val="28"/>
+                <w:szCs w:val="28"/>
+                <w:lang w:val="en-US" w:eastAsia="en-US" w:bidi="ar-SA"/>
               </w:rPr>
               <w:t>worker_id</w:t>
             </w:r>
-            <w:proofErr w:type="spellEnd"/>
-            <w:r>
-              <w:rPr>
-                <w:rFonts w:asciiTheme="majorHAnsi" w:eastAsia="Calibri" w:hAnsiTheme="majorHAnsi" w:cs="Arial"/>
-                <w:b/>
-                <w:bCs/>
-                <w:sz w:val="28"/>
-                <w:szCs w:val="28"/>
-                <w:rtl/>
+            <w:r>
+              <w:rPr>
+                <w:rFonts w:eastAsia="Calibri" w:cs="Arial" w:ascii="Cambria" w:hAnsi="Cambria" w:asciiTheme="majorHAnsi" w:hAnsiTheme="majorHAnsi"/>
+                <w:b/>
+                <w:bCs/>
+                <w:kern w:val="0"/>
+                <w:sz w:val="28"/>
+                <w:szCs w:val="28"/>
+                <w:rtl w:val="true"/>
+                <w:lang w:val="en-US" w:eastAsia="en-US" w:bidi="ar-SA"/>
               </w:rPr>
               <w:t>}</w:t>
             </w:r>
@@ -808,55 +901,65 @@
         </w:tc>
       </w:tr>
       <w:tr>
-        <w:trPr>
-          <w:jc w:val="center"/>
-        </w:trPr>
+        <w:trPr/>
         <w:tc>
           <w:tcPr>
             <w:tcW w:w="3375" w:type="dxa"/>
-            <w:shd w:val="clear" w:color="auto" w:fill="B8CCE4" w:themeFill="accent1" w:themeFillTint="66"/>
-          </w:tcPr>
-          <w:p>
-            <w:pPr>
-              <w:spacing w:after="0" w:line="240" w:lineRule="auto"/>
-              <w:rPr>
-                <w:rFonts w:asciiTheme="majorHAnsi" w:eastAsia="Calibri" w:hAnsiTheme="majorHAnsi"/>
-                <w:sz w:val="28"/>
-                <w:szCs w:val="28"/>
-              </w:rPr>
-            </w:pPr>
-            <w:r>
-              <w:rPr>
-                <w:rFonts w:asciiTheme="majorHAnsi" w:eastAsia="Calibri" w:hAnsiTheme="majorHAnsi"/>
-                <w:sz w:val="28"/>
-                <w:szCs w:val="28"/>
-                <w:rtl/>
+            <w:tcBorders/>
+            <w:shd w:color="auto" w:fill="B8CCE4" w:themeFill="accent1" w:themeFillTint="66" w:val="clear"/>
+          </w:tcPr>
+          <w:p>
+            <w:pPr>
+              <w:pStyle w:val="Normal"/>
+              <w:widowControl/>
+              <w:suppressAutoHyphens w:val="true"/>
+              <w:spacing w:lineRule="auto" w:line="240" w:before="0" w:after="0"/>
+              <w:rPr>
+                <w:rFonts w:ascii="Cambria" w:hAnsi="Cambria" w:eastAsia="Calibri" w:asciiTheme="majorHAnsi" w:hAnsiTheme="majorHAnsi"/>
+                <w:sz w:val="28"/>
+                <w:szCs w:val="28"/>
+              </w:rPr>
+            </w:pPr>
+            <w:r>
+              <w:rPr>
+                <w:rFonts w:ascii="Cambria" w:hAnsi="Cambria" w:eastAsia="Calibri" w:asciiTheme="majorHAnsi" w:hAnsiTheme="majorHAnsi"/>
+                <w:kern w:val="0"/>
+                <w:sz w:val="28"/>
+                <w:szCs w:val="28"/>
+                <w:rtl w:val="true"/>
+                <w:lang w:val="en-US" w:eastAsia="en-US" w:bidi="ar-SA"/>
               </w:rPr>
               <w:t>كود الدخول</w:t>
             </w:r>
             <w:r>
               <w:rPr>
-                <w:rFonts w:asciiTheme="majorHAnsi" w:eastAsia="Calibri" w:hAnsiTheme="majorHAnsi" w:hint="cs"/>
-                <w:sz w:val="28"/>
-                <w:szCs w:val="28"/>
-                <w:rtl/>
+                <w:rFonts w:ascii="Cambria" w:hAnsi="Cambria" w:eastAsia="Calibri" w:hint="cs" w:asciiTheme="majorHAnsi" w:hAnsiTheme="majorHAnsi"/>
+                <w:kern w:val="0"/>
+                <w:sz w:val="28"/>
+                <w:szCs w:val="28"/>
+                <w:rtl w:val="true"/>
+                <w:lang w:val="en-US" w:eastAsia="en-US" w:bidi="ar-SA"/>
               </w:rPr>
               <w:t xml:space="preserve">  </w:t>
             </w:r>
             <w:r>
               <w:rPr>
-                <w:rFonts w:asciiTheme="majorHAnsi" w:eastAsia="Calibri" w:hAnsiTheme="majorHAnsi"/>
-                <w:sz w:val="28"/>
-                <w:szCs w:val="28"/>
-                <w:rtl/>
+                <w:rFonts w:ascii="Cambria" w:hAnsi="Cambria" w:eastAsia="Calibri" w:asciiTheme="majorHAnsi" w:hAnsiTheme="majorHAnsi"/>
+                <w:kern w:val="0"/>
+                <w:sz w:val="28"/>
+                <w:szCs w:val="28"/>
+                <w:rtl w:val="true"/>
+                <w:lang w:val="en-US" w:eastAsia="en-US" w:bidi="ar-SA"/>
               </w:rPr>
               <w:t xml:space="preserve">    </w:t>
             </w:r>
             <w:r>
               <w:rPr>
-                <w:rFonts w:asciiTheme="majorHAnsi" w:eastAsia="Calibri" w:hAnsiTheme="majorHAnsi" w:cs="Arial"/>
-                <w:sz w:val="28"/>
-                <w:szCs w:val="28"/>
+                <w:rFonts w:eastAsia="Calibri" w:cs="Arial" w:ascii="Cambria" w:hAnsi="Cambria" w:asciiTheme="majorHAnsi" w:hAnsiTheme="majorHAnsi"/>
+                <w:kern w:val="0"/>
+                <w:sz w:val="28"/>
+                <w:szCs w:val="28"/>
+                <w:lang w:val="en-US" w:eastAsia="en-US" w:bidi="ar-SA"/>
               </w:rPr>
               <w:t>Access Code</w:t>
             </w:r>
@@ -866,67 +969,106 @@
           <w:tcPr>
             <w:tcW w:w="8415" w:type="dxa"/>
             <w:gridSpan w:val="3"/>
-          </w:tcPr>
-          <w:p>
-            <w:pPr>
-              <w:spacing w:after="0" w:line="240" w:lineRule="auto"/>
-              <w:rPr>
-                <w:rFonts w:asciiTheme="majorHAnsi" w:hAnsiTheme="majorHAnsi"/>
+            <w:tcBorders/>
+          </w:tcPr>
+          <w:p>
+            <w:pPr>
+              <w:pStyle w:val="Normal"/>
+              <w:widowControl/>
+              <w:suppressAutoHyphens w:val="true"/>
+              <w:spacing w:lineRule="auto" w:line="240" w:before="0" w:after="0"/>
+              <w:rPr>
+                <w:rFonts w:ascii="Cambria" w:hAnsi="Cambria" w:asciiTheme="majorHAnsi" w:hAnsiTheme="majorHAnsi"/>
                 <w:sz w:val="32"/>
                 <w:szCs w:val="32"/>
               </w:rPr>
             </w:pPr>
+            <w:r>
+              <w:rPr>
+                <w:rFonts w:eastAsia="Calibri" w:cs="" w:ascii="Cambria" w:hAnsi="Cambria"/>
+                <w:kern w:val="0"/>
+                <w:sz w:val="32"/>
+                <w:szCs w:val="32"/>
+                <w:rtl w:val="true"/>
+                <w:lang w:val="en-US" w:eastAsia="en-US" w:bidi="ar-SA"/>
+              </w:rPr>
+            </w:r>
           </w:p>
         </w:tc>
       </w:tr>
     </w:tbl>
-    <w:p/>
+    <w:p>
+      <w:pPr>
+        <w:pStyle w:val="Normal"/>
+        <w:rPr/>
+      </w:pPr>
+      <w:r>
+        <w:rPr>
+          <w:rtl w:val="true"/>
+        </w:rPr>
+      </w:r>
+    </w:p>
     <w:tbl>
       <w:tblPr>
         <w:tblStyle w:val="TableGrid"/>
-        <w:bidiVisual/>
+        <w:bidiVisual w:val="true"/>
         <w:tblW w:w="11608" w:type="dxa"/>
         <w:jc w:val="center"/>
+        <w:tblInd w:w="0" w:type="dxa"/>
         <w:tblLayout w:type="fixed"/>
-        <w:tblLook w:val="04A0" w:firstRow="1" w:lastRow="0" w:firstColumn="1" w:lastColumn="0" w:noHBand="0" w:noVBand="1"/>
+        <w:tblCellMar>
+          <w:top w:w="0" w:type="dxa"/>
+          <w:start w:w="108" w:type="dxa"/>
+          <w:bottom w:w="0" w:type="dxa"/>
+          <w:end w:w="108" w:type="dxa"/>
+        </w:tblCellMar>
+        <w:tblLook w:firstRow="1" w:noVBand="1" w:lastRow="0" w:firstColumn="1" w:lastColumn="0" w:noHBand="0" w:val="04a0"/>
       </w:tblPr>
       <w:tblGrid>
-        <w:gridCol w:w="829"/>
+        <w:gridCol w:w="828"/>
         <w:gridCol w:w="1500"/>
-        <w:gridCol w:w="994"/>
+        <w:gridCol w:w="995"/>
         <w:gridCol w:w="1081"/>
         <w:gridCol w:w="1263"/>
         <w:gridCol w:w="1083"/>
         <w:gridCol w:w="1112"/>
-        <w:gridCol w:w="1210"/>
-        <w:gridCol w:w="1232"/>
+        <w:gridCol w:w="1209"/>
+        <w:gridCol w:w="1233"/>
         <w:gridCol w:w="1304"/>
       </w:tblGrid>
       <w:tr>
         <w:trPr>
-          <w:trHeight w:val="568"/>
-          <w:jc w:val="center"/>
+          <w:trHeight w:val="568" w:hRule="atLeast"/>
         </w:trPr>
         <w:tc>
           <w:tcPr>
-            <w:tcW w:w="829" w:type="dxa"/>
-            <w:shd w:val="clear" w:color="auto" w:fill="B8CCE4" w:themeFill="accent1" w:themeFillTint="66"/>
-          </w:tcPr>
-          <w:p>
-            <w:pPr>
-              <w:spacing w:after="0" w:line="240" w:lineRule="auto"/>
-              <w:jc w:val="center"/>
-              <w:rPr>
-                <w:b/>
-                <w:bCs/>
-              </w:rPr>
-            </w:pPr>
-            <w:r>
-              <w:rPr>
-                <w:rFonts w:ascii="Calibri" w:eastAsia="Calibri" w:hAnsi="Calibri"/>
-                <w:b/>
-                <w:bCs/>
-                <w:rtl/>
+            <w:tcW w:w="828" w:type="dxa"/>
+            <w:tcBorders/>
+            <w:shd w:color="auto" w:fill="B8CCE4" w:themeFill="accent1" w:themeFillTint="66" w:val="clear"/>
+          </w:tcPr>
+          <w:p>
+            <w:pPr>
+              <w:pStyle w:val="Normal"/>
+              <w:widowControl/>
+              <w:suppressAutoHyphens w:val="true"/>
+              <w:spacing w:lineRule="auto" w:line="240" w:before="0" w:after="0"/>
+              <w:jc w:val="center"/>
+              <w:rPr>
+                <w:b/>
+                <w:bCs/>
+              </w:rPr>
+            </w:pPr>
+            <w:r>
+              <w:rPr>
+                <w:rFonts w:ascii="Calibri" w:hAnsi="Calibri" w:eastAsia="Calibri"/>
+                <w:b/>
+                <w:b/>
+                <w:bCs/>
+                <w:kern w:val="0"/>
+                <w:sz w:val="22"/>
+                <w:szCs w:val="22"/>
+                <w:rtl w:val="true"/>
+                <w:lang w:val="en-US" w:eastAsia="en-US" w:bidi="ar-SA"/>
               </w:rPr>
               <w:t>رقم مسلسل</w:t>
             </w:r>
@@ -935,23 +1077,32 @@
         <w:tc>
           <w:tcPr>
             <w:tcW w:w="1500" w:type="dxa"/>
-            <w:shd w:val="clear" w:color="auto" w:fill="B8CCE4" w:themeFill="accent1" w:themeFillTint="66"/>
-          </w:tcPr>
-          <w:p>
-            <w:pPr>
-              <w:spacing w:after="0" w:line="240" w:lineRule="auto"/>
-              <w:jc w:val="center"/>
-              <w:rPr>
-                <w:b/>
-                <w:bCs/>
-              </w:rPr>
-            </w:pPr>
-            <w:r>
-              <w:rPr>
-                <w:rFonts w:ascii="Calibri" w:eastAsia="Calibri" w:hAnsi="Calibri"/>
-                <w:b/>
-                <w:bCs/>
-                <w:rtl/>
+            <w:tcBorders/>
+            <w:shd w:color="auto" w:fill="B8CCE4" w:themeFill="accent1" w:themeFillTint="66" w:val="clear"/>
+          </w:tcPr>
+          <w:p>
+            <w:pPr>
+              <w:pStyle w:val="Normal"/>
+              <w:widowControl/>
+              <w:suppressAutoHyphens w:val="true"/>
+              <w:spacing w:lineRule="auto" w:line="240" w:before="0" w:after="0"/>
+              <w:jc w:val="center"/>
+              <w:rPr>
+                <w:b/>
+                <w:bCs/>
+              </w:rPr>
+            </w:pPr>
+            <w:r>
+              <w:rPr>
+                <w:rFonts w:ascii="Calibri" w:hAnsi="Calibri" w:eastAsia="Calibri"/>
+                <w:b/>
+                <w:b/>
+                <w:bCs/>
+                <w:kern w:val="0"/>
+                <w:sz w:val="22"/>
+                <w:szCs w:val="22"/>
+                <w:rtl w:val="true"/>
+                <w:lang w:val="en-US" w:eastAsia="en-US" w:bidi="ar-SA"/>
               </w:rPr>
               <w:t>التاريخ</w:t>
             </w:r>
@@ -959,44 +1110,61 @@
         </w:tc>
         <w:tc>
           <w:tcPr>
-            <w:tcW w:w="994" w:type="dxa"/>
-            <w:shd w:val="clear" w:color="auto" w:fill="B8CCE4" w:themeFill="accent1" w:themeFillTint="66"/>
-          </w:tcPr>
-          <w:p>
-            <w:pPr>
-              <w:spacing w:after="0" w:line="240" w:lineRule="auto"/>
-              <w:jc w:val="center"/>
-              <w:rPr>
-                <w:rFonts w:ascii="Calibri" w:eastAsia="Calibri" w:hAnsi="Calibri"/>
-                <w:b/>
-                <w:bCs/>
-              </w:rPr>
-            </w:pPr>
-            <w:r>
-              <w:rPr>
-                <w:rFonts w:ascii="Calibri" w:eastAsia="Calibri" w:hAnsi="Calibri"/>
-                <w:b/>
-                <w:bCs/>
-                <w:rtl/>
+            <w:tcW w:w="995" w:type="dxa"/>
+            <w:tcBorders/>
+            <w:shd w:color="auto" w:fill="B8CCE4" w:themeFill="accent1" w:themeFillTint="66" w:val="clear"/>
+          </w:tcPr>
+          <w:p>
+            <w:pPr>
+              <w:pStyle w:val="Normal"/>
+              <w:widowControl/>
+              <w:suppressAutoHyphens w:val="true"/>
+              <w:spacing w:lineRule="auto" w:line="240" w:before="0" w:after="0"/>
+              <w:jc w:val="center"/>
+              <w:rPr>
+                <w:rFonts w:ascii="Calibri" w:hAnsi="Calibri" w:eastAsia="Calibri"/>
+                <w:b/>
+                <w:bCs/>
+              </w:rPr>
+            </w:pPr>
+            <w:r>
+              <w:rPr>
+                <w:rFonts w:ascii="Calibri" w:hAnsi="Calibri" w:eastAsia="Calibri"/>
+                <w:b/>
+                <w:b/>
+                <w:bCs/>
+                <w:kern w:val="0"/>
+                <w:sz w:val="22"/>
+                <w:szCs w:val="22"/>
+                <w:rtl w:val="true"/>
+                <w:lang w:val="en-US" w:eastAsia="en-US" w:bidi="ar-SA"/>
               </w:rPr>
               <w:t>بداية</w:t>
             </w:r>
           </w:p>
           <w:p>
             <w:pPr>
-              <w:spacing w:after="0" w:line="240" w:lineRule="auto"/>
-              <w:jc w:val="center"/>
-              <w:rPr>
-                <w:b/>
-                <w:bCs/>
-              </w:rPr>
-            </w:pPr>
-            <w:r>
-              <w:rPr>
-                <w:rFonts w:ascii="Calibri" w:eastAsia="Calibri" w:hAnsi="Calibri"/>
-                <w:b/>
-                <w:bCs/>
-                <w:rtl/>
+              <w:pStyle w:val="Normal"/>
+              <w:widowControl/>
+              <w:suppressAutoHyphens w:val="true"/>
+              <w:spacing w:lineRule="auto" w:line="240" w:before="0" w:after="0"/>
+              <w:jc w:val="center"/>
+              <w:rPr>
+                <w:b/>
+                <w:bCs/>
+              </w:rPr>
+            </w:pPr>
+            <w:r>
+              <w:rPr>
+                <w:rFonts w:ascii="Calibri" w:hAnsi="Calibri" w:eastAsia="Calibri"/>
+                <w:b/>
+                <w:b/>
+                <w:bCs/>
+                <w:kern w:val="0"/>
+                <w:sz w:val="22"/>
+                <w:szCs w:val="22"/>
+                <w:rtl w:val="true"/>
+                <w:lang w:val="en-US" w:eastAsia="en-US" w:bidi="ar-SA"/>
               </w:rPr>
               <w:t>العمل</w:t>
             </w:r>
@@ -1005,43 +1173,60 @@
         <w:tc>
           <w:tcPr>
             <w:tcW w:w="1081" w:type="dxa"/>
-            <w:shd w:val="clear" w:color="auto" w:fill="B8CCE4" w:themeFill="accent1" w:themeFillTint="66"/>
-          </w:tcPr>
-          <w:p>
-            <w:pPr>
-              <w:spacing w:after="0" w:line="240" w:lineRule="auto"/>
-              <w:jc w:val="center"/>
-              <w:rPr>
-                <w:rFonts w:ascii="Calibri" w:eastAsia="Calibri" w:hAnsi="Calibri"/>
-                <w:b/>
-                <w:bCs/>
-              </w:rPr>
-            </w:pPr>
-            <w:r>
-              <w:rPr>
-                <w:rFonts w:ascii="Calibri" w:eastAsia="Calibri" w:hAnsi="Calibri"/>
-                <w:b/>
-                <w:bCs/>
-                <w:rtl/>
+            <w:tcBorders/>
+            <w:shd w:color="auto" w:fill="B8CCE4" w:themeFill="accent1" w:themeFillTint="66" w:val="clear"/>
+          </w:tcPr>
+          <w:p>
+            <w:pPr>
+              <w:pStyle w:val="Normal"/>
+              <w:widowControl/>
+              <w:suppressAutoHyphens w:val="true"/>
+              <w:spacing w:lineRule="auto" w:line="240" w:before="0" w:after="0"/>
+              <w:jc w:val="center"/>
+              <w:rPr>
+                <w:rFonts w:ascii="Calibri" w:hAnsi="Calibri" w:eastAsia="Calibri"/>
+                <w:b/>
+                <w:bCs/>
+              </w:rPr>
+            </w:pPr>
+            <w:r>
+              <w:rPr>
+                <w:rFonts w:ascii="Calibri" w:hAnsi="Calibri" w:eastAsia="Calibri"/>
+                <w:b/>
+                <w:b/>
+                <w:bCs/>
+                <w:kern w:val="0"/>
+                <w:sz w:val="22"/>
+                <w:szCs w:val="22"/>
+                <w:rtl w:val="true"/>
+                <w:lang w:val="en-US" w:eastAsia="en-US" w:bidi="ar-SA"/>
               </w:rPr>
               <w:t>نهاية</w:t>
             </w:r>
           </w:p>
           <w:p>
             <w:pPr>
-              <w:spacing w:after="0" w:line="240" w:lineRule="auto"/>
-              <w:jc w:val="center"/>
-              <w:rPr>
-                <w:b/>
-                <w:bCs/>
-              </w:rPr>
-            </w:pPr>
-            <w:r>
-              <w:rPr>
-                <w:rFonts w:ascii="Calibri" w:eastAsia="Calibri" w:hAnsi="Calibri"/>
-                <w:b/>
-                <w:bCs/>
-                <w:rtl/>
+              <w:pStyle w:val="Normal"/>
+              <w:widowControl/>
+              <w:suppressAutoHyphens w:val="true"/>
+              <w:spacing w:lineRule="auto" w:line="240" w:before="0" w:after="0"/>
+              <w:jc w:val="center"/>
+              <w:rPr>
+                <w:b/>
+                <w:bCs/>
+              </w:rPr>
+            </w:pPr>
+            <w:r>
+              <w:rPr>
+                <w:rFonts w:ascii="Calibri" w:hAnsi="Calibri" w:eastAsia="Calibri"/>
+                <w:b/>
+                <w:b/>
+                <w:bCs/>
+                <w:kern w:val="0"/>
+                <w:sz w:val="22"/>
+                <w:szCs w:val="22"/>
+                <w:rtl w:val="true"/>
+                <w:lang w:val="en-US" w:eastAsia="en-US" w:bidi="ar-SA"/>
               </w:rPr>
               <w:t>العمل</w:t>
             </w:r>
@@ -1050,43 +1235,60 @@
         <w:tc>
           <w:tcPr>
             <w:tcW w:w="1263" w:type="dxa"/>
-            <w:shd w:val="clear" w:color="auto" w:fill="B8CCE4" w:themeFill="accent1" w:themeFillTint="66"/>
-          </w:tcPr>
-          <w:p>
-            <w:pPr>
-              <w:spacing w:after="0" w:line="240" w:lineRule="auto"/>
-              <w:jc w:val="center"/>
-              <w:rPr>
-                <w:rFonts w:ascii="Calibri" w:eastAsia="Calibri" w:hAnsi="Calibri"/>
-                <w:b/>
-                <w:bCs/>
-              </w:rPr>
-            </w:pPr>
-            <w:r>
-              <w:rPr>
-                <w:rFonts w:ascii="Calibri" w:eastAsia="Calibri" w:hAnsi="Calibri"/>
-                <w:b/>
-                <w:bCs/>
-                <w:rtl/>
+            <w:tcBorders/>
+            <w:shd w:color="auto" w:fill="B8CCE4" w:themeFill="accent1" w:themeFillTint="66" w:val="clear"/>
+          </w:tcPr>
+          <w:p>
+            <w:pPr>
+              <w:pStyle w:val="Normal"/>
+              <w:widowControl/>
+              <w:suppressAutoHyphens w:val="true"/>
+              <w:spacing w:lineRule="auto" w:line="240" w:before="0" w:after="0"/>
+              <w:jc w:val="center"/>
+              <w:rPr>
+                <w:rFonts w:ascii="Calibri" w:hAnsi="Calibri" w:eastAsia="Calibri"/>
+                <w:b/>
+                <w:bCs/>
+              </w:rPr>
+            </w:pPr>
+            <w:r>
+              <w:rPr>
+                <w:rFonts w:ascii="Calibri" w:hAnsi="Calibri" w:eastAsia="Calibri"/>
+                <w:b/>
+                <w:b/>
+                <w:bCs/>
+                <w:kern w:val="0"/>
+                <w:sz w:val="22"/>
+                <w:szCs w:val="22"/>
+                <w:rtl w:val="true"/>
+                <w:lang w:val="en-US" w:eastAsia="en-US" w:bidi="ar-SA"/>
               </w:rPr>
               <w:t>ساعات</w:t>
             </w:r>
           </w:p>
           <w:p>
             <w:pPr>
-              <w:spacing w:after="0" w:line="240" w:lineRule="auto"/>
-              <w:jc w:val="center"/>
-              <w:rPr>
-                <w:b/>
-                <w:bCs/>
-              </w:rPr>
-            </w:pPr>
-            <w:r>
-              <w:rPr>
-                <w:rFonts w:ascii="Calibri" w:eastAsia="Calibri" w:hAnsi="Calibri"/>
-                <w:b/>
-                <w:bCs/>
-                <w:rtl/>
+              <w:pStyle w:val="Normal"/>
+              <w:widowControl/>
+              <w:suppressAutoHyphens w:val="true"/>
+              <w:spacing w:lineRule="auto" w:line="240" w:before="0" w:after="0"/>
+              <w:jc w:val="center"/>
+              <w:rPr>
+                <w:b/>
+                <w:bCs/>
+              </w:rPr>
+            </w:pPr>
+            <w:r>
+              <w:rPr>
+                <w:rFonts w:ascii="Calibri" w:hAnsi="Calibri" w:eastAsia="Calibri"/>
+                <w:b/>
+                <w:b/>
+                <w:bCs/>
+                <w:kern w:val="0"/>
+                <w:sz w:val="22"/>
+                <w:szCs w:val="22"/>
+                <w:rtl w:val="true"/>
+                <w:lang w:val="en-US" w:eastAsia="en-US" w:bidi="ar-SA"/>
               </w:rPr>
               <w:t>الراحة</w:t>
             </w:r>
@@ -1095,23 +1297,32 @@
         <w:tc>
           <w:tcPr>
             <w:tcW w:w="1083" w:type="dxa"/>
-            <w:shd w:val="clear" w:color="auto" w:fill="B8CCE4" w:themeFill="accent1" w:themeFillTint="66"/>
-          </w:tcPr>
-          <w:p>
-            <w:pPr>
-              <w:spacing w:after="0" w:line="240" w:lineRule="auto"/>
-              <w:jc w:val="center"/>
-              <w:rPr>
-                <w:b/>
-                <w:bCs/>
-              </w:rPr>
-            </w:pPr>
-            <w:r>
-              <w:rPr>
-                <w:rFonts w:ascii="Calibri" w:eastAsia="Calibri" w:hAnsi="Calibri"/>
-                <w:b/>
-                <w:bCs/>
-                <w:rtl/>
+            <w:tcBorders/>
+            <w:shd w:color="auto" w:fill="B8CCE4" w:themeFill="accent1" w:themeFillTint="66" w:val="clear"/>
+          </w:tcPr>
+          <w:p>
+            <w:pPr>
+              <w:pStyle w:val="Normal"/>
+              <w:widowControl/>
+              <w:suppressAutoHyphens w:val="true"/>
+              <w:spacing w:lineRule="auto" w:line="240" w:before="0" w:after="0"/>
+              <w:jc w:val="center"/>
+              <w:rPr>
+                <w:b/>
+                <w:bCs/>
+              </w:rPr>
+            </w:pPr>
+            <w:r>
+              <w:rPr>
+                <w:rFonts w:ascii="Calibri" w:hAnsi="Calibri" w:eastAsia="Calibri"/>
+                <w:b/>
+                <w:b/>
+                <w:bCs/>
+                <w:kern w:val="0"/>
+                <w:sz w:val="22"/>
+                <w:szCs w:val="22"/>
+                <w:rtl w:val="true"/>
+                <w:lang w:val="en-US" w:eastAsia="en-US" w:bidi="ar-SA"/>
               </w:rPr>
               <w:t>عدد ساعات العمل</w:t>
             </w:r>
@@ -1120,43 +1331,60 @@
         <w:tc>
           <w:tcPr>
             <w:tcW w:w="1112" w:type="dxa"/>
-            <w:shd w:val="clear" w:color="auto" w:fill="B8CCE4" w:themeFill="accent1" w:themeFillTint="66"/>
-          </w:tcPr>
-          <w:p>
-            <w:pPr>
-              <w:spacing w:after="0" w:line="240" w:lineRule="auto"/>
-              <w:jc w:val="center"/>
-              <w:rPr>
-                <w:rFonts w:ascii="Calibri" w:eastAsia="Calibri" w:hAnsi="Calibri"/>
-                <w:b/>
-                <w:bCs/>
-              </w:rPr>
-            </w:pPr>
-            <w:r>
-              <w:rPr>
-                <w:rFonts w:ascii="Calibri" w:eastAsia="Calibri" w:hAnsi="Calibri"/>
-                <w:b/>
-                <w:bCs/>
-                <w:rtl/>
+            <w:tcBorders/>
+            <w:shd w:color="auto" w:fill="B8CCE4" w:themeFill="accent1" w:themeFillTint="66" w:val="clear"/>
+          </w:tcPr>
+          <w:p>
+            <w:pPr>
+              <w:pStyle w:val="Normal"/>
+              <w:widowControl/>
+              <w:suppressAutoHyphens w:val="true"/>
+              <w:spacing w:lineRule="auto" w:line="240" w:before="0" w:after="0"/>
+              <w:jc w:val="center"/>
+              <w:rPr>
+                <w:rFonts w:ascii="Calibri" w:hAnsi="Calibri" w:eastAsia="Calibri"/>
+                <w:b/>
+                <w:bCs/>
+              </w:rPr>
+            </w:pPr>
+            <w:r>
+              <w:rPr>
+                <w:rFonts w:ascii="Calibri" w:hAnsi="Calibri" w:eastAsia="Calibri"/>
+                <w:b/>
+                <w:b/>
+                <w:bCs/>
+                <w:kern w:val="0"/>
+                <w:sz w:val="22"/>
+                <w:szCs w:val="22"/>
+                <w:rtl w:val="true"/>
+                <w:lang w:val="en-US" w:eastAsia="en-US" w:bidi="ar-SA"/>
               </w:rPr>
               <w:t>مكان</w:t>
             </w:r>
           </w:p>
           <w:p>
             <w:pPr>
-              <w:spacing w:after="0" w:line="240" w:lineRule="auto"/>
-              <w:jc w:val="center"/>
-              <w:rPr>
-                <w:b/>
-                <w:bCs/>
-              </w:rPr>
-            </w:pPr>
-            <w:r>
-              <w:rPr>
-                <w:rFonts w:ascii="Calibri" w:eastAsia="Calibri" w:hAnsi="Calibri"/>
-                <w:b/>
-                <w:bCs/>
-                <w:rtl/>
+              <w:pStyle w:val="Normal"/>
+              <w:widowControl/>
+              <w:suppressAutoHyphens w:val="true"/>
+              <w:spacing w:lineRule="auto" w:line="240" w:before="0" w:after="0"/>
+              <w:jc w:val="center"/>
+              <w:rPr>
+                <w:b/>
+                <w:bCs/>
+              </w:rPr>
+            </w:pPr>
+            <w:r>
+              <w:rPr>
+                <w:rFonts w:ascii="Calibri" w:hAnsi="Calibri" w:eastAsia="Calibri"/>
+                <w:b/>
+                <w:b/>
+                <w:bCs/>
+                <w:kern w:val="0"/>
+                <w:sz w:val="22"/>
+                <w:szCs w:val="22"/>
+                <w:rtl w:val="true"/>
+                <w:lang w:val="en-US" w:eastAsia="en-US" w:bidi="ar-SA"/>
               </w:rPr>
               <w:t>العمل</w:t>
             </w:r>
@@ -1164,24 +1392,33 @@
         </w:tc>
         <w:tc>
           <w:tcPr>
-            <w:tcW w:w="1210" w:type="dxa"/>
-            <w:shd w:val="clear" w:color="auto" w:fill="B8CCE4" w:themeFill="accent1" w:themeFillTint="66"/>
-          </w:tcPr>
-          <w:p>
-            <w:pPr>
-              <w:spacing w:after="0" w:line="240" w:lineRule="auto"/>
-              <w:jc w:val="center"/>
-              <w:rPr>
-                <w:b/>
-                <w:bCs/>
-              </w:rPr>
-            </w:pPr>
-            <w:r>
-              <w:rPr>
-                <w:rFonts w:ascii="Calibri" w:eastAsia="Calibri" w:hAnsi="Calibri"/>
-                <w:b/>
-                <w:bCs/>
-                <w:rtl/>
+            <w:tcW w:w="1209" w:type="dxa"/>
+            <w:tcBorders/>
+            <w:shd w:color="auto" w:fill="B8CCE4" w:themeFill="accent1" w:themeFillTint="66" w:val="clear"/>
+          </w:tcPr>
+          <w:p>
+            <w:pPr>
+              <w:pStyle w:val="Normal"/>
+              <w:widowControl/>
+              <w:suppressAutoHyphens w:val="true"/>
+              <w:spacing w:lineRule="auto" w:line="240" w:before="0" w:after="0"/>
+              <w:jc w:val="center"/>
+              <w:rPr>
+                <w:b/>
+                <w:bCs/>
+              </w:rPr>
+            </w:pPr>
+            <w:r>
+              <w:rPr>
+                <w:rFonts w:ascii="Calibri" w:hAnsi="Calibri" w:eastAsia="Calibri"/>
+                <w:b/>
+                <w:b/>
+                <w:bCs/>
+                <w:kern w:val="0"/>
+                <w:sz w:val="22"/>
+                <w:szCs w:val="22"/>
+                <w:rtl w:val="true"/>
+                <w:lang w:val="en-US" w:eastAsia="en-US" w:bidi="ar-SA"/>
               </w:rPr>
               <w:t>ملاحظات</w:t>
             </w:r>
@@ -1189,24 +1426,33 @@
         </w:tc>
         <w:tc>
           <w:tcPr>
-            <w:tcW w:w="1232" w:type="dxa"/>
-            <w:shd w:val="clear" w:color="auto" w:fill="B8CCE4" w:themeFill="accent1" w:themeFillTint="66"/>
-          </w:tcPr>
-          <w:p>
-            <w:pPr>
-              <w:spacing w:after="0" w:line="240" w:lineRule="auto"/>
-              <w:jc w:val="center"/>
-              <w:rPr>
-                <w:b/>
-                <w:bCs/>
-              </w:rPr>
-            </w:pPr>
-            <w:r>
-              <w:rPr>
-                <w:rFonts w:ascii="Calibri" w:eastAsia="Calibri" w:hAnsi="Calibri"/>
-                <w:b/>
-                <w:bCs/>
-                <w:rtl/>
+            <w:tcW w:w="1233" w:type="dxa"/>
+            <w:tcBorders/>
+            <w:shd w:color="auto" w:fill="B8CCE4" w:themeFill="accent1" w:themeFillTint="66" w:val="clear"/>
+          </w:tcPr>
+          <w:p>
+            <w:pPr>
+              <w:pStyle w:val="Normal"/>
+              <w:widowControl/>
+              <w:suppressAutoHyphens w:val="true"/>
+              <w:spacing w:lineRule="auto" w:line="240" w:before="0" w:after="0"/>
+              <w:jc w:val="center"/>
+              <w:rPr>
+                <w:b/>
+                <w:bCs/>
+              </w:rPr>
+            </w:pPr>
+            <w:r>
+              <w:rPr>
+                <w:rFonts w:ascii="Calibri" w:hAnsi="Calibri" w:eastAsia="Calibri"/>
+                <w:b/>
+                <w:b/>
+                <w:bCs/>
+                <w:kern w:val="0"/>
+                <w:sz w:val="22"/>
+                <w:szCs w:val="22"/>
+                <w:rtl w:val="true"/>
+                <w:lang w:val="en-US" w:eastAsia="en-US" w:bidi="ar-SA"/>
               </w:rPr>
               <w:t>توقيع المشرف</w:t>
             </w:r>
@@ -1215,23 +1461,32 @@
         <w:tc>
           <w:tcPr>
             <w:tcW w:w="1304" w:type="dxa"/>
-            <w:shd w:val="clear" w:color="auto" w:fill="B8CCE4" w:themeFill="accent1" w:themeFillTint="66"/>
-          </w:tcPr>
-          <w:p>
-            <w:pPr>
-              <w:spacing w:after="0" w:line="240" w:lineRule="auto"/>
-              <w:jc w:val="center"/>
-              <w:rPr>
-                <w:b/>
-                <w:bCs/>
-              </w:rPr>
-            </w:pPr>
-            <w:r>
-              <w:rPr>
-                <w:rFonts w:ascii="Calibri" w:eastAsia="Calibri" w:hAnsi="Calibri"/>
-                <w:b/>
-                <w:bCs/>
-                <w:rtl/>
+            <w:tcBorders/>
+            <w:shd w:color="auto" w:fill="B8CCE4" w:themeFill="accent1" w:themeFillTint="66" w:val="clear"/>
+          </w:tcPr>
+          <w:p>
+            <w:pPr>
+              <w:pStyle w:val="Normal"/>
+              <w:widowControl/>
+              <w:suppressAutoHyphens w:val="true"/>
+              <w:spacing w:lineRule="auto" w:line="240" w:before="0" w:after="0"/>
+              <w:jc w:val="center"/>
+              <w:rPr>
+                <w:b/>
+                <w:bCs/>
+              </w:rPr>
+            </w:pPr>
+            <w:r>
+              <w:rPr>
+                <w:rFonts w:ascii="Calibri" w:hAnsi="Calibri" w:eastAsia="Calibri"/>
+                <w:b/>
+                <w:b/>
+                <w:bCs/>
+                <w:kern w:val="0"/>
+                <w:sz w:val="22"/>
+                <w:szCs w:val="22"/>
+                <w:rtl w:val="true"/>
+                <w:lang w:val="en-US" w:eastAsia="en-US" w:bidi="ar-SA"/>
               </w:rPr>
               <w:t>توقيع المهندس المباشر</w:t>
             </w:r>
@@ -1240,16 +1495,19 @@
       </w:tr>
       <w:tr>
         <w:trPr>
-          <w:trHeight w:val="298"/>
-          <w:jc w:val="center"/>
+          <w:trHeight w:val="298" w:hRule="atLeast"/>
         </w:trPr>
         <w:tc>
           <w:tcPr>
-            <w:tcW w:w="829" w:type="dxa"/>
-          </w:tcPr>
-          <w:p>
-            <w:pPr>
-              <w:spacing w:after="0" w:line="240" w:lineRule="auto"/>
+            <w:tcW w:w="828" w:type="dxa"/>
+            <w:tcBorders/>
+          </w:tcPr>
+          <w:p>
+            <w:pPr>
+              <w:pStyle w:val="Normal"/>
+              <w:widowControl/>
+              <w:suppressAutoHyphens w:val="true"/>
+              <w:spacing w:lineRule="auto" w:line="240" w:before="0" w:after="0"/>
               <w:jc w:val="center"/>
               <w:rPr>
                 <w:b/>
@@ -1261,26 +1519,36 @@
                 <w:rFonts w:eastAsia="Calibri" w:cs="Arial"/>
                 <w:b/>
                 <w:bCs/>
-                <w:rtl/>
+                <w:kern w:val="0"/>
+                <w:sz w:val="22"/>
+                <w:szCs w:val="22"/>
+                <w:rtl w:val="true"/>
+                <w:lang w:val="en-US" w:eastAsia="en-US" w:bidi="ar-SA"/>
               </w:rPr>
               <w:t>${</w:t>
             </w:r>
-            <w:proofErr w:type="spellStart"/>
             <w:r>
               <w:rPr>
                 <w:rFonts w:eastAsia="Calibri" w:cs="Arial"/>
                 <w:b/>
                 <w:bCs/>
+                <w:kern w:val="0"/>
+                <w:sz w:val="22"/>
+                <w:szCs w:val="22"/>
+                <w:lang w:val="en-US" w:eastAsia="en-US" w:bidi="ar-SA"/>
               </w:rPr>
               <w:t>row_serial</w:t>
             </w:r>
-            <w:proofErr w:type="spellEnd"/>
             <w:r>
               <w:rPr>
                 <w:rFonts w:eastAsia="Calibri" w:cs="Arial"/>
                 <w:b/>
                 <w:bCs/>
-                <w:rtl/>
+                <w:kern w:val="0"/>
+                <w:sz w:val="22"/>
+                <w:szCs w:val="22"/>
+                <w:rtl w:val="true"/>
+                <w:lang w:val="en-US" w:eastAsia="en-US" w:bidi="ar-SA"/>
               </w:rPr>
               <w:t>}</w:t>
             </w:r>
@@ -1289,10 +1557,14 @@
         <w:tc>
           <w:tcPr>
             <w:tcW w:w="1500" w:type="dxa"/>
-          </w:tcPr>
-          <w:p>
-            <w:pPr>
-              <w:spacing w:after="0" w:line="240" w:lineRule="auto"/>
+            <w:tcBorders/>
+          </w:tcPr>
+          <w:p>
+            <w:pPr>
+              <w:pStyle w:val="Normal"/>
+              <w:widowControl/>
+              <w:suppressAutoHyphens w:val="true"/>
+              <w:spacing w:lineRule="auto" w:line="240" w:before="0" w:after="0"/>
               <w:jc w:val="center"/>
               <w:rPr>
                 <w:b/>
@@ -1304,26 +1576,36 @@
                 <w:rFonts w:eastAsia="Calibri" w:cs="Arial"/>
                 <w:b/>
                 <w:bCs/>
-                <w:rtl/>
+                <w:kern w:val="0"/>
+                <w:sz w:val="22"/>
+                <w:szCs w:val="22"/>
+                <w:rtl w:val="true"/>
+                <w:lang w:val="en-US" w:eastAsia="en-US" w:bidi="ar-SA"/>
               </w:rPr>
               <w:t>${</w:t>
             </w:r>
-            <w:proofErr w:type="spellStart"/>
             <w:r>
               <w:rPr>
                 <w:rFonts w:eastAsia="Calibri" w:cs="Arial"/>
                 <w:b/>
                 <w:bCs/>
+                <w:kern w:val="0"/>
+                <w:sz w:val="22"/>
+                <w:szCs w:val="22"/>
+                <w:lang w:val="en-US" w:eastAsia="en-US" w:bidi="ar-SA"/>
               </w:rPr>
               <w:t>row_date</w:t>
             </w:r>
-            <w:proofErr w:type="spellEnd"/>
             <w:r>
               <w:rPr>
                 <w:rFonts w:eastAsia="Calibri" w:cs="Arial"/>
                 <w:b/>
                 <w:bCs/>
-                <w:rtl/>
+                <w:kern w:val="0"/>
+                <w:sz w:val="22"/>
+                <w:szCs w:val="22"/>
+                <w:rtl w:val="true"/>
+                <w:lang w:val="en-US" w:eastAsia="en-US" w:bidi="ar-SA"/>
               </w:rPr>
               <w:t>}</w:t>
             </w:r>
@@ -1331,148 +1613,286 @@
         </w:tc>
         <w:tc>
           <w:tcPr>
-            <w:tcW w:w="994" w:type="dxa"/>
-          </w:tcPr>
-          <w:p>
-            <w:pPr>
-              <w:spacing w:after="0" w:line="240" w:lineRule="auto"/>
-              <w:jc w:val="center"/>
-              <w:rPr>
-                <w:b/>
-                <w:bCs/>
-              </w:rPr>
-            </w:pPr>
+            <w:tcW w:w="995" w:type="dxa"/>
+            <w:tcBorders/>
+          </w:tcPr>
+          <w:p>
+            <w:pPr>
+              <w:pStyle w:val="Normal"/>
+              <w:widowControl/>
+              <w:suppressAutoHyphens w:val="true"/>
+              <w:spacing w:lineRule="auto" w:line="240" w:before="0" w:after="0"/>
+              <w:jc w:val="center"/>
+              <w:rPr>
+                <w:b/>
+                <w:bCs/>
+              </w:rPr>
+            </w:pPr>
+            <w:r>
+              <w:rPr>
+                <w:rFonts w:eastAsia="Calibri" w:cs=""/>
+                <w:b/>
+                <w:bCs/>
+                <w:kern w:val="0"/>
+                <w:sz w:val="22"/>
+                <w:szCs w:val="22"/>
+                <w:rtl w:val="true"/>
+                <w:lang w:val="en-US" w:eastAsia="en-US" w:bidi="ar-SA"/>
+              </w:rPr>
+            </w:r>
           </w:p>
         </w:tc>
         <w:tc>
           <w:tcPr>
             <w:tcW w:w="1081" w:type="dxa"/>
-          </w:tcPr>
-          <w:p>
-            <w:pPr>
-              <w:spacing w:after="0" w:line="240" w:lineRule="auto"/>
-              <w:jc w:val="center"/>
-              <w:rPr>
-                <w:b/>
-                <w:bCs/>
-              </w:rPr>
-            </w:pPr>
+            <w:tcBorders/>
+          </w:tcPr>
+          <w:p>
+            <w:pPr>
+              <w:pStyle w:val="Normal"/>
+              <w:widowControl/>
+              <w:suppressAutoHyphens w:val="true"/>
+              <w:spacing w:lineRule="auto" w:line="240" w:before="0" w:after="0"/>
+              <w:jc w:val="center"/>
+              <w:rPr>
+                <w:b/>
+                <w:bCs/>
+              </w:rPr>
+            </w:pPr>
+            <w:r>
+              <w:rPr>
+                <w:rFonts w:eastAsia="Calibri" w:cs=""/>
+                <w:b/>
+                <w:bCs/>
+                <w:kern w:val="0"/>
+                <w:sz w:val="22"/>
+                <w:szCs w:val="22"/>
+                <w:rtl w:val="true"/>
+                <w:lang w:val="en-US" w:eastAsia="en-US" w:bidi="ar-SA"/>
+              </w:rPr>
+            </w:r>
           </w:p>
         </w:tc>
         <w:tc>
           <w:tcPr>
             <w:tcW w:w="1263" w:type="dxa"/>
-          </w:tcPr>
-          <w:p>
-            <w:pPr>
-              <w:spacing w:after="0" w:line="240" w:lineRule="auto"/>
-              <w:jc w:val="center"/>
-              <w:rPr>
-                <w:b/>
-                <w:bCs/>
-              </w:rPr>
-            </w:pPr>
+            <w:tcBorders/>
+          </w:tcPr>
+          <w:p>
+            <w:pPr>
+              <w:pStyle w:val="Normal"/>
+              <w:widowControl/>
+              <w:suppressAutoHyphens w:val="true"/>
+              <w:spacing w:lineRule="auto" w:line="240" w:before="0" w:after="0"/>
+              <w:jc w:val="center"/>
+              <w:rPr>
+                <w:b/>
+                <w:bCs/>
+              </w:rPr>
+            </w:pPr>
+            <w:r>
+              <w:rPr>
+                <w:rFonts w:eastAsia="Calibri" w:cs=""/>
+                <w:b/>
+                <w:bCs/>
+                <w:kern w:val="0"/>
+                <w:sz w:val="22"/>
+                <w:szCs w:val="22"/>
+                <w:rtl w:val="true"/>
+                <w:lang w:val="en-US" w:eastAsia="en-US" w:bidi="ar-SA"/>
+              </w:rPr>
+            </w:r>
           </w:p>
         </w:tc>
         <w:tc>
           <w:tcPr>
             <w:tcW w:w="1083" w:type="dxa"/>
-          </w:tcPr>
-          <w:p>
-            <w:pPr>
-              <w:spacing w:after="0" w:line="240" w:lineRule="auto"/>
-              <w:jc w:val="center"/>
-              <w:rPr>
-                <w:b/>
-                <w:bCs/>
-              </w:rPr>
-            </w:pPr>
+            <w:tcBorders/>
+          </w:tcPr>
+          <w:p>
+            <w:pPr>
+              <w:pStyle w:val="Normal"/>
+              <w:widowControl/>
+              <w:suppressAutoHyphens w:val="true"/>
+              <w:spacing w:lineRule="auto" w:line="240" w:before="0" w:after="0"/>
+              <w:jc w:val="center"/>
+              <w:rPr>
+                <w:b/>
+                <w:bCs/>
+              </w:rPr>
+            </w:pPr>
+            <w:r>
+              <w:rPr>
+                <w:rFonts w:eastAsia="Calibri" w:cs=""/>
+                <w:b/>
+                <w:bCs/>
+                <w:kern w:val="0"/>
+                <w:sz w:val="22"/>
+                <w:szCs w:val="22"/>
+                <w:rtl w:val="true"/>
+                <w:lang w:val="en-US" w:eastAsia="en-US" w:bidi="ar-SA"/>
+              </w:rPr>
+            </w:r>
           </w:p>
         </w:tc>
         <w:tc>
           <w:tcPr>
             <w:tcW w:w="1112" w:type="dxa"/>
-          </w:tcPr>
-          <w:p>
-            <w:pPr>
-              <w:spacing w:after="0" w:line="240" w:lineRule="auto"/>
-              <w:jc w:val="center"/>
-              <w:rPr>
-                <w:b/>
-                <w:bCs/>
-              </w:rPr>
-            </w:pPr>
-          </w:p>
-        </w:tc>
-        <w:tc>
-          <w:tcPr>
-            <w:tcW w:w="1210" w:type="dxa"/>
-          </w:tcPr>
-          <w:p>
-            <w:pPr>
-              <w:spacing w:after="0" w:line="240" w:lineRule="auto"/>
-              <w:jc w:val="center"/>
-              <w:rPr>
-                <w:b/>
-                <w:bCs/>
-              </w:rPr>
-            </w:pPr>
-          </w:p>
-        </w:tc>
-        <w:tc>
-          <w:tcPr>
-            <w:tcW w:w="1232" w:type="dxa"/>
-          </w:tcPr>
-          <w:p>
-            <w:pPr>
-              <w:spacing w:after="0" w:line="240" w:lineRule="auto"/>
-              <w:jc w:val="center"/>
-              <w:rPr>
-                <w:b/>
-                <w:bCs/>
-              </w:rPr>
-            </w:pPr>
+            <w:tcBorders/>
+          </w:tcPr>
+          <w:p>
+            <w:pPr>
+              <w:pStyle w:val="Normal"/>
+              <w:widowControl/>
+              <w:suppressAutoHyphens w:val="true"/>
+              <w:spacing w:lineRule="auto" w:line="240" w:before="0" w:after="0"/>
+              <w:jc w:val="center"/>
+              <w:rPr>
+                <w:b/>
+                <w:bCs/>
+              </w:rPr>
+            </w:pPr>
+            <w:r>
+              <w:rPr>
+                <w:rFonts w:eastAsia="Calibri" w:cs=""/>
+                <w:b/>
+                <w:bCs/>
+                <w:kern w:val="0"/>
+                <w:sz w:val="22"/>
+                <w:szCs w:val="22"/>
+                <w:rtl w:val="true"/>
+                <w:lang w:val="en-US" w:eastAsia="en-US" w:bidi="ar-SA"/>
+              </w:rPr>
+            </w:r>
+          </w:p>
+        </w:tc>
+        <w:tc>
+          <w:tcPr>
+            <w:tcW w:w="1209" w:type="dxa"/>
+            <w:tcBorders/>
+          </w:tcPr>
+          <w:p>
+            <w:pPr>
+              <w:pStyle w:val="Normal"/>
+              <w:widowControl/>
+              <w:suppressAutoHyphens w:val="true"/>
+              <w:spacing w:lineRule="auto" w:line="240" w:before="0" w:after="0"/>
+              <w:jc w:val="center"/>
+              <w:rPr>
+                <w:b/>
+                <w:bCs/>
+              </w:rPr>
+            </w:pPr>
+            <w:r>
+              <w:rPr>
+                <w:rFonts w:eastAsia="Calibri" w:cs=""/>
+                <w:b/>
+                <w:bCs/>
+                <w:kern w:val="0"/>
+                <w:sz w:val="22"/>
+                <w:szCs w:val="22"/>
+                <w:rtl w:val="true"/>
+                <w:lang w:val="en-US" w:eastAsia="en-US" w:bidi="ar-SA"/>
+              </w:rPr>
+            </w:r>
+          </w:p>
+        </w:tc>
+        <w:tc>
+          <w:tcPr>
+            <w:tcW w:w="1233" w:type="dxa"/>
+            <w:tcBorders/>
+          </w:tcPr>
+          <w:p>
+            <w:pPr>
+              <w:pStyle w:val="Normal"/>
+              <w:widowControl/>
+              <w:suppressAutoHyphens w:val="true"/>
+              <w:spacing w:lineRule="auto" w:line="240" w:before="0" w:after="0"/>
+              <w:jc w:val="center"/>
+              <w:rPr>
+                <w:b/>
+                <w:bCs/>
+              </w:rPr>
+            </w:pPr>
+            <w:r>
+              <w:rPr>
+                <w:rFonts w:eastAsia="Calibri" w:cs=""/>
+                <w:b/>
+                <w:bCs/>
+                <w:kern w:val="0"/>
+                <w:sz w:val="22"/>
+                <w:szCs w:val="22"/>
+                <w:rtl w:val="true"/>
+                <w:lang w:val="en-US" w:eastAsia="en-US" w:bidi="ar-SA"/>
+              </w:rPr>
+            </w:r>
           </w:p>
         </w:tc>
         <w:tc>
           <w:tcPr>
             <w:tcW w:w="1304" w:type="dxa"/>
-          </w:tcPr>
-          <w:p>
-            <w:pPr>
-              <w:spacing w:after="0" w:line="240" w:lineRule="auto"/>
-              <w:jc w:val="center"/>
-              <w:rPr>
-                <w:b/>
-                <w:bCs/>
-              </w:rPr>
-            </w:pPr>
+            <w:tcBorders/>
+          </w:tcPr>
+          <w:p>
+            <w:pPr>
+              <w:pStyle w:val="Normal"/>
+              <w:widowControl/>
+              <w:suppressAutoHyphens w:val="true"/>
+              <w:spacing w:lineRule="auto" w:line="240" w:before="0" w:after="0"/>
+              <w:jc w:val="center"/>
+              <w:rPr>
+                <w:b/>
+                <w:bCs/>
+              </w:rPr>
+            </w:pPr>
+            <w:r>
+              <w:rPr>
+                <w:rFonts w:eastAsia="Calibri" w:cs=""/>
+                <w:b/>
+                <w:bCs/>
+                <w:kern w:val="0"/>
+                <w:sz w:val="22"/>
+                <w:szCs w:val="22"/>
+                <w:rtl w:val="true"/>
+                <w:lang w:val="en-US" w:eastAsia="en-US" w:bidi="ar-SA"/>
+              </w:rPr>
+            </w:r>
           </w:p>
         </w:tc>
       </w:tr>
     </w:tbl>
     <w:p>
       <w:pPr>
-        <w:widowControl w:val="0"/>
+        <w:pStyle w:val="Normal"/>
+        <w:widowControl w:val="false"/>
+        <w:spacing w:before="0" w:after="200"/>
+        <w:rPr/>
       </w:pPr>
+      <w:r>
+        <w:rPr>
+          <w:rtl w:val="true"/>
+        </w:rPr>
+      </w:r>
     </w:p>
     <w:sectPr>
+      <w:type w:val="nextPage"/>
       <w:pgSz w:w="12240" w:h="15840"/>
-      <w:pgMar w:top="900" w:right="1440" w:bottom="720" w:left="1440" w:header="0" w:footer="0" w:gutter="0"/>
-      <w:cols w:space="720"/>
-      <w:formProt w:val="0"/>
-      <w:docGrid w:linePitch="360"/>
+      <w:pgMar w:left="1440" w:right="1440" w:gutter="0" w:header="0" w:top="900" w:footer="0" w:bottom="720"/>
+      <w:pgNumType w:fmt="decimal"/>
+      <w:formProt w:val="false"/>
+      <w:textDirection w:val="lrTb"/>
+      <w:docGrid w:type="default" w:linePitch="360" w:charSpace="0"/>
     </w:sectPr>
   </w:body>
 </w:document>
 </file>
 
 <file path=word/styles.xml><?xml version="1.0" encoding="utf-8"?>
-<w:styles xmlns:mc="http://schemas.openxmlformats.org/markup-compatibility/2006" xmlns:r="http://schemas.openxmlformats.org/officeDocument/2006/relationships" xmlns:w="http://schemas.openxmlformats.org/wordprocessingml/2006/main" xmlns:w14="http://schemas.microsoft.com/office/word/2010/wordml" xmlns:w15="http://schemas.microsoft.com/office/word/2012/wordml" xmlns:w16cex="http://schemas.microsoft.com/office/word/2018/wordml/cex" xmlns:w16cid="http://schemas.microsoft.com/office/word/2016/wordml/cid" xmlns:w16="http://schemas.microsoft.com/office/word/2018/wordml" xmlns:w16du="http://schemas.microsoft.com/office/word/2023/wordml/word16du" xmlns:w16sdtdh="http://schemas.microsoft.com/office/word/2020/wordml/sdtdatahash" xmlns:w16sdtfl="http://schemas.microsoft.com/office/word/2024/wordml/sdtformatlock" xmlns:w16se="http://schemas.microsoft.com/office/word/2015/wordml/symex" mc:Ignorable="w14 w15 w16se w16cid w16 w16cex w16sdtdh w16sdtfl w16du">
+<w:styles xmlns:w="http://schemas.openxmlformats.org/wordprocessingml/2006/main" xmlns:w14="http://schemas.microsoft.com/office/word/2010/wordml" xmlns:mc="http://schemas.openxmlformats.org/markup-compatibility/2006" mc:Ignorable="w14">
   <w:docDefaults>
     <w:rPrDefault>
       <w:rPr>
-        <w:rFonts w:asciiTheme="minorHAnsi" w:eastAsiaTheme="minorHAnsi" w:hAnsiTheme="minorHAnsi" w:cstheme="minorBidi"/>
+        <w:rFonts w:ascii="Calibri" w:hAnsi="Calibri" w:eastAsia="Calibri" w:cs="" w:asciiTheme="minorHAnsi" w:cstheme="minorBidi" w:eastAsiaTheme="minorHAnsi" w:hAnsiTheme="minorHAnsi"/>
         <w:sz w:val="22"/>
         <w:szCs w:val="22"/>
         <w:lang w:val="en-US" w:eastAsia="en-US" w:bidi="ar-SA"/>
@@ -1480,21 +1900,21 @@
     </w:rPrDefault>
     <w:pPrDefault>
       <w:pPr>
-        <w:suppressAutoHyphens/>
+        <w:suppressAutoHyphens w:val="true"/>
       </w:pPr>
     </w:pPrDefault>
   </w:docDefaults>
   <w:latentStyles w:defLockedState="0" w:defUIPriority="99" w:defSemiHidden="0" w:defUnhideWhenUsed="0" w:defQFormat="0" w:count="376">
     <w:lsdException w:name="Normal" w:uiPriority="0" w:qFormat="1"/>
     <w:lsdException w:name="heading 1" w:uiPriority="9" w:qFormat="1"/>
-    <w:lsdException w:name="heading 2" w:semiHidden="1" w:uiPriority="9" w:unhideWhenUsed="1" w:qFormat="1"/>
-    <w:lsdException w:name="heading 3" w:semiHidden="1" w:uiPriority="9" w:unhideWhenUsed="1" w:qFormat="1"/>
-    <w:lsdException w:name="heading 4" w:semiHidden="1" w:uiPriority="9" w:unhideWhenUsed="1" w:qFormat="1"/>
-    <w:lsdException w:name="heading 5" w:semiHidden="1" w:uiPriority="9" w:unhideWhenUsed="1" w:qFormat="1"/>
-    <w:lsdException w:name="heading 6" w:semiHidden="1" w:uiPriority="9" w:unhideWhenUsed="1" w:qFormat="1"/>
-    <w:lsdException w:name="heading 7" w:semiHidden="1" w:uiPriority="9" w:unhideWhenUsed="1" w:qFormat="1"/>
-    <w:lsdException w:name="heading 8" w:semiHidden="1" w:uiPriority="9" w:unhideWhenUsed="1" w:qFormat="1"/>
-    <w:lsdException w:name="heading 9" w:semiHidden="1" w:uiPriority="9" w:unhideWhenUsed="1" w:qFormat="1"/>
+    <w:lsdException w:name="heading 2" w:uiPriority="9" w:semiHidden="1" w:unhideWhenUsed="1" w:qFormat="1"/>
+    <w:lsdException w:name="heading 3" w:uiPriority="9" w:semiHidden="1" w:unhideWhenUsed="1" w:qFormat="1"/>
+    <w:lsdException w:name="heading 4" w:uiPriority="9" w:semiHidden="1" w:unhideWhenUsed="1" w:qFormat="1"/>
+    <w:lsdException w:name="heading 5" w:uiPriority="9" w:semiHidden="1" w:unhideWhenUsed="1" w:qFormat="1"/>
+    <w:lsdException w:name="heading 6" w:uiPriority="9" w:semiHidden="1" w:unhideWhenUsed="1" w:qFormat="1"/>
+    <w:lsdException w:name="heading 7" w:uiPriority="9" w:semiHidden="1" w:unhideWhenUsed="1" w:qFormat="1"/>
+    <w:lsdException w:name="heading 8" w:uiPriority="9" w:semiHidden="1" w:unhideWhenUsed="1" w:qFormat="1"/>
+    <w:lsdException w:name="heading 9" w:uiPriority="9" w:semiHidden="1" w:unhideWhenUsed="1" w:qFormat="1"/>
     <w:lsdException w:name="index 1" w:semiHidden="1" w:unhideWhenUsed="1"/>
     <w:lsdException w:name="index 2" w:semiHidden="1" w:unhideWhenUsed="1"/>
     <w:lsdException w:name="index 3" w:semiHidden="1" w:unhideWhenUsed="1"/>
@@ -1504,22 +1924,22 @@
     <w:lsdException w:name="index 7" w:semiHidden="1" w:unhideWhenUsed="1"/>
     <w:lsdException w:name="index 8" w:semiHidden="1" w:unhideWhenUsed="1"/>
     <w:lsdException w:name="index 9" w:semiHidden="1" w:unhideWhenUsed="1"/>
-    <w:lsdException w:name="toc 1" w:semiHidden="1" w:uiPriority="39" w:unhideWhenUsed="1"/>
-    <w:lsdException w:name="toc 2" w:semiHidden="1" w:uiPriority="39" w:unhideWhenUsed="1"/>
-    <w:lsdException w:name="toc 3" w:semiHidden="1" w:uiPriority="39" w:unhideWhenUsed="1"/>
-    <w:lsdException w:name="toc 4" w:semiHidden="1" w:uiPriority="39" w:unhideWhenUsed="1"/>
-    <w:lsdException w:name="toc 5" w:semiHidden="1" w:uiPriority="39" w:unhideWhenUsed="1"/>
-    <w:lsdException w:name="toc 6" w:semiHidden="1" w:uiPriority="39" w:unhideWhenUsed="1"/>
-    <w:lsdException w:name="toc 7" w:semiHidden="1" w:uiPriority="39" w:unhideWhenUsed="1"/>
-    <w:lsdException w:name="toc 8" w:semiHidden="1" w:uiPriority="39" w:unhideWhenUsed="1"/>
-    <w:lsdException w:name="toc 9" w:semiHidden="1" w:uiPriority="39" w:unhideWhenUsed="1"/>
+    <w:lsdException w:name="toc 1" w:uiPriority="39" w:semiHidden="1" w:unhideWhenUsed="1"/>
+    <w:lsdException w:name="toc 2" w:uiPriority="39" w:semiHidden="1" w:unhideWhenUsed="1"/>
+    <w:lsdException w:name="toc 3" w:uiPriority="39" w:semiHidden="1" w:unhideWhenUsed="1"/>
+    <w:lsdException w:name="toc 4" w:uiPriority="39" w:semiHidden="1" w:unhideWhenUsed="1"/>
+    <w:lsdException w:name="toc 5" w:uiPriority="39" w:semiHidden="1" w:unhideWhenUsed="1"/>
+    <w:lsdException w:name="toc 6" w:uiPriority="39" w:semiHidden="1" w:unhideWhenUsed="1"/>
+    <w:lsdException w:name="toc 7" w:uiPriority="39" w:semiHidden="1" w:unhideWhenUsed="1"/>
+    <w:lsdException w:name="toc 8" w:uiPriority="39" w:semiHidden="1" w:unhideWhenUsed="1"/>
+    <w:lsdException w:name="toc 9" w:uiPriority="39" w:semiHidden="1" w:unhideWhenUsed="1"/>
     <w:lsdException w:name="Normal Indent" w:semiHidden="1" w:unhideWhenUsed="1"/>
     <w:lsdException w:name="footnote text" w:semiHidden="1" w:unhideWhenUsed="1"/>
     <w:lsdException w:name="annotation text" w:semiHidden="1" w:unhideWhenUsed="1"/>
     <w:lsdException w:name="header" w:semiHidden="1" w:unhideWhenUsed="1"/>
     <w:lsdException w:name="footer" w:semiHidden="1" w:unhideWhenUsed="1"/>
     <w:lsdException w:name="index heading" w:semiHidden="1" w:unhideWhenUsed="1"/>
-    <w:lsdException w:name="caption" w:semiHidden="1" w:uiPriority="35" w:unhideWhenUsed="1" w:qFormat="1"/>
+    <w:lsdException w:name="caption" w:uiPriority="35" w:semiHidden="1" w:unhideWhenUsed="1" w:qFormat="1"/>
     <w:lsdException w:name="table of figures" w:semiHidden="1" w:unhideWhenUsed="1"/>
     <w:lsdException w:name="envelope address" w:semiHidden="1" w:unhideWhenUsed="1"/>
     <w:lsdException w:name="envelope return" w:semiHidden="1" w:unhideWhenUsed="1"/>
@@ -1550,7 +1970,7 @@
     <w:lsdException w:name="Title" w:uiPriority="10" w:qFormat="1"/>
     <w:lsdException w:name="Closing" w:semiHidden="1" w:unhideWhenUsed="1"/>
     <w:lsdException w:name="Signature" w:semiHidden="1" w:unhideWhenUsed="1"/>
-    <w:lsdException w:name="Default Paragraph Font" w:semiHidden="1" w:uiPriority="1" w:unhideWhenUsed="1"/>
+    <w:lsdException w:name="Default Paragraph Font" w:uiPriority="1" w:semiHidden="1" w:unhideWhenUsed="1"/>
     <w:lsdException w:name="Body Text" w:semiHidden="1" w:unhideWhenUsed="1"/>
     <w:lsdException w:name="Body Text Indent" w:semiHidden="1" w:unhideWhenUsed="1"/>
     <w:lsdException w:name="List Continue" w:semiHidden="1" w:unhideWhenUsed="1"/>
@@ -1750,8 +2170,8 @@
     <w:lsdException w:name="Subtle Reference" w:uiPriority="31" w:qFormat="1"/>
     <w:lsdException w:name="Intense Reference" w:uiPriority="32" w:qFormat="1"/>
     <w:lsdException w:name="Book Title" w:uiPriority="33" w:qFormat="1"/>
-    <w:lsdException w:name="Bibliography" w:semiHidden="1" w:uiPriority="37" w:unhideWhenUsed="1"/>
-    <w:lsdException w:name="TOC Heading" w:semiHidden="1" w:uiPriority="39" w:unhideWhenUsed="1" w:qFormat="1"/>
+    <w:lsdException w:name="Bibliography" w:uiPriority="37" w:semiHidden="1" w:unhideWhenUsed="1"/>
+    <w:lsdException w:name="TOC Heading" w:uiPriority="39" w:semiHidden="1" w:unhideWhenUsed="1" w:qFormat="1"/>
     <w:lsdException w:name="Plain Table 1" w:uiPriority="41"/>
     <w:lsdException w:name="Plain Table 2" w:uiPriority="42"/>
     <w:lsdException w:name="Plain Table 3" w:uiPriority="43"/>
@@ -1862,67 +2282,59 @@
     <w:lsdException w:name="Unresolved Mention" w:semiHidden="1" w:unhideWhenUsed="1"/>
     <w:lsdException w:name="Smart Link" w:semiHidden="1" w:unhideWhenUsed="1"/>
   </w:latentStyles>
-  <w:style w:type="paragraph" w:default="1" w:styleId="Normal">
+  <w:style w:type="paragraph" w:styleId="Normal" w:default="1">
     <w:name w:val="Normal"/>
     <w:qFormat/>
-    <w:rsid w:val="00DE562F"/>
+    <w:rsid w:val="00de562f"/>
     <w:pPr>
-      <w:bidi/>
-      <w:spacing w:after="200" w:line="276" w:lineRule="auto"/>
+      <w:widowControl/>
+      <w:suppressAutoHyphens w:val="true"/>
+      <w:bidi w:val="1"/>
+      <w:spacing w:lineRule="auto" w:line="276" w:before="0" w:after="200"/>
+      <w:jc w:val="start"/>
     </w:pPr>
+    <w:rPr>
+      <w:rFonts w:ascii="Calibri" w:hAnsi="Calibri" w:eastAsia="Calibri" w:cs="" w:asciiTheme="minorHAnsi" w:cstheme="minorBidi" w:eastAsiaTheme="minorHAnsi" w:hAnsiTheme="minorHAnsi"/>
+      <w:color w:val="auto"/>
+      <w:kern w:val="0"/>
+      <w:sz w:val="22"/>
+      <w:szCs w:val="22"/>
+      <w:lang w:val="en-US" w:eastAsia="en-US" w:bidi="ar-SA"/>
+    </w:rPr>
   </w:style>
-  <w:style w:type="character" w:default="1" w:styleId="DefaultParagraphFont">
+  <w:style w:type="character" w:styleId="DefaultParagraphFont" w:default="1">
     <w:name w:val="Default Paragraph Font"/>
     <w:uiPriority w:val="1"/>
     <w:semiHidden/>
     <w:unhideWhenUsed/>
+    <w:qFormat/>
+    <w:rPr/>
   </w:style>
-  <w:style w:type="table" w:default="1" w:styleId="TableNormal">
-    <w:name w:val="Normal Table"/>
-    <w:uiPriority w:val="99"/>
-    <w:semiHidden/>
-    <w:unhideWhenUsed/>
-    <w:tblPr>
-      <w:tblInd w:w="0" w:type="dxa"/>
-      <w:tblCellMar>
-        <w:top w:w="0" w:type="dxa"/>
-        <w:left w:w="108" w:type="dxa"/>
-        <w:bottom w:w="0" w:type="dxa"/>
-        <w:right w:w="108" w:type="dxa"/>
-      </w:tblCellMar>
-    </w:tblPr>
-  </w:style>
-  <w:style w:type="numbering" w:default="1" w:styleId="NoList">
-    <w:name w:val="No List"/>
-    <w:uiPriority w:val="99"/>
-    <w:semiHidden/>
-    <w:unhideWhenUsed/>
-  </w:style>
-  <w:style w:type="character" w:customStyle="1" w:styleId="BalloonTextChar">
+  <w:style w:type="character" w:styleId="BalloonTextChar" w:customStyle="1">
     <w:name w:val="Balloon Text Char"/>
     <w:basedOn w:val="DefaultParagraphFont"/>
     <w:link w:val="BalloonText"/>
     <w:uiPriority w:val="99"/>
     <w:semiHidden/>
     <w:qFormat/>
-    <w:rsid w:val="00DE562F"/>
+    <w:rsid w:val="00de562f"/>
     <w:rPr>
       <w:rFonts w:ascii="Tahoma" w:hAnsi="Tahoma" w:cs="Tahoma"/>
       <w:sz w:val="16"/>
       <w:szCs w:val="16"/>
     </w:rPr>
   </w:style>
-  <w:style w:type="paragraph" w:customStyle="1" w:styleId="Heading">
+  <w:style w:type="paragraph" w:styleId="Heading" w:customStyle="1">
     <w:name w:val="Heading"/>
     <w:basedOn w:val="Normal"/>
     <w:next w:val="BodyText"/>
     <w:qFormat/>
     <w:pPr>
-      <w:keepNext/>
+      <w:keepNext w:val="true"/>
       <w:spacing w:before="240" w:after="120"/>
     </w:pPr>
     <w:rPr>
-      <w:rFonts w:ascii="Liberation Sans" w:eastAsia="Microsoft YaHei" w:hAnsi="Liberation Sans" w:cs="Lucida Sans"/>
+      <w:rFonts w:ascii="Liberation Sans" w:hAnsi="Liberation Sans" w:eastAsia="Microsoft YaHei" w:cs="Lucida Sans"/>
       <w:sz w:val="28"/>
       <w:szCs w:val="28"/>
     </w:rPr>
@@ -1931,12 +2343,14 @@
     <w:name w:val="Body Text"/>
     <w:basedOn w:val="Normal"/>
     <w:pPr>
-      <w:spacing w:after="140"/>
+      <w:spacing w:before="0" w:after="140"/>
     </w:pPr>
+    <w:rPr/>
   </w:style>
   <w:style w:type="paragraph" w:styleId="List">
     <w:name w:val="List"/>
     <w:basedOn w:val="BodyText"/>
+    <w:pPr/>
     <w:rPr>
       <w:rFonts w:cs="Lucida Sans"/>
     </w:rPr>
@@ -1957,7 +2371,7 @@
       <w:szCs w:val="24"/>
     </w:rPr>
   </w:style>
-  <w:style w:type="paragraph" w:customStyle="1" w:styleId="Index">
+  <w:style w:type="paragraph" w:styleId="Index" w:customStyle="1">
     <w:name w:val="Index"/>
     <w:basedOn w:val="Normal"/>
     <w:qFormat/>
@@ -1976,9 +2390,9 @@
     <w:semiHidden/>
     <w:unhideWhenUsed/>
     <w:qFormat/>
-    <w:rsid w:val="00DE562F"/>
+    <w:rsid w:val="00de562f"/>
     <w:pPr>
-      <w:spacing w:after="0" w:line="240" w:lineRule="auto"/>
+      <w:spacing w:lineRule="auto" w:line="240" w:before="0" w:after="0"/>
     </w:pPr>
     <w:rPr>
       <w:rFonts w:ascii="Tahoma" w:hAnsi="Tahoma" w:cs="Tahoma"/>
@@ -1986,19 +2400,40 @@
       <w:szCs w:val="16"/>
     </w:rPr>
   </w:style>
+  <w:style w:type="numbering" w:styleId="NoList" w:default="1">
+    <w:name w:val="No List"/>
+    <w:uiPriority w:val="99"/>
+    <w:semiHidden/>
+    <w:unhideWhenUsed/>
+    <w:qFormat/>
+  </w:style>
+  <w:style w:type="table" w:default="1" w:styleId="TableNormal">
+    <w:name w:val="Normal Table"/>
+    <w:uiPriority w:val="99"/>
+    <w:semiHidden/>
+    <w:unhideWhenUsed/>
+    <w:tblPr>
+      <w:tblCellMar>
+        <w:top w:w="0" w:type="dxa"/>
+        <w:left w:w="108" w:type="dxa"/>
+        <w:bottom w:w="0" w:type="dxa"/>
+        <w:right w:w="108" w:type="dxa"/>
+      </w:tblCellMar>
+    </w:tblPr>
+  </w:style>
   <w:style w:type="table" w:styleId="TableGrid">
     <w:name w:val="Table Grid"/>
     <w:basedOn w:val="TableNormal"/>
     <w:uiPriority w:val="59"/>
-    <w:rsid w:val="00DE562F"/>
+    <w:rsid w:val="00de562f"/>
     <w:tblPr>
       <w:tblBorders>
-        <w:top w:val="single" w:sz="4" w:space="0" w:color="auto"/>
-        <w:left w:val="single" w:sz="4" w:space="0" w:color="auto"/>
-        <w:bottom w:val="single" w:sz="4" w:space="0" w:color="auto"/>
-        <w:right w:val="single" w:sz="4" w:space="0" w:color="auto"/>
-        <w:insideH w:val="single" w:sz="4" w:space="0" w:color="auto"/>
-        <w:insideV w:val="single" w:sz="4" w:space="0" w:color="auto"/>
+        <w:top w:val="single" w:color="auto" w:sz="4" w:space="0"/>
+        <w:left w:val="single" w:color="auto" w:sz="4" w:space="0"/>
+        <w:bottom w:val="single" w:color="auto" w:sz="4" w:space="0"/>
+        <w:right w:val="single" w:color="auto" w:sz="4" w:space="0"/>
+        <w:insideH w:val="single" w:color="auto" w:sz="4" w:space="0"/>
+        <w:insideV w:val="single" w:color="auto" w:sz="4" w:space="0"/>
       </w:tblBorders>
     </w:tblPr>
   </w:style>
@@ -2006,7 +2441,7 @@
 </file>
 
 <file path=word/theme/theme1.xml><?xml version="1.0" encoding="utf-8"?>
-<a:theme xmlns:a="http://schemas.openxmlformats.org/drawingml/2006/main" name="Office Theme">
+<a:theme xmlns:a="http://schemas.openxmlformats.org/drawingml/2006/main" xmlns:r="http://schemas.openxmlformats.org/officeDocument/2006/relationships" name="Office Theme">
   <a:themeElements>
     <a:clrScheme name="Office">
       <a:dk1>
@@ -2048,12 +2483,12 @@
     </a:clrScheme>
     <a:fontScheme name="Office">
       <a:majorFont>
-        <a:latin typeface="Cambria"/>
+        <a:latin typeface="Cambria" pitchFamily="0" charset="1"/>
         <a:ea typeface=""/>
         <a:cs typeface=""/>
       </a:majorFont>
       <a:minorFont>
-        <a:latin typeface="Calibri"/>
+        <a:latin typeface="Calibri" pitchFamily="0" charset="1"/>
         <a:ea typeface=""/>
         <a:cs typeface=""/>
       </a:minorFont>
@@ -2082,7 +2517,7 @@
             </a:gs>
           </a:gsLst>
           <a:lin ang="16200000" scaled="1"/>
-          <a:tileRect/>
+          <a:tileRect l="0" t="0" r="0" b="0"/>
         </a:gradFill>
         <a:gradFill>
           <a:gsLst>
@@ -2103,7 +2538,7 @@
             </a:gs>
           </a:gsLst>
           <a:lin ang="16200000" scaled="0"/>
-          <a:tileRect/>
+          <a:tileRect l="0" t="0" r="0" b="0"/>
         </a:gradFill>
       </a:fillStyleLst>
       <a:lnStyleLst>
@@ -2154,7 +2589,7 @@
           <a:path path="circle">
             <a:fillToRect l="50000" t="-80000" r="50000" b="180000"/>
           </a:path>
-          <a:tileRect/>
+          <a:tileRect l="0" t="0" r="0" b="0"/>
         </a:gradFill>
         <a:gradFill>
           <a:gsLst>
@@ -2172,13 +2607,11 @@
           <a:path path="circle">
             <a:fillToRect l="50000" t="50000" r="50000" b="50000"/>
           </a:path>
-          <a:tileRect/>
+          <a:tileRect l="0" t="0" r="0" b="0"/>
         </a:gradFill>
       </a:bgFillStyleLst>
     </a:fmtScheme>
   </a:themeElements>
-  <a:objectDefaults/>
-  <a:extraClrSchemeLst/>
 </a:theme>
 </file>
 
